--- a/lessons/8-3/downloads/8-3-notes.docx
+++ b/lessons/8-3/downloads/8-3-notes.docx
@@ -401,6 +401,232 @@
           <w:szCs w:val="19"/>
         </w:rPr>
         <w:t xml:space="preserve">Low variability (MAD = 1): very consistent. High variability (MAD = 8): very spread out</w:t>
+      </w:r>
+    </w:p>
+    <w:p>
+      <w:pPr>
+        <w:pStyle w:val="Heading2"/>
+        <w:pBdr>
+          <w:left w:val="single" w:color="1FA6A2" w:sz="18" w:space="8"/>
+        </w:pBdr>
+        <w:spacing w:after="100" w:before="200"/>
+      </w:pPr>
+      <w:r>
+        <w:rPr>
+          <w:b/>
+          <w:bCs/>
+          <w:color w:val="1FA6A2"/>
+          <w:sz w:val="26"/>
+          <w:szCs w:val="26"/>
+        </w:rPr>
+        <w:t xml:space="preserve">Turn &amp; Talk — Discussion Points  (Level 1 support · Level 2)</w:t>
+      </w:r>
+    </w:p>
+    <w:p>
+      <w:pPr>
+        <w:spacing w:after="60"/>
+      </w:pPr>
+      <w:r>
+        <w:rPr>
+          <w:i/>
+          <w:iCs/>
+          <w:color w:val="5F6F80"/>
+          <w:sz w:val="19"/>
+          <w:szCs w:val="19"/>
+        </w:rPr>
+        <w:t xml:space="preserve">Talk with a partner. Use the Level 1 stems if you need help getting started; try the Level 2 question when you are ready for more.</w:t>
+      </w:r>
+    </w:p>
+    <w:p>
+      <w:pPr>
+        <w:spacing w:after="60"/>
+      </w:pPr>
+      <w:r>
+        <w:rPr>
+          <w:b/>
+          <w:bCs/>
+          <w:color w:val="12355B"/>
+          <w:sz w:val="21"/>
+          <w:szCs w:val="21"/>
+        </w:rPr>
+        <w:t xml:space="preserve">1. [Explore] </w:t>
+      </w:r>
+      <w:r>
+        <w:rPr>
+          <w:b/>
+          <w:bCs/>
+          <w:sz w:val="21"/>
+          <w:szCs w:val="21"/>
+        </w:rPr>
+        <w:t xml:space="preserve">What does the mean absolute deviation tell you about the data?</w:t>
+      </w:r>
+    </w:p>
+    <w:p>
+      <w:pPr>
+        <w:spacing w:after="60"/>
+      </w:pPr>
+      <w:r>
+        <w:rPr>
+          <w:sz w:val="21"/>
+          <w:szCs w:val="21"/>
+        </w:rPr>
+        <w:t xml:space="preserve">The MAD shows ___.</w:t>
+      </w:r>
+      <w:r>
+        <w:rPr>
+          <w:i/>
+          <w:iCs/>
+          <w:color w:val="5F6F80"/>
+          <w:sz w:val="19"/>
+          <w:szCs w:val="19"/>
+        </w:rPr>
+        <w:br/>
+        <w:t xml:space="preserve">
+La DMA muestra ___.</w:t>
+      </w:r>
+    </w:p>
+    <w:p>
+      <w:pPr>
+        <w:spacing w:after="60"/>
+      </w:pPr>
+      <w:r>
+        <w:rPr>
+          <w:sz w:val="21"/>
+          <w:szCs w:val="21"/>
+        </w:rPr>
+        <w:t xml:space="preserve">The data is spread out because ___.</w:t>
+      </w:r>
+      <w:r>
+        <w:rPr>
+          <w:i/>
+          <w:iCs/>
+          <w:color w:val="5F6F80"/>
+          <w:sz w:val="19"/>
+          <w:szCs w:val="19"/>
+        </w:rPr>
+        <w:br/>
+        <w:t xml:space="preserve">
+Los datos están dispersos porque ___.</w:t>
+      </w:r>
+    </w:p>
+    <w:p>
+      <w:pPr>
+        <w:spacing w:after="60"/>
+      </w:pPr>
+      <w:r>
+        <w:rPr>
+          <w:sz w:val="21"/>
+          <w:szCs w:val="21"/>
+        </w:rPr>
+        <w:t xml:space="preserve">This matters when ___.</w:t>
+      </w:r>
+      <w:r>
+        <w:rPr>
+          <w:i/>
+          <w:iCs/>
+          <w:color w:val="5F6F80"/>
+          <w:sz w:val="19"/>
+          <w:szCs w:val="19"/>
+        </w:rPr>
+        <w:br/>
+        <w:t xml:space="preserve">
+Esto importa cuando ___.</w:t>
+      </w:r>
+    </w:p>
+    <w:p>
+      <w:pPr>
+        <w:spacing w:after="60"/>
+      </w:pPr>
+      <w:r>
+        <w:rPr>
+          <w:b/>
+          <w:bCs/>
+          <w:color w:val="12355B"/>
+          <w:sz w:val="21"/>
+          <w:szCs w:val="21"/>
+        </w:rPr>
+        <w:t xml:space="preserve">2. [Connect] </w:t>
+      </w:r>
+      <w:r>
+        <w:rPr>
+          <w:b/>
+          <w:bCs/>
+          <w:sz w:val="21"/>
+          <w:szCs w:val="21"/>
+        </w:rPr>
+        <w:t xml:space="preserve">When is it useful to know how spread out data is?</w:t>
+      </w:r>
+    </w:p>
+    <w:p>
+      <w:pPr>
+        <w:spacing w:after="60"/>
+      </w:pPr>
+      <w:r>
+        <w:rPr>
+          <w:sz w:val="21"/>
+          <w:szCs w:val="21"/>
+        </w:rPr>
+        <w:t xml:space="preserve">The MAD shows ___.</w:t>
+      </w:r>
+      <w:r>
+        <w:rPr>
+          <w:i/>
+          <w:iCs/>
+          <w:color w:val="5F6F80"/>
+          <w:sz w:val="19"/>
+          <w:szCs w:val="19"/>
+        </w:rPr>
+        <w:br/>
+        <w:t xml:space="preserve">
+La DMA muestra ___.</w:t>
+      </w:r>
+    </w:p>
+    <w:p>
+      <w:pPr>
+        <w:spacing w:after="60"/>
+      </w:pPr>
+      <w:r>
+        <w:rPr>
+          <w:sz w:val="21"/>
+          <w:szCs w:val="21"/>
+        </w:rPr>
+        <w:t xml:space="preserve">The data is spread out because ___.</w:t>
+      </w:r>
+      <w:r>
+        <w:rPr>
+          <w:i/>
+          <w:iCs/>
+          <w:color w:val="5F6F80"/>
+          <w:sz w:val="19"/>
+          <w:szCs w:val="19"/>
+        </w:rPr>
+        <w:br/>
+        <w:t xml:space="preserve">
+Los datos están dispersos porque ___.</w:t>
+      </w:r>
+    </w:p>
+    <w:p>
+      <w:pPr>
+        <w:spacing w:after="60"/>
+      </w:pPr>
+      <w:r>
+        <w:rPr>
+          <w:sz w:val="21"/>
+          <w:szCs w:val="21"/>
+        </w:rPr>
+        <w:t xml:space="preserve">This matters when ___.</w:t>
+      </w:r>
+      <w:r>
+        <w:rPr>
+          <w:i/>
+          <w:iCs/>
+          <w:color w:val="5F6F80"/>
+          <w:sz w:val="19"/>
+          <w:szCs w:val="19"/>
+        </w:rPr>
+        <w:br/>
+        <w:t xml:space="preserve">
+Esto importa cuando ___.</w:t>
       </w:r>
     </w:p>
     <w:p>

--- a/lessons/8-3/downloads/8-3-notes.docx
+++ b/lessons/8-3/downloads/8-3-notes.docx
@@ -449,28 +449,50 @@
           <w:sz w:val="21"/>
           <w:szCs w:val="21"/>
         </w:rPr>
-        <w:t xml:space="preserve">1. [Explore] </w:t>
-      </w:r>
-      <w:r>
-        <w:rPr>
-          <w:b/>
-          <w:bCs/>
-          <w:sz w:val="21"/>
-          <w:szCs w:val="21"/>
-        </w:rPr>
-        <w:t xml:space="preserve">What does the mean absolute deviation tell you about the data?</w:t>
-      </w:r>
-    </w:p>
-    <w:p>
-      <w:pPr>
-        <w:spacing w:after="60"/>
-      </w:pPr>
-      <w:r>
-        <w:rPr>
-          <w:sz w:val="21"/>
-          <w:szCs w:val="21"/>
-        </w:rPr>
-        <w:t xml:space="preserve">The MAD shows ___.</w:t>
+        <w:t xml:space="preserve">1. [Launch] </w:t>
+      </w:r>
+      <w:r>
+        <w:rPr>
+          <w:b/>
+          <w:bCs/>
+          <w:sz w:val="21"/>
+          <w:szCs w:val="21"/>
+        </w:rPr>
+        <w:t xml:space="preserve">Player A scored 18, 22, 20, 24, 16 and Player B scored 10, 30, 25, 12, 23. Both average 20. Which player would you count on to score close to 20 every night, and why?</w:t>
+      </w:r>
+    </w:p>
+    <w:p>
+      <w:pPr>
+        <w:spacing w:after="60"/>
+      </w:pPr>
+      <w:r>
+        <w:rPr>
+          <w:b/>
+          <w:bCs/>
+          <w:color w:val="1FA6A2"/>
+          <w:sz w:val="20"/>
+          <w:szCs w:val="20"/>
+        </w:rPr>
+        <w:t xml:space="preserve">Level 1 — Start here: </w:t>
+      </w:r>
+      <w:r>
+        <w:rPr>
+          <w:sz w:val="20"/>
+          <w:szCs w:val="20"/>
+        </w:rPr>
+        <w:t xml:space="preserve">Two data sets can share a mean but differ in how spread out they are.</w:t>
+      </w:r>
+    </w:p>
+    <w:p>
+      <w:pPr>
+        <w:spacing w:after="60"/>
+      </w:pPr>
+      <w:r>
+        <w:rPr>
+          <w:sz w:val="21"/>
+          <w:szCs w:val="21"/>
+        </w:rPr>
+        <w:t xml:space="preserve">I would count on Player ___ because their scores are ___.</w:t>
       </w:r>
       <w:r>
         <w:rPr>
@@ -482,19 +504,19 @@
         </w:rPr>
         <w:br/>
         <w:t xml:space="preserve">
-La DMA muestra ___.</w:t>
-      </w:r>
-    </w:p>
-    <w:p>
-      <w:pPr>
-        <w:spacing w:after="60"/>
-      </w:pPr>
-      <w:r>
-        <w:rPr>
-          <w:sz w:val="21"/>
-          <w:szCs w:val="21"/>
-        </w:rPr>
-        <w:t xml:space="preserve">The data is spread out because ___.</w:t>
+Contaría con el Jugador ___ porque sus puntajes están ___.</w:t>
+      </w:r>
+    </w:p>
+    <w:p>
+      <w:pPr>
+        <w:spacing w:after="60"/>
+      </w:pPr>
+      <w:r>
+        <w:rPr>
+          <w:sz w:val="21"/>
+          <w:szCs w:val="21"/>
+        </w:rPr>
+        <w:t xml:space="preserve">Even with the same mean, the players differ in ___.</w:t>
       </w:r>
       <w:r>
         <w:rPr>
@@ -506,19 +528,161 @@
         </w:rPr>
         <w:br/>
         <w:t xml:space="preserve">
-Los datos están dispersos porque ___.</w:t>
-      </w:r>
-    </w:p>
-    <w:p>
-      <w:pPr>
-        <w:spacing w:after="60"/>
-      </w:pPr>
-      <w:r>
-        <w:rPr>
-          <w:sz w:val="21"/>
-          <w:szCs w:val="21"/>
-        </w:rPr>
-        <w:t xml:space="preserve">This matters when ___.</w:t>
+Aunque tengan la misma media, los jugadores difieren en ___.</w:t>
+      </w:r>
+    </w:p>
+    <w:p>
+      <w:pPr>
+        <w:spacing w:after="60"/>
+      </w:pPr>
+      <w:r>
+        <w:rPr>
+          <w:b/>
+          <w:bCs/>
+          <w:color w:val="12355B"/>
+          <w:sz w:val="20"/>
+          <w:szCs w:val="20"/>
+        </w:rPr>
+        <w:t xml:space="preserve">Word bank: </w:t>
+      </w:r>
+      <w:r>
+        <w:rPr>
+          <w:color w:val="1FA6A2"/>
+          <w:sz w:val="20"/>
+          <w:szCs w:val="20"/>
+        </w:rPr>
+        <w:t xml:space="preserve">mean absolute deviation, deviation, spread, consistent, mean</w:t>
+      </w:r>
+    </w:p>
+    <w:p>
+      <w:pPr>
+        <w:spacing w:after="60"/>
+      </w:pPr>
+      <w:r>
+        <w:rPr>
+          <w:b/>
+          <w:bCs/>
+          <w:color w:val="12355B"/>
+          <w:sz w:val="19"/>
+          <w:szCs w:val="19"/>
+        </w:rPr>
+        <w:t xml:space="preserve">Listen for: </w:t>
+      </w:r>
+      <w:r>
+        <w:rPr>
+          <w:i/>
+          <w:iCs/>
+          <w:color w:val="5F6F80"/>
+          <w:sz w:val="19"/>
+          <w:szCs w:val="19"/>
+        </w:rPr>
+        <w:t xml:space="preserve">Students choose Player A as more consistent and recognize that equal means hide different spreads.</w:t>
+      </w:r>
+    </w:p>
+    <w:p>
+      <w:pPr>
+        <w:spacing w:after="60"/>
+      </w:pPr>
+      <w:r>
+        <w:rPr>
+          <w:b/>
+          <w:bCs/>
+          <w:color w:val="9A6B12"/>
+          <w:sz w:val="20"/>
+          <w:szCs w:val="20"/>
+        </w:rPr>
+        <w:t xml:space="preserve">Level 2: </w:t>
+      </w:r>
+      <w:r>
+        <w:rPr>
+          <w:sz w:val="20"/>
+          <w:szCs w:val="20"/>
+        </w:rPr>
+        <w:t xml:space="preserve">Predict: which player will have the larger MAD, and what does a larger MAD say about consistency?</w:t>
+      </w:r>
+    </w:p>
+    <w:p>
+      <w:pPr>
+        <w:spacing w:after="60"/>
+        <w:ind w:left="360"/>
+      </w:pPr>
+      <w:r>
+        <w:rPr>
+          <w:sz w:val="20"/>
+          <w:szCs w:val="20"/>
+        </w:rPr>
+        <w:t xml:space="preserve">• Player ___ will have the larger MAD because ___.</w:t>
+      </w:r>
+    </w:p>
+    <w:p>
+      <w:pPr>
+        <w:spacing w:after="60"/>
+        <w:ind w:left="360"/>
+      </w:pPr>
+      <w:r>
+        <w:rPr>
+          <w:sz w:val="20"/>
+          <w:szCs w:val="20"/>
+        </w:rPr>
+        <w:t xml:space="preserve">• A larger MAD means the scores are ___, so the player is ___.</w:t>
+      </w:r>
+    </w:p>
+    <w:p>
+      <w:pPr>
+        <w:spacing w:after="60"/>
+      </w:pPr>
+      <w:r>
+        <w:rPr>
+          <w:b/>
+          <w:bCs/>
+          <w:color w:val="12355B"/>
+          <w:sz w:val="21"/>
+          <w:szCs w:val="21"/>
+        </w:rPr>
+        <w:t xml:space="preserve">2. [Explore] </w:t>
+      </w:r>
+      <w:r>
+        <w:rPr>
+          <w:b/>
+          <w:bCs/>
+          <w:sz w:val="21"/>
+          <w:szCs w:val="21"/>
+        </w:rPr>
+        <w:t xml:space="preserve">To find the MAD for Player A (18, 22, 20, 24, 16, mean 20), why do we take the ABSOLUTE VALUE of each deviation before averaging?</w:t>
+      </w:r>
+    </w:p>
+    <w:p>
+      <w:pPr>
+        <w:spacing w:after="60"/>
+      </w:pPr>
+      <w:r>
+        <w:rPr>
+          <w:b/>
+          <w:bCs/>
+          <w:color w:val="1FA6A2"/>
+          <w:sz w:val="20"/>
+          <w:szCs w:val="20"/>
+        </w:rPr>
+        <w:t xml:space="preserve">Level 1 — Start here: </w:t>
+      </w:r>
+      <w:r>
+        <w:rPr>
+          <w:sz w:val="20"/>
+          <w:szCs w:val="20"/>
+        </w:rPr>
+        <w:t xml:space="preserve">Absolute value makes every distance from the mean positive so they don't cancel out.</w:t>
+      </w:r>
+    </w:p>
+    <w:p>
+      <w:pPr>
+        <w:spacing w:after="60"/>
+      </w:pPr>
+      <w:r>
+        <w:rPr>
+          <w:sz w:val="21"/>
+          <w:szCs w:val="21"/>
+        </w:rPr>
+        <w:t xml:space="preserve">We use absolute value so the deviations are all ___.</w:t>
       </w:r>
       <w:r>
         <w:rPr>
@@ -530,43 +694,19 @@
         </w:rPr>
         <w:br/>
         <w:t xml:space="preserve">
-Esto importa cuando ___.</w:t>
-      </w:r>
-    </w:p>
-    <w:p>
-      <w:pPr>
-        <w:spacing w:after="60"/>
-      </w:pPr>
-      <w:r>
-        <w:rPr>
-          <w:b/>
-          <w:bCs/>
-          <w:color w:val="12355B"/>
-          <w:sz w:val="21"/>
-          <w:szCs w:val="21"/>
-        </w:rPr>
-        <w:t xml:space="preserve">2. [Connect] </w:t>
-      </w:r>
-      <w:r>
-        <w:rPr>
-          <w:b/>
-          <w:bCs/>
-          <w:sz w:val="21"/>
-          <w:szCs w:val="21"/>
-        </w:rPr>
-        <w:t xml:space="preserve">When is it useful to know how spread out data is?</w:t>
-      </w:r>
-    </w:p>
-    <w:p>
-      <w:pPr>
-        <w:spacing w:after="60"/>
-      </w:pPr>
-      <w:r>
-        <w:rPr>
-          <w:sz w:val="21"/>
-          <w:szCs w:val="21"/>
-        </w:rPr>
-        <w:t xml:space="preserve">The MAD shows ___.</w:t>
+Usamos el valor absoluto para que las desviaciones sean todas ___.</w:t>
+      </w:r>
+    </w:p>
+    <w:p>
+      <w:pPr>
+        <w:spacing w:after="60"/>
+      </w:pPr>
+      <w:r>
+        <w:rPr>
+          <w:sz w:val="21"/>
+          <w:szCs w:val="21"/>
+        </w:rPr>
+        <w:t xml:space="preserve">Without absolute value, the deviations would add up to ___.</w:t>
       </w:r>
       <w:r>
         <w:rPr>
@@ -578,19 +718,161 @@
         </w:rPr>
         <w:br/>
         <w:t xml:space="preserve">
-La DMA muestra ___.</w:t>
-      </w:r>
-    </w:p>
-    <w:p>
-      <w:pPr>
-        <w:spacing w:after="60"/>
-      </w:pPr>
-      <w:r>
-        <w:rPr>
-          <w:sz w:val="21"/>
-          <w:szCs w:val="21"/>
-        </w:rPr>
-        <w:t xml:space="preserve">The data is spread out because ___.</w:t>
+Sin valor absoluto, las desviaciones sumarían ___.</w:t>
+      </w:r>
+    </w:p>
+    <w:p>
+      <w:pPr>
+        <w:spacing w:after="60"/>
+      </w:pPr>
+      <w:r>
+        <w:rPr>
+          <w:b/>
+          <w:bCs/>
+          <w:color w:val="12355B"/>
+          <w:sz w:val="20"/>
+          <w:szCs w:val="20"/>
+        </w:rPr>
+        <w:t xml:space="preserve">Word bank: </w:t>
+      </w:r>
+      <w:r>
+        <w:rPr>
+          <w:color w:val="1FA6A2"/>
+          <w:sz w:val="20"/>
+          <w:szCs w:val="20"/>
+        </w:rPr>
+        <w:t xml:space="preserve">mean absolute deviation, deviation, absolute value, spread, mean</w:t>
+      </w:r>
+    </w:p>
+    <w:p>
+      <w:pPr>
+        <w:spacing w:after="60"/>
+      </w:pPr>
+      <w:r>
+        <w:rPr>
+          <w:b/>
+          <w:bCs/>
+          <w:color w:val="12355B"/>
+          <w:sz w:val="19"/>
+          <w:szCs w:val="19"/>
+        </w:rPr>
+        <w:t xml:space="preserve">Listen for: </w:t>
+      </w:r>
+      <w:r>
+        <w:rPr>
+          <w:i/>
+          <w:iCs/>
+          <w:color w:val="5F6F80"/>
+          <w:sz w:val="19"/>
+          <w:szCs w:val="19"/>
+        </w:rPr>
+        <w:t xml:space="preserve">A strong answer explains deviations above and below the mean would cancel to zero, so absolute value keeps each as a positive distance.</w:t>
+      </w:r>
+    </w:p>
+    <w:p>
+      <w:pPr>
+        <w:spacing w:after="60"/>
+      </w:pPr>
+      <w:r>
+        <w:rPr>
+          <w:b/>
+          <w:bCs/>
+          <w:color w:val="9A6B12"/>
+          <w:sz w:val="20"/>
+          <w:szCs w:val="20"/>
+        </w:rPr>
+        <w:t xml:space="preserve">Level 2: </w:t>
+      </w:r>
+      <w:r>
+        <w:rPr>
+          <w:sz w:val="20"/>
+          <w:szCs w:val="20"/>
+        </w:rPr>
+        <w:t xml:space="preserve">Compute and justify: find the MAD of 18, 22, 20, 24, 16. Show the deviations, take absolute values, and average them.</w:t>
+      </w:r>
+    </w:p>
+    <w:p>
+      <w:pPr>
+        <w:spacing w:after="60"/>
+        <w:ind w:left="360"/>
+      </w:pPr>
+      <w:r>
+        <w:rPr>
+          <w:sz w:val="20"/>
+          <w:szCs w:val="20"/>
+        </w:rPr>
+        <w:t xml:space="preserve">• The absolute deviations are ___, which sum to ___.</w:t>
+      </w:r>
+    </w:p>
+    <w:p>
+      <w:pPr>
+        <w:spacing w:after="60"/>
+        <w:ind w:left="360"/>
+      </w:pPr>
+      <w:r>
+        <w:rPr>
+          <w:sz w:val="20"/>
+          <w:szCs w:val="20"/>
+        </w:rPr>
+        <w:t xml:space="preserve">• Dividing by 5 gives a MAD of ___, meaning ___.</w:t>
+      </w:r>
+    </w:p>
+    <w:p>
+      <w:pPr>
+        <w:spacing w:after="60"/>
+      </w:pPr>
+      <w:r>
+        <w:rPr>
+          <w:b/>
+          <w:bCs/>
+          <w:color w:val="12355B"/>
+          <w:sz w:val="21"/>
+          <w:szCs w:val="21"/>
+        </w:rPr>
+        <w:t xml:space="preserve">3. [Connect] </w:t>
+      </w:r>
+      <w:r>
+        <w:rPr>
+          <w:b/>
+          <w:bCs/>
+          <w:sz w:val="21"/>
+          <w:szCs w:val="21"/>
+        </w:rPr>
+        <w:t xml:space="preserve">Two keepers both allow a mean of 1.67 goals, but Keeper A's MAD is 0.56 and Keeper B's is 1.22. Which keeper should the coach start in the championship, and why?</w:t>
+      </w:r>
+    </w:p>
+    <w:p>
+      <w:pPr>
+        <w:spacing w:after="60"/>
+      </w:pPr>
+      <w:r>
+        <w:rPr>
+          <w:b/>
+          <w:bCs/>
+          <w:color w:val="1FA6A2"/>
+          <w:sz w:val="20"/>
+          <w:szCs w:val="20"/>
+        </w:rPr>
+        <w:t xml:space="preserve">Level 1 — Start here: </w:t>
+      </w:r>
+      <w:r>
+        <w:rPr>
+          <w:sz w:val="20"/>
+          <w:szCs w:val="20"/>
+        </w:rPr>
+        <w:t xml:space="preserve">A smaller MAD means more consistent, predictable performance.</w:t>
+      </w:r>
+    </w:p>
+    <w:p>
+      <w:pPr>
+        <w:spacing w:after="60"/>
+      </w:pPr>
+      <w:r>
+        <w:rPr>
+          <w:sz w:val="21"/>
+          <w:szCs w:val="21"/>
+        </w:rPr>
+        <w:t xml:space="preserve">The coach should pick Keeper ___ because their MAD is ___.</w:t>
       </w:r>
       <w:r>
         <w:rPr>
@@ -602,19 +884,19 @@
         </w:rPr>
         <w:br/>
         <w:t xml:space="preserve">
-Los datos están dispersos porque ___.</w:t>
-      </w:r>
-    </w:p>
-    <w:p>
-      <w:pPr>
-        <w:spacing w:after="60"/>
-      </w:pPr>
-      <w:r>
-        <w:rPr>
-          <w:sz w:val="21"/>
-          <w:szCs w:val="21"/>
-        </w:rPr>
-        <w:t xml:space="preserve">This matters when ___.</w:t>
+El entrenador debe elegir al Portero ___ porque su DAM es ___.</w:t>
+      </w:r>
+    </w:p>
+    <w:p>
+      <w:pPr>
+        <w:spacing w:after="60"/>
+      </w:pPr>
+      <w:r>
+        <w:rPr>
+          <w:sz w:val="21"/>
+          <w:szCs w:val="21"/>
+        </w:rPr>
+        <w:t xml:space="preserve">A smaller MAD means the keeper is more ___.</w:t>
       </w:r>
       <w:r>
         <w:rPr>
@@ -626,7 +908,293 @@
         </w:rPr>
         <w:br/>
         <w:t xml:space="preserve">
-Esto importa cuando ___.</w:t>
+Una DAM más pequeña significa que el portero es más ___.</w:t>
+      </w:r>
+    </w:p>
+    <w:p>
+      <w:pPr>
+        <w:spacing w:after="60"/>
+      </w:pPr>
+      <w:r>
+        <w:rPr>
+          <w:b/>
+          <w:bCs/>
+          <w:color w:val="12355B"/>
+          <w:sz w:val="20"/>
+          <w:szCs w:val="20"/>
+        </w:rPr>
+        <w:t xml:space="preserve">Word bank: </w:t>
+      </w:r>
+      <w:r>
+        <w:rPr>
+          <w:color w:val="1FA6A2"/>
+          <w:sz w:val="20"/>
+          <w:szCs w:val="20"/>
+        </w:rPr>
+        <w:t xml:space="preserve">mean absolute deviation, deviation, spread, consistent, mean</w:t>
+      </w:r>
+    </w:p>
+    <w:p>
+      <w:pPr>
+        <w:spacing w:after="60"/>
+      </w:pPr>
+      <w:r>
+        <w:rPr>
+          <w:b/>
+          <w:bCs/>
+          <w:color w:val="12355B"/>
+          <w:sz w:val="19"/>
+          <w:szCs w:val="19"/>
+        </w:rPr>
+        <w:t xml:space="preserve">Listen for: </w:t>
+      </w:r>
+      <w:r>
+        <w:rPr>
+          <w:i/>
+          <w:iCs/>
+          <w:color w:val="5F6F80"/>
+          <w:sz w:val="19"/>
+          <w:szCs w:val="19"/>
+        </w:rPr>
+        <w:t xml:space="preserve">Students pick Keeper A and explain a smaller MAD (0.56) means goals allowed stay close to the mean, so performance is more reliable.</w:t>
+      </w:r>
+    </w:p>
+    <w:p>
+      <w:pPr>
+        <w:spacing w:after="60"/>
+      </w:pPr>
+      <w:r>
+        <w:rPr>
+          <w:b/>
+          <w:bCs/>
+          <w:color w:val="9A6B12"/>
+          <w:sz w:val="20"/>
+          <w:szCs w:val="20"/>
+        </w:rPr>
+        <w:t xml:space="preserve">Level 2: </w:t>
+      </w:r>
+      <w:r>
+        <w:rPr>
+          <w:sz w:val="20"/>
+          <w:szCs w:val="20"/>
+        </w:rPr>
+        <w:t xml:space="preserve">Critique: when might a coach actually prefer the LESS consistent keeper (higher MAD)? Defend with a scenario.</w:t>
+      </w:r>
+    </w:p>
+    <w:p>
+      <w:pPr>
+        <w:spacing w:after="60"/>
+        <w:ind w:left="360"/>
+      </w:pPr>
+      <w:r>
+        <w:rPr>
+          <w:sz w:val="20"/>
+          <w:szCs w:val="20"/>
+        </w:rPr>
+        <w:t xml:space="preserve">• A coach might prefer the higher-MAD keeper when ___.</w:t>
+      </w:r>
+    </w:p>
+    <w:p>
+      <w:pPr>
+        <w:spacing w:after="60"/>
+        <w:ind w:left="360"/>
+      </w:pPr>
+      <w:r>
+        <w:rPr>
+          <w:sz w:val="20"/>
+          <w:szCs w:val="20"/>
+        </w:rPr>
+        <w:t xml:space="preserve">• Higher spread could be acceptable if ___ because ___.</w:t>
+      </w:r>
+    </w:p>
+    <w:p>
+      <w:pPr>
+        <w:spacing w:after="60"/>
+      </w:pPr>
+      <w:r>
+        <w:rPr>
+          <w:b/>
+          <w:bCs/>
+          <w:color w:val="12355B"/>
+          <w:sz w:val="21"/>
+          <w:szCs w:val="21"/>
+        </w:rPr>
+        <w:t xml:space="preserve">4. [Reflect] </w:t>
+      </w:r>
+      <w:r>
+        <w:rPr>
+          <w:b/>
+          <w:bCs/>
+          <w:sz w:val="21"/>
+          <w:szCs w:val="21"/>
+        </w:rPr>
+        <w:t xml:space="preserve">For the data set 4, 8, 6, 10, 2 with a mean of 6, talk through the steps to find the MAD.</w:t>
+      </w:r>
+    </w:p>
+    <w:p>
+      <w:pPr>
+        <w:spacing w:after="60"/>
+      </w:pPr>
+      <w:r>
+        <w:rPr>
+          <w:b/>
+          <w:bCs/>
+          <w:color w:val="1FA6A2"/>
+          <w:sz w:val="20"/>
+          <w:szCs w:val="20"/>
+        </w:rPr>
+        <w:t xml:space="preserve">Level 1 — Start here: </w:t>
+      </w:r>
+      <w:r>
+        <w:rPr>
+          <w:sz w:val="20"/>
+          <w:szCs w:val="20"/>
+        </w:rPr>
+        <w:t xml:space="preserve">Find each deviation from the mean, take absolute values, then average them.</w:t>
+      </w:r>
+    </w:p>
+    <w:p>
+      <w:pPr>
+        <w:spacing w:after="60"/>
+      </w:pPr>
+      <w:r>
+        <w:rPr>
+          <w:sz w:val="21"/>
+          <w:szCs w:val="21"/>
+        </w:rPr>
+        <w:t xml:space="preserve">First I find each deviation from 6, then take the ___.</w:t>
+      </w:r>
+      <w:r>
+        <w:rPr>
+          <w:i/>
+          <w:iCs/>
+          <w:color w:val="5F6F80"/>
+          <w:sz w:val="19"/>
+          <w:szCs w:val="19"/>
+        </w:rPr>
+        <w:br/>
+        <w:t xml:space="preserve">
+Primero hallo cada desviación de 6, luego tomo el ___.</w:t>
+      </w:r>
+    </w:p>
+    <w:p>
+      <w:pPr>
+        <w:spacing w:after="60"/>
+      </w:pPr>
+      <w:r>
+        <w:rPr>
+          <w:sz w:val="21"/>
+          <w:szCs w:val="21"/>
+        </w:rPr>
+        <w:t xml:space="preserve">I average the absolute deviations to get a MAD of ___.</w:t>
+      </w:r>
+      <w:r>
+        <w:rPr>
+          <w:i/>
+          <w:iCs/>
+          <w:color w:val="5F6F80"/>
+          <w:sz w:val="19"/>
+          <w:szCs w:val="19"/>
+        </w:rPr>
+        <w:br/>
+        <w:t xml:space="preserve">
+Promedio las desviaciones absolutas para obtener una DAM de ___.</w:t>
+      </w:r>
+    </w:p>
+    <w:p>
+      <w:pPr>
+        <w:spacing w:after="60"/>
+      </w:pPr>
+      <w:r>
+        <w:rPr>
+          <w:b/>
+          <w:bCs/>
+          <w:color w:val="12355B"/>
+          <w:sz w:val="20"/>
+          <w:szCs w:val="20"/>
+        </w:rPr>
+        <w:t xml:space="preserve">Word bank: </w:t>
+      </w:r>
+      <w:r>
+        <w:rPr>
+          <w:color w:val="1FA6A2"/>
+          <w:sz w:val="20"/>
+          <w:szCs w:val="20"/>
+        </w:rPr>
+        <w:t xml:space="preserve">mean absolute deviation, deviation, absolute value, spread, average</w:t>
+      </w:r>
+    </w:p>
+    <w:p>
+      <w:pPr>
+        <w:spacing w:after="60"/>
+      </w:pPr>
+      <w:r>
+        <w:rPr>
+          <w:b/>
+          <w:bCs/>
+          <w:color w:val="12355B"/>
+          <w:sz w:val="19"/>
+          <w:szCs w:val="19"/>
+        </w:rPr>
+        <w:t xml:space="preserve">Listen for: </w:t>
+      </w:r>
+      <w:r>
+        <w:rPr>
+          <w:i/>
+          <w:iCs/>
+          <w:color w:val="5F6F80"/>
+          <w:sz w:val="19"/>
+          <w:szCs w:val="19"/>
+        </w:rPr>
+        <w:t xml:space="preserve">Students compute absolute deviations 2, 2, 0, 4, 4 (sum 12), divide by 5, and report MAD = 2.4.</w:t>
+      </w:r>
+    </w:p>
+    <w:p>
+      <w:pPr>
+        <w:spacing w:after="60"/>
+      </w:pPr>
+      <w:r>
+        <w:rPr>
+          <w:b/>
+          <w:bCs/>
+          <w:color w:val="9A6B12"/>
+          <w:sz w:val="20"/>
+          <w:szCs w:val="20"/>
+        </w:rPr>
+        <w:t xml:space="preserve">Level 2: </w:t>
+      </w:r>
+      <w:r>
+        <w:rPr>
+          <w:sz w:val="20"/>
+          <w:szCs w:val="20"/>
+        </w:rPr>
+        <w:t xml:space="preserve">Generalize: what does it mean about a data set if its MAD is exactly 0?</w:t>
+      </w:r>
+    </w:p>
+    <w:p>
+      <w:pPr>
+        <w:spacing w:after="60"/>
+        <w:ind w:left="360"/>
+      </w:pPr>
+      <w:r>
+        <w:rPr>
+          <w:sz w:val="20"/>
+          <w:szCs w:val="20"/>
+        </w:rPr>
+        <w:t xml:space="preserve">• A MAD of 0 means every value is ___.</w:t>
+      </w:r>
+    </w:p>
+    <w:p>
+      <w:pPr>
+        <w:spacing w:after="60"/>
+        <w:ind w:left="360"/>
+      </w:pPr>
+      <w:r>
+        <w:rPr>
+          <w:sz w:val="20"/>
+          <w:szCs w:val="20"/>
+        </w:rPr>
+        <w:t xml:space="preserve">• That happens because each deviation from the mean is ___.</w:t>
       </w:r>
     </w:p>
     <w:p>
@@ -1213,7 +1781,7 @@
           <w:sz w:val="21"/>
           <w:szCs w:val="21"/>
         </w:rPr>
-        <w:t xml:space="preserve">The MAD shows ___.</w:t>
+        <w:t xml:space="preserve">I would count on Player ___ because their scores are ___.</w:t>
       </w:r>
       <w:r>
         <w:rPr>
@@ -1225,19 +1793,19 @@
         </w:rPr>
         <w:br/>
         <w:t xml:space="preserve">
-La DMA muestra ___.</w:t>
-      </w:r>
-    </w:p>
-    <w:p>
-      <w:pPr>
-        <w:spacing w:after="60"/>
-      </w:pPr>
-      <w:r>
-        <w:rPr>
-          <w:sz w:val="21"/>
-          <w:szCs w:val="21"/>
-        </w:rPr>
-        <w:t xml:space="preserve">The data is spread out because ___.</w:t>
+Contaría con el Jugador ___ porque sus puntajes están ___.</w:t>
+      </w:r>
+    </w:p>
+    <w:p>
+      <w:pPr>
+        <w:spacing w:after="60"/>
+      </w:pPr>
+      <w:r>
+        <w:rPr>
+          <w:sz w:val="21"/>
+          <w:szCs w:val="21"/>
+        </w:rPr>
+        <w:t xml:space="preserve">Even with the same mean, the players differ in ___.</w:t>
       </w:r>
       <w:r>
         <w:rPr>
@@ -1249,19 +1817,19 @@
         </w:rPr>
         <w:br/>
         <w:t xml:space="preserve">
-Los datos están dispersos porque ___.</w:t>
-      </w:r>
-    </w:p>
-    <w:p>
-      <w:pPr>
-        <w:spacing w:after="60"/>
-      </w:pPr>
-      <w:r>
-        <w:rPr>
-          <w:sz w:val="21"/>
-          <w:szCs w:val="21"/>
-        </w:rPr>
-        <w:t xml:space="preserve">This matters when ___.</w:t>
+Aunque tengan la misma media, los jugadores difieren en ___.</w:t>
+      </w:r>
+    </w:p>
+    <w:p>
+      <w:pPr>
+        <w:spacing w:after="60"/>
+      </w:pPr>
+      <w:r>
+        <w:rPr>
+          <w:sz w:val="21"/>
+          <w:szCs w:val="21"/>
+        </w:rPr>
+        <w:t xml:space="preserve">We use absolute value so the deviations are all ___.</w:t>
       </w:r>
       <w:r>
         <w:rPr>
@@ -1273,7 +1841,7 @@
         </w:rPr>
         <w:br/>
         <w:t xml:space="preserve">
-Esto importa cuando ___.</w:t>
+Usamos el valor absoluto para que las desviaciones sean todas ___.</w:t>
       </w:r>
     </w:p>
     <w:p>

--- a/lessons/8-3/downloads/8-3-notes.docx
+++ b/lessons/8-3/downloads/8-3-notes.docx
@@ -489,6 +489,43 @@
       </w:pPr>
       <w:r>
         <w:rPr>
+          <w:b/>
+          <w:bCs/>
+          <w:color w:val="1FA6A2"/>
+          <w:sz w:val="20"/>
+          <w:szCs w:val="20"/>
+        </w:rPr>
+        <w:t xml:space="preserve">Hint (optional): </w:t>
+      </w:r>
+      <w:r>
+        <w:rPr>
+          <w:sz w:val="20"/>
+          <w:szCs w:val="20"/>
+        </w:rPr>
+        <w:t xml:space="preserve">Try starting with the word "mean absolute deviation" or "deviation". Re-read the question and underline what it is asking you to compare or find. Use one number or word from the problem as your evidence.</w:t>
+      </w:r>
+    </w:p>
+    <w:p>
+      <w:pPr>
+        <w:spacing w:after="60"/>
+      </w:pPr>
+      <w:r>
+        <w:rPr>
+          <w:b/>
+          <w:bCs/>
+          <w:color w:val="12355B"/>
+          <w:sz w:val="19"/>
+          <w:szCs w:val="19"/>
+        </w:rPr>
+        <w:t xml:space="preserve">Sentence starters (optional)</w:t>
+      </w:r>
+    </w:p>
+    <w:p>
+      <w:pPr>
+        <w:spacing w:after="60"/>
+      </w:pPr>
+      <w:r>
+        <w:rPr>
           <w:sz w:val="21"/>
           <w:szCs w:val="21"/>
         </w:rPr>
@@ -679,6 +716,43 @@
       </w:pPr>
       <w:r>
         <w:rPr>
+          <w:b/>
+          <w:bCs/>
+          <w:color w:val="1FA6A2"/>
+          <w:sz w:val="20"/>
+          <w:szCs w:val="20"/>
+        </w:rPr>
+        <w:t xml:space="preserve">Hint (optional): </w:t>
+      </w:r>
+      <w:r>
+        <w:rPr>
+          <w:sz w:val="20"/>
+          <w:szCs w:val="20"/>
+        </w:rPr>
+        <w:t xml:space="preserve">Try starting with the word "mean absolute deviation" or "deviation". Re-read the question and underline what it is asking you to compare or find. Use one number or word from the problem as your evidence.</w:t>
+      </w:r>
+    </w:p>
+    <w:p>
+      <w:pPr>
+        <w:spacing w:after="60"/>
+      </w:pPr>
+      <w:r>
+        <w:rPr>
+          <w:b/>
+          <w:bCs/>
+          <w:color w:val="12355B"/>
+          <w:sz w:val="19"/>
+          <w:szCs w:val="19"/>
+        </w:rPr>
+        <w:t xml:space="preserve">Sentence starters (optional)</w:t>
+      </w:r>
+    </w:p>
+    <w:p>
+      <w:pPr>
+        <w:spacing w:after="60"/>
+      </w:pPr>
+      <w:r>
+        <w:rPr>
           <w:sz w:val="21"/>
           <w:szCs w:val="21"/>
         </w:rPr>
@@ -869,6 +943,43 @@
       </w:pPr>
       <w:r>
         <w:rPr>
+          <w:b/>
+          <w:bCs/>
+          <w:color w:val="1FA6A2"/>
+          <w:sz w:val="20"/>
+          <w:szCs w:val="20"/>
+        </w:rPr>
+        <w:t xml:space="preserve">Hint (optional): </w:t>
+      </w:r>
+      <w:r>
+        <w:rPr>
+          <w:sz w:val="20"/>
+          <w:szCs w:val="20"/>
+        </w:rPr>
+        <w:t xml:space="preserve">Try starting with the word "mean absolute deviation" or "deviation". Re-read the question and underline what it is asking you to compare or find. Use one number or word from the problem as your evidence.</w:t>
+      </w:r>
+    </w:p>
+    <w:p>
+      <w:pPr>
+        <w:spacing w:after="60"/>
+      </w:pPr>
+      <w:r>
+        <w:rPr>
+          <w:b/>
+          <w:bCs/>
+          <w:color w:val="12355B"/>
+          <w:sz w:val="19"/>
+          <w:szCs w:val="19"/>
+        </w:rPr>
+        <w:t xml:space="preserve">Sentence starters (optional)</w:t>
+      </w:r>
+    </w:p>
+    <w:p>
+      <w:pPr>
+        <w:spacing w:after="60"/>
+      </w:pPr>
+      <w:r>
+        <w:rPr>
           <w:sz w:val="21"/>
           <w:szCs w:val="21"/>
         </w:rPr>
@@ -1051,6 +1162,43 @@
           <w:szCs w:val="20"/>
         </w:rPr>
         <w:t xml:space="preserve">Find each deviation from the mean, take absolute values, then average them.</w:t>
+      </w:r>
+    </w:p>
+    <w:p>
+      <w:pPr>
+        <w:spacing w:after="60"/>
+      </w:pPr>
+      <w:r>
+        <w:rPr>
+          <w:b/>
+          <w:bCs/>
+          <w:color w:val="1FA6A2"/>
+          <w:sz w:val="20"/>
+          <w:szCs w:val="20"/>
+        </w:rPr>
+        <w:t xml:space="preserve">Hint (optional): </w:t>
+      </w:r>
+      <w:r>
+        <w:rPr>
+          <w:sz w:val="20"/>
+          <w:szCs w:val="20"/>
+        </w:rPr>
+        <w:t xml:space="preserve">Try starting with the word "mean absolute deviation" or "deviation". Re-read the question and underline what it is asking you to compare or find. Use one number or word from the problem as your evidence.</w:t>
+      </w:r>
+    </w:p>
+    <w:p>
+      <w:pPr>
+        <w:spacing w:after="60"/>
+      </w:pPr>
+      <w:r>
+        <w:rPr>
+          <w:b/>
+          <w:bCs/>
+          <w:color w:val="12355B"/>
+          <w:sz w:val="19"/>
+          <w:szCs w:val="19"/>
+        </w:rPr>
+        <w:t xml:space="preserve">Sentence starters (optional)</w:t>
       </w:r>
     </w:p>
     <w:p>

--- a/lessons/8-3/downloads/8-3-notes.docx
+++ b/lessons/8-3/downloads/8-3-notes.docx
@@ -97,6 +97,69 @@
       </w:pPr>
       <w:r>
         <w:rPr>
+          <w:i/>
+          <w:iCs/>
+          <w:color w:val="5F6F80"/>
+          <w:sz w:val="19"/>
+          <w:szCs w:val="19"/>
+        </w:rPr>
+        <w:t xml:space="preserve">Picture first, then the word, then a plain-language meaning.</w:t>
+      </w:r>
+    </w:p>
+    <w:p>
+      <w:pPr>
+        <w:keepNext/>
+        <w:spacing w:after="20" w:before="120"/>
+        <w:jc w:val="center"/>
+      </w:pPr>
+      <w:r>
+        <w:drawing>
+          <wp:inline distT="0" distB="0" distL="0" distR="0">
+            <wp:extent cx="1238250" cy="933450"/>
+            <wp:effectExtent t="0" r="0" b="0" l="0"/>
+            <wp:docPr id="1" name="" descr="" title=""/>
+            <wp:cNvGraphicFramePr>
+              <a:graphicFrameLocks xmlns:a="http://schemas.openxmlformats.org/drawingml/2006/main" noChangeAspect="1"/>
+            </wp:cNvGraphicFramePr>
+            <a:graphic xmlns:a="http://schemas.openxmlformats.org/drawingml/2006/main">
+              <a:graphicData uri="http://schemas.openxmlformats.org/drawingml/2006/picture">
+                <pic:pic xmlns:pic="http://schemas.openxmlformats.org/drawingml/2006/picture">
+                  <pic:nvPicPr>
+                    <pic:cNvPr id="0" name="" descr=""/>
+                    <pic:cNvPicPr>
+                      <a:picLocks noChangeAspect="1" noChangeArrowheads="1"/>
+                    </pic:cNvPicPr>
+                  </pic:nvPicPr>
+                  <pic:blipFill>
+                    <a:blip r:embed="rId9" cstate="none"/>
+                    <a:srcRect/>
+                    <a:stretch>
+                      <a:fillRect/>
+                    </a:stretch>
+                  </pic:blipFill>
+                  <pic:spPr bwMode="auto">
+                    <a:xfrm>
+                      <a:off x="0" y="0"/>
+                      <a:ext cx="1238250" cy="933450"/>
+                    </a:xfrm>
+                    <a:prstGeom prst="rect">
+                      <a:avLst/>
+                    </a:prstGeom>
+                  </pic:spPr>
+                </pic:pic>
+              </a:graphicData>
+            </a:graphic>
+          </wp:inline>
+        </w:drawing>
+      </w:r>
+    </w:p>
+    <w:p>
+      <w:pPr>
+        <w:keepNext/>
+        <w:spacing w:after="20"/>
+      </w:pPr>
+      <w:r>
+        <w:rPr>
           <w:b/>
           <w:bCs/>
           <w:color w:val="12355B"/>
@@ -118,7 +181,7 @@
     </w:p>
     <w:p>
       <w:pPr>
-        <w:spacing w:after="60"/>
+        <w:spacing w:after="160"/>
       </w:pPr>
       <w:r>
         <w:rPr>
@@ -130,22 +193,55 @@
     </w:p>
     <w:p>
       <w:pPr>
-        <w:spacing w:after="60"/>
-      </w:pPr>
-      <w:r>
-        <w:rPr>
-          <w:i/>
-          <w:iCs/>
-          <w:color w:val="5F6F80"/>
-          <w:sz w:val="19"/>
-          <w:szCs w:val="19"/>
-        </w:rPr>
-        <w:t xml:space="preserve">Data: 8, 10, 12. Mean = 10. Distances from mean: 2, 0, 2. MAD = (2+0+2) ÷ 3 = 1.33</w:t>
-      </w:r>
-    </w:p>
-    <w:p>
-      <w:pPr>
-        <w:spacing w:after="60"/>
+        <w:keepNext/>
+        <w:spacing w:after="20" w:before="120"/>
+        <w:jc w:val="center"/>
+      </w:pPr>
+      <w:r>
+        <w:drawing>
+          <wp:inline distT="0" distB="0" distL="0" distR="0">
+            <wp:extent cx="1238250" cy="933450"/>
+            <wp:effectExtent t="0" r="0" b="0" l="0"/>
+            <wp:docPr id="1" name="" descr="" title=""/>
+            <wp:cNvGraphicFramePr>
+              <a:graphicFrameLocks xmlns:a="http://schemas.openxmlformats.org/drawingml/2006/main" noChangeAspect="1"/>
+            </wp:cNvGraphicFramePr>
+            <a:graphic xmlns:a="http://schemas.openxmlformats.org/drawingml/2006/main">
+              <a:graphicData uri="http://schemas.openxmlformats.org/drawingml/2006/picture">
+                <pic:pic xmlns:pic="http://schemas.openxmlformats.org/drawingml/2006/picture">
+                  <pic:nvPicPr>
+                    <pic:cNvPr id="0" name="" descr=""/>
+                    <pic:cNvPicPr>
+                      <a:picLocks noChangeAspect="1" noChangeArrowheads="1"/>
+                    </pic:cNvPicPr>
+                  </pic:nvPicPr>
+                  <pic:blipFill>
+                    <a:blip r:embed="rId9" cstate="none"/>
+                    <a:srcRect/>
+                    <a:stretch>
+                      <a:fillRect/>
+                    </a:stretch>
+                  </pic:blipFill>
+                  <pic:spPr bwMode="auto">
+                    <a:xfrm>
+                      <a:off x="0" y="0"/>
+                      <a:ext cx="1238250" cy="933450"/>
+                    </a:xfrm>
+                    <a:prstGeom prst="rect">
+                      <a:avLst/>
+                    </a:prstGeom>
+                  </pic:spPr>
+                </pic:pic>
+              </a:graphicData>
+            </a:graphic>
+          </wp:inline>
+        </w:drawing>
+      </w:r>
+    </w:p>
+    <w:p>
+      <w:pPr>
+        <w:keepNext/>
+        <w:spacing w:after="20"/>
       </w:pPr>
       <w:r>
         <w:rPr>
@@ -170,7 +266,7 @@
     </w:p>
     <w:p>
       <w:pPr>
-        <w:spacing w:after="60"/>
+        <w:spacing w:after="160"/>
       </w:pPr>
       <w:r>
         <w:rPr>
@@ -182,22 +278,55 @@
     </w:p>
     <w:p>
       <w:pPr>
-        <w:spacing w:after="60"/>
-      </w:pPr>
-      <w:r>
-        <w:rPr>
-          <w:i/>
-          <w:iCs/>
-          <w:color w:val="5F6F80"/>
-          <w:sz w:val="19"/>
-          <w:szCs w:val="19"/>
-        </w:rPr>
-        <w:t xml:space="preserve">If mean = 20 and value = 17, deviation = 17 − 20 = −3 (3 below the mean)</w:t>
-      </w:r>
-    </w:p>
-    <w:p>
-      <w:pPr>
-        <w:spacing w:after="60"/>
+        <w:keepNext/>
+        <w:spacing w:after="20" w:before="120"/>
+        <w:jc w:val="center"/>
+      </w:pPr>
+      <w:r>
+        <w:drawing>
+          <wp:inline distT="0" distB="0" distL="0" distR="0">
+            <wp:extent cx="1238250" cy="933450"/>
+            <wp:effectExtent t="0" r="0" b="0" l="0"/>
+            <wp:docPr id="1" name="" descr="" title=""/>
+            <wp:cNvGraphicFramePr>
+              <a:graphicFrameLocks xmlns:a="http://schemas.openxmlformats.org/drawingml/2006/main" noChangeAspect="1"/>
+            </wp:cNvGraphicFramePr>
+            <a:graphic xmlns:a="http://schemas.openxmlformats.org/drawingml/2006/main">
+              <a:graphicData uri="http://schemas.openxmlformats.org/drawingml/2006/picture">
+                <pic:pic xmlns:pic="http://schemas.openxmlformats.org/drawingml/2006/picture">
+                  <pic:nvPicPr>
+                    <pic:cNvPr id="0" name="" descr=""/>
+                    <pic:cNvPicPr>
+                      <a:picLocks noChangeAspect="1" noChangeArrowheads="1"/>
+                    </pic:cNvPicPr>
+                  </pic:nvPicPr>
+                  <pic:blipFill>
+                    <a:blip r:embed="rId10" cstate="none"/>
+                    <a:srcRect/>
+                    <a:stretch>
+                      <a:fillRect/>
+                    </a:stretch>
+                  </pic:blipFill>
+                  <pic:spPr bwMode="auto">
+                    <a:xfrm>
+                      <a:off x="0" y="0"/>
+                      <a:ext cx="1238250" cy="933450"/>
+                    </a:xfrm>
+                    <a:prstGeom prst="rect">
+                      <a:avLst/>
+                    </a:prstGeom>
+                  </pic:spPr>
+                </pic:pic>
+              </a:graphicData>
+            </a:graphic>
+          </wp:inline>
+        </w:drawing>
+      </w:r>
+    </w:p>
+    <w:p>
+      <w:pPr>
+        <w:keepNext/>
+        <w:spacing w:after="20"/>
       </w:pPr>
       <w:r>
         <w:rPr>
@@ -222,7 +351,7 @@
     </w:p>
     <w:p>
       <w:pPr>
-        <w:spacing w:after="60"/>
+        <w:spacing w:after="160"/>
       </w:pPr>
       <w:r>
         <w:rPr>
@@ -234,22 +363,55 @@
     </w:p>
     <w:p>
       <w:pPr>
-        <w:spacing w:after="60"/>
-      </w:pPr>
-      <w:r>
-        <w:rPr>
-          <w:i/>
-          <w:iCs/>
-          <w:color w:val="5F6F80"/>
-          <w:sz w:val="19"/>
-          <w:szCs w:val="19"/>
-        </w:rPr>
-        <w:t xml:space="preserve">|−3| = 3 and |3| = 3 — both are 3 units from zero</w:t>
-      </w:r>
-    </w:p>
-    <w:p>
-      <w:pPr>
-        <w:spacing w:after="60"/>
+        <w:keepNext/>
+        <w:spacing w:after="20" w:before="120"/>
+        <w:jc w:val="center"/>
+      </w:pPr>
+      <w:r>
+        <w:drawing>
+          <wp:inline distT="0" distB="0" distL="0" distR="0">
+            <wp:extent cx="1238250" cy="933450"/>
+            <wp:effectExtent t="0" r="0" b="0" l="0"/>
+            <wp:docPr id="1" name="" descr="" title=""/>
+            <wp:cNvGraphicFramePr>
+              <a:graphicFrameLocks xmlns:a="http://schemas.openxmlformats.org/drawingml/2006/main" noChangeAspect="1"/>
+            </wp:cNvGraphicFramePr>
+            <a:graphic xmlns:a="http://schemas.openxmlformats.org/drawingml/2006/main">
+              <a:graphicData uri="http://schemas.openxmlformats.org/drawingml/2006/picture">
+                <pic:pic xmlns:pic="http://schemas.openxmlformats.org/drawingml/2006/picture">
+                  <pic:nvPicPr>
+                    <pic:cNvPr id="0" name="" descr=""/>
+                    <pic:cNvPicPr>
+                      <a:picLocks noChangeAspect="1" noChangeArrowheads="1"/>
+                    </pic:cNvPicPr>
+                  </pic:nvPicPr>
+                  <pic:blipFill>
+                    <a:blip r:embed="rId11" cstate="none"/>
+                    <a:srcRect/>
+                    <a:stretch>
+                      <a:fillRect/>
+                    </a:stretch>
+                  </pic:blipFill>
+                  <pic:spPr bwMode="auto">
+                    <a:xfrm>
+                      <a:off x="0" y="0"/>
+                      <a:ext cx="1238250" cy="933450"/>
+                    </a:xfrm>
+                    <a:prstGeom prst="rect">
+                      <a:avLst/>
+                    </a:prstGeom>
+                  </pic:spPr>
+                </pic:pic>
+              </a:graphicData>
+            </a:graphic>
+          </wp:inline>
+        </w:drawing>
+      </w:r>
+    </w:p>
+    <w:p>
+      <w:pPr>
+        <w:keepNext/>
+        <w:spacing w:after="20"/>
       </w:pPr>
       <w:r>
         <w:rPr>
@@ -274,7 +436,7 @@
     </w:p>
     <w:p>
       <w:pPr>
-        <w:spacing w:after="60"/>
+        <w:spacing w:after="160"/>
       </w:pPr>
       <w:r>
         <w:rPr>
@@ -286,22 +448,55 @@
     </w:p>
     <w:p>
       <w:pPr>
-        <w:spacing w:after="60"/>
-      </w:pPr>
-      <w:r>
-        <w:rPr>
-          <w:i/>
-          <w:iCs/>
-          <w:color w:val="5F6F80"/>
-          <w:sz w:val="19"/>
-          <w:szCs w:val="19"/>
-        </w:rPr>
-        <w:t xml:space="preserve">Low spread: 8, 9, 10, 11 (close together). High spread: 2, 9, 10, 25 (far apart)</w:t>
-      </w:r>
-    </w:p>
-    <w:p>
-      <w:pPr>
-        <w:spacing w:after="60"/>
+        <w:keepNext/>
+        <w:spacing w:after="20" w:before="120"/>
+        <w:jc w:val="center"/>
+      </w:pPr>
+      <w:r>
+        <w:drawing>
+          <wp:inline distT="0" distB="0" distL="0" distR="0">
+            <wp:extent cx="1238250" cy="933450"/>
+            <wp:effectExtent t="0" r="0" b="0" l="0"/>
+            <wp:docPr id="1" name="" descr="" title=""/>
+            <wp:cNvGraphicFramePr>
+              <a:graphicFrameLocks xmlns:a="http://schemas.openxmlformats.org/drawingml/2006/main" noChangeAspect="1"/>
+            </wp:cNvGraphicFramePr>
+            <a:graphic xmlns:a="http://schemas.openxmlformats.org/drawingml/2006/main">
+              <a:graphicData uri="http://schemas.openxmlformats.org/drawingml/2006/picture">
+                <pic:pic xmlns:pic="http://schemas.openxmlformats.org/drawingml/2006/picture">
+                  <pic:nvPicPr>
+                    <pic:cNvPr id="0" name="" descr=""/>
+                    <pic:cNvPicPr>
+                      <a:picLocks noChangeAspect="1" noChangeArrowheads="1"/>
+                    </pic:cNvPicPr>
+                  </pic:nvPicPr>
+                  <pic:blipFill>
+                    <a:blip r:embed="rId12" cstate="none"/>
+                    <a:srcRect/>
+                    <a:stretch>
+                      <a:fillRect/>
+                    </a:stretch>
+                  </pic:blipFill>
+                  <pic:spPr bwMode="auto">
+                    <a:xfrm>
+                      <a:off x="0" y="0"/>
+                      <a:ext cx="1238250" cy="933450"/>
+                    </a:xfrm>
+                    <a:prstGeom prst="rect">
+                      <a:avLst/>
+                    </a:prstGeom>
+                  </pic:spPr>
+                </pic:pic>
+              </a:graphicData>
+            </a:graphic>
+          </wp:inline>
+        </w:drawing>
+      </w:r>
+    </w:p>
+    <w:p>
+      <w:pPr>
+        <w:keepNext/>
+        <w:spacing w:after="20"/>
       </w:pPr>
       <w:r>
         <w:rPr>
@@ -326,7 +521,7 @@
     </w:p>
     <w:p>
       <w:pPr>
-        <w:spacing w:after="60"/>
+        <w:spacing w:after="160"/>
       </w:pPr>
       <w:r>
         <w:rPr>
@@ -338,22 +533,55 @@
     </w:p>
     <w:p>
       <w:pPr>
-        <w:spacing w:after="60"/>
-      </w:pPr>
-      <w:r>
-        <w:rPr>
-          <w:i/>
-          <w:iCs/>
-          <w:color w:val="5F6F80"/>
-          <w:sz w:val="19"/>
-          <w:szCs w:val="19"/>
-        </w:rPr>
-        <w:t xml:space="preserve">A set clustered tightly around the mean has low MAD; a set spread far from the mean has high MAD</w:t>
-      </w:r>
-    </w:p>
-    <w:p>
-      <w:pPr>
-        <w:spacing w:after="60"/>
+        <w:keepNext/>
+        <w:spacing w:after="20" w:before="120"/>
+        <w:jc w:val="center"/>
+      </w:pPr>
+      <w:r>
+        <w:drawing>
+          <wp:inline distT="0" distB="0" distL="0" distR="0">
+            <wp:extent cx="1238250" cy="933450"/>
+            <wp:effectExtent t="0" r="0" b="0" l="0"/>
+            <wp:docPr id="1" name="" descr="" title=""/>
+            <wp:cNvGraphicFramePr>
+              <a:graphicFrameLocks xmlns:a="http://schemas.openxmlformats.org/drawingml/2006/main" noChangeAspect="1"/>
+            </wp:cNvGraphicFramePr>
+            <a:graphic xmlns:a="http://schemas.openxmlformats.org/drawingml/2006/main">
+              <a:graphicData uri="http://schemas.openxmlformats.org/drawingml/2006/picture">
+                <pic:pic xmlns:pic="http://schemas.openxmlformats.org/drawingml/2006/picture">
+                  <pic:nvPicPr>
+                    <pic:cNvPr id="0" name="" descr=""/>
+                    <pic:cNvPicPr>
+                      <a:picLocks noChangeAspect="1" noChangeArrowheads="1"/>
+                    </pic:cNvPicPr>
+                  </pic:nvPicPr>
+                  <pic:blipFill>
+                    <a:blip r:embed="rId11" cstate="none"/>
+                    <a:srcRect/>
+                    <a:stretch>
+                      <a:fillRect/>
+                    </a:stretch>
+                  </pic:blipFill>
+                  <pic:spPr bwMode="auto">
+                    <a:xfrm>
+                      <a:off x="0" y="0"/>
+                      <a:ext cx="1238250" cy="933450"/>
+                    </a:xfrm>
+                    <a:prstGeom prst="rect">
+                      <a:avLst/>
+                    </a:prstGeom>
+                  </pic:spPr>
+                </pic:pic>
+              </a:graphicData>
+            </a:graphic>
+          </wp:inline>
+        </w:drawing>
+      </w:r>
+    </w:p>
+    <w:p>
+      <w:pPr>
+        <w:keepNext/>
+        <w:spacing w:after="20"/>
       </w:pPr>
       <w:r>
         <w:rPr>
@@ -378,7 +606,7 @@
     </w:p>
     <w:p>
       <w:pPr>
-        <w:spacing w:after="60"/>
+        <w:spacing w:after="160"/>
       </w:pPr>
       <w:r>
         <w:rPr>
@@ -386,21 +614,6 @@
           <w:szCs w:val="21"/>
         </w:rPr>
         <w:t xml:space="preserve">How spread out the numbers are.</w:t>
-      </w:r>
-    </w:p>
-    <w:p>
-      <w:pPr>
-        <w:spacing w:after="60"/>
-      </w:pPr>
-      <w:r>
-        <w:rPr>
-          <w:i/>
-          <w:iCs/>
-          <w:color w:val="5F6F80"/>
-          <w:sz w:val="19"/>
-          <w:szCs w:val="19"/>
-        </w:rPr>
-        <w:t xml:space="preserve">Low variability (MAD = 1): very consistent. High variability (MAD = 8): very spread out</w:t>
       </w:r>
     </w:p>
     <w:p>

--- a/lessons/8-3/downloads/8-3-notes.docx
+++ b/lessons/8-3/downloads/8-3-notes.docx
@@ -1366,6 +1366,175 @@
     </w:p>
     <w:p>
       <w:pPr>
+        <w:pStyle w:val="Heading2"/>
+        <w:spacing w:after="80" w:before="180"/>
+      </w:pPr>
+      <w:r>
+        <w:rPr>
+          <w:b/>
+          <w:bCs/>
+          <w:color w:val="12355B"/>
+          <w:sz w:val="24"/>
+          <w:szCs w:val="24"/>
+        </w:rPr>
+        <w:t xml:space="preserve">Solved Example</w:t>
+      </w:r>
+      <w:r>
+        <w:rPr>
+          <w:i/>
+          <w:iCs/>
+          <w:color w:val="1FA6A2"/>
+          <w:sz w:val="19"/>
+          <w:szCs w:val="19"/>
+        </w:rPr>
+        <w:t xml:space="preserve">   I Do — watch each step</w:t>
+      </w:r>
+    </w:p>
+    <w:p>
+      <w:pPr>
+        <w:keepNext/>
+        <w:spacing w:after="40"/>
+      </w:pPr>
+      <w:r>
+        <w:rPr>
+          <w:b/>
+          <w:bCs/>
+          <w:color w:val="12355B"/>
+          <w:sz w:val="21"/>
+          <w:szCs w:val="21"/>
+        </w:rPr>
+        <w:t xml:space="preserve">Problem:  </w:t>
+      </w:r>
+      <w:r>
+        <w:rPr>
+          <w:sz w:val="21"/>
+          <w:szCs w:val="21"/>
+        </w:rPr>
+        <w:t xml:space="preserve">The mean of a data set is 15. One value is 11. What is the absolute deviation of that value from the mean?</w:t>
+      </w:r>
+    </w:p>
+    <w:p>
+      <w:pPr>
+        <w:spacing w:after="30"/>
+        <w:ind w:left="420"/>
+      </w:pPr>
+      <w:r>
+        <w:rPr>
+          <w:sz w:val="20"/>
+          <w:szCs w:val="20"/>
+        </w:rPr>
+        <w:t xml:space="preserve">A)  4</w:t>
+      </w:r>
+    </w:p>
+    <w:p>
+      <w:pPr>
+        <w:spacing w:after="30"/>
+        <w:ind w:left="420"/>
+      </w:pPr>
+      <w:r>
+        <w:rPr>
+          <w:sz w:val="20"/>
+          <w:szCs w:val="20"/>
+        </w:rPr>
+        <w:t xml:space="preserve">B)  −4</w:t>
+      </w:r>
+    </w:p>
+    <w:p>
+      <w:pPr>
+        <w:spacing w:after="30"/>
+        <w:ind w:left="420"/>
+      </w:pPr>
+      <w:r>
+        <w:rPr>
+          <w:sz w:val="20"/>
+          <w:szCs w:val="20"/>
+        </w:rPr>
+        <w:t xml:space="preserve">C)  26</w:t>
+      </w:r>
+    </w:p>
+    <w:p>
+      <w:pPr>
+        <w:spacing w:after="30"/>
+        <w:ind w:left="420"/>
+      </w:pPr>
+      <w:r>
+        <w:rPr>
+          <w:sz w:val="20"/>
+          <w:szCs w:val="20"/>
+        </w:rPr>
+        <w:t xml:space="preserve">D)  11</w:t>
+      </w:r>
+    </w:p>
+    <w:p>
+      <w:pPr>
+        <w:spacing w:after="20" w:before="50"/>
+      </w:pPr>
+      <w:r>
+        <w:rPr>
+          <w:b/>
+          <w:bCs/>
+          <w:color w:val="1FA6A2"/>
+          <w:sz w:val="21"/>
+          <w:szCs w:val="21"/>
+        </w:rPr>
+        <w:t xml:space="preserve">Step 1:  </w:t>
+      </w:r>
+      <w:r>
+        <w:rPr>
+          <w:sz w:val="21"/>
+          <w:szCs w:val="21"/>
+        </w:rPr>
+        <w:t xml:space="preserve">Deviation = 11 − 15 = −4.</w:t>
+      </w:r>
+    </w:p>
+    <w:p>
+      <w:pPr>
+        <w:spacing w:after="20" w:before="50"/>
+      </w:pPr>
+      <w:r>
+        <w:rPr>
+          <w:b/>
+          <w:bCs/>
+          <w:color w:val="1FA6A2"/>
+          <w:sz w:val="21"/>
+          <w:szCs w:val="21"/>
+        </w:rPr>
+        <w:t xml:space="preserve">Step 2:  </w:t>
+      </w:r>
+      <w:r>
+        <w:rPr>
+          <w:sz w:val="21"/>
+          <w:szCs w:val="21"/>
+        </w:rPr>
+        <w:t xml:space="preserve">Absolute deviation = |−4| = 4.</w:t>
+      </w:r>
+    </w:p>
+    <w:p>
+      <w:pPr>
+        <w:spacing w:after="40" w:before="60"/>
+      </w:pPr>
+      <w:r>
+        <w:rPr>
+          <w:b/>
+          <w:bCs/>
+          <w:color w:val="12355B"/>
+          <w:sz w:val="21"/>
+          <w:szCs w:val="21"/>
+        </w:rPr>
+        <w:t xml:space="preserve">Answer:  </w:t>
+      </w:r>
+      <w:r>
+        <w:rPr>
+          <w:b/>
+          <w:bCs/>
+          <w:sz w:val="21"/>
+          <w:szCs w:val="21"/>
+        </w:rPr>
+        <w:t xml:space="preserve">A. 4</w:t>
+      </w:r>
+    </w:p>
+    <w:p>
+      <w:pPr>
         <w:pStyle w:val="Heading1"/>
         <w:pageBreakBefore/>
         <w:pBdr>
@@ -1408,6 +1577,170 @@
           <w:szCs w:val="19"/>
         </w:rPr>
         <w:t xml:space="preserve">   We Do — work with your class</w:t>
+      </w:r>
+    </w:p>
+    <w:p>
+      <w:pPr>
+        <w:keepNext/>
+        <w:spacing w:after="40" w:before="40"/>
+      </w:pPr>
+      <w:r>
+        <w:rPr>
+          <w:b/>
+          <w:bCs/>
+          <w:color w:val="12355B"/>
+          <w:sz w:val="21"/>
+          <w:szCs w:val="21"/>
+        </w:rPr>
+        <w:t xml:space="preserve">Problem:  </w:t>
+      </w:r>
+      <w:r>
+        <w:rPr>
+          <w:sz w:val="21"/>
+          <w:szCs w:val="21"/>
+        </w:rPr>
+        <w:t xml:space="preserve">A data set has absolute deviations of 3, 1, 5, 2, 4. What is the MAD?</w:t>
+      </w:r>
+    </w:p>
+    <w:p>
+      <w:pPr>
+        <w:spacing w:after="30"/>
+        <w:ind w:left="420"/>
+      </w:pPr>
+      <w:r>
+        <w:rPr>
+          <w:sz w:val="20"/>
+          <w:szCs w:val="20"/>
+        </w:rPr>
+        <w:t xml:space="preserve">A)  3</w:t>
+      </w:r>
+    </w:p>
+    <w:p>
+      <w:pPr>
+        <w:spacing w:after="30"/>
+        <w:ind w:left="420"/>
+      </w:pPr>
+      <w:r>
+        <w:rPr>
+          <w:sz w:val="20"/>
+          <w:szCs w:val="20"/>
+        </w:rPr>
+        <w:t xml:space="preserve">B)  5</w:t>
+      </w:r>
+    </w:p>
+    <w:p>
+      <w:pPr>
+        <w:spacing w:after="30"/>
+        <w:ind w:left="420"/>
+      </w:pPr>
+      <w:r>
+        <w:rPr>
+          <w:sz w:val="20"/>
+          <w:szCs w:val="20"/>
+        </w:rPr>
+        <w:t xml:space="preserve">C)  15</w:t>
+      </w:r>
+    </w:p>
+    <w:p>
+      <w:pPr>
+        <w:spacing w:after="30"/>
+        <w:ind w:left="420"/>
+      </w:pPr>
+      <w:r>
+        <w:rPr>
+          <w:sz w:val="20"/>
+          <w:szCs w:val="20"/>
+        </w:rPr>
+        <w:t xml:space="preserve">D)  1</w:t>
+      </w:r>
+    </w:p>
+    <w:p>
+      <w:pPr>
+        <w:keepNext/>
+        <w:spacing w:after="0" w:before="50"/>
+      </w:pPr>
+      <w:r>
+        <w:rPr>
+          <w:b/>
+          <w:bCs/>
+          <w:color w:val="6B4FA0"/>
+          <w:sz w:val="21"/>
+          <w:szCs w:val="21"/>
+        </w:rPr>
+        <w:t xml:space="preserve">Step 1:</w:t>
+      </w:r>
+    </w:p>
+    <w:p>
+      <w:pPr>
+        <w:pBdr>
+          <w:bottom w:val="single" w:color="AFBECC" w:sz="6"/>
+        </w:pBdr>
+        <w:spacing w:after="30" w:before="150"/>
+      </w:pPr>
+      <w:r>
+        <w:t xml:space="preserve"/>
+      </w:r>
+    </w:p>
+    <w:p>
+      <w:pPr>
+        <w:keepNext/>
+        <w:spacing w:after="0" w:before="50"/>
+      </w:pPr>
+      <w:r>
+        <w:rPr>
+          <w:b/>
+          <w:bCs/>
+          <w:color w:val="6B4FA0"/>
+          <w:sz w:val="21"/>
+          <w:szCs w:val="21"/>
+        </w:rPr>
+        <w:t xml:space="preserve">Step 2:</w:t>
+      </w:r>
+    </w:p>
+    <w:p>
+      <w:pPr>
+        <w:pBdr>
+          <w:bottom w:val="single" w:color="AFBECC" w:sz="6"/>
+        </w:pBdr>
+        <w:spacing w:after="30" w:before="150"/>
+      </w:pPr>
+      <w:r>
+        <w:t xml:space="preserve"/>
+      </w:r>
+    </w:p>
+    <w:p>
+      <w:pPr>
+        <w:keepNext/>
+        <w:spacing w:after="0" w:before="60"/>
+      </w:pPr>
+      <w:r>
+        <w:rPr>
+          <w:b/>
+          <w:bCs/>
+          <w:color w:val="12355B"/>
+          <w:sz w:val="21"/>
+          <w:szCs w:val="21"/>
+        </w:rPr>
+        <w:t xml:space="preserve">Answer:</w:t>
+      </w:r>
+    </w:p>
+    <w:p>
+      <w:pPr>
+        <w:pBdr>
+          <w:bottom w:val="single" w:color="AFBECC" w:sz="6"/>
+        </w:pBdr>
+        <w:spacing w:after="30" w:before="150"/>
+      </w:pPr>
+      <w:r>
+        <w:t xml:space="preserve"/>
+      </w:r>
+    </w:p>
+    <w:p>
+      <w:pPr>
+        <w:spacing w:after="80"/>
+      </w:pPr>
+      <w:r>
+        <w:t xml:space="preserve"/>
       </w:r>
     </w:p>
     <w:tbl>
@@ -2008,7 +2341,7 @@
           <w:sz w:val="21"/>
           <w:szCs w:val="21"/>
         </w:rPr>
-        <w:t xml:space="preserve">The mean of a data set is 15. One value is 11. What is the absolute deviation of that value from the mean?</w:t>
+        <w:t xml:space="preserve">The mean of a data set is 20. A value is 26. What is the absolute deviation?</w:t>
       </w:r>
     </w:p>
     <w:p>
@@ -2021,7 +2354,7 @@
           <w:sz w:val="20"/>
           <w:szCs w:val="20"/>
         </w:rPr>
-        <w:t xml:space="preserve">A)  4</w:t>
+        <w:t xml:space="preserve">A)  6</w:t>
       </w:r>
     </w:p>
     <w:p>
@@ -2034,7 +2367,7 @@
           <w:sz w:val="20"/>
           <w:szCs w:val="20"/>
         </w:rPr>
-        <w:t xml:space="preserve">B)  −4</w:t>
+        <w:t xml:space="preserve">B)  −6</w:t>
       </w:r>
     </w:p>
     <w:p>
@@ -2047,7 +2380,7 @@
           <w:sz w:val="20"/>
           <w:szCs w:val="20"/>
         </w:rPr>
-        <w:t xml:space="preserve">C)  26</w:t>
+        <w:t xml:space="preserve">C)  46</w:t>
       </w:r>
     </w:p>
     <w:p>
@@ -2060,7 +2393,7 @@
           <w:sz w:val="20"/>
           <w:szCs w:val="20"/>
         </w:rPr>
-        <w:t xml:space="preserve">D)  11</w:t>
+        <w:t xml:space="preserve">D)  26</w:t>
       </w:r>
     </w:p>
     <w:p>
@@ -2138,7 +2471,7 @@
           <w:sz w:val="21"/>
           <w:szCs w:val="21"/>
         </w:rPr>
-        <w:t xml:space="preserve">A data set has absolute deviations of 3, 1, 5, 2, 4. What is the MAD?</w:t>
+        <w:t xml:space="preserve">Team A has MAD = 2.1 points. Team B has MAD = 6.8 points. Which team is more consistent?</w:t>
       </w:r>
     </w:p>
     <w:p>
@@ -2151,7 +2484,7 @@
           <w:sz w:val="20"/>
           <w:szCs w:val="20"/>
         </w:rPr>
-        <w:t xml:space="preserve">A)  3</w:t>
+        <w:t xml:space="preserve">A)  Team A — lower MAD means scores are closer to the mean</w:t>
       </w:r>
     </w:p>
     <w:p>
@@ -2164,7 +2497,7 @@
           <w:sz w:val="20"/>
           <w:szCs w:val="20"/>
         </w:rPr>
-        <w:t xml:space="preserve">B)  5</w:t>
+        <w:t xml:space="preserve">B)  Team B — higher MAD means better performance</w:t>
       </w:r>
     </w:p>
     <w:p>
@@ -2177,7 +2510,7 @@
           <w:sz w:val="20"/>
           <w:szCs w:val="20"/>
         </w:rPr>
-        <w:t xml:space="preserve">C)  15</w:t>
+        <w:t xml:space="preserve">C)  Both are equally consistent</w:t>
       </w:r>
     </w:p>
     <w:p>
@@ -2190,7 +2523,7 @@
           <w:sz w:val="20"/>
           <w:szCs w:val="20"/>
         </w:rPr>
-        <w:t xml:space="preserve">D)  1</w:t>
+        <w:t xml:space="preserve">D)  Cannot tell from MAD alone</w:t>
       </w:r>
     </w:p>
     <w:p>
@@ -2268,7 +2601,7 @@
           <w:sz w:val="21"/>
           <w:szCs w:val="21"/>
         </w:rPr>
-        <w:t xml:space="preserve">The mean of a data set is 20. A value is 26. What is the absolute deviation?</w:t>
+        <w:t xml:space="preserve">Two runners have the same average time of 60 seconds. Runner A's MAD is 1.2 seconds. Runner B's MAD is 5.8 seconds. Which runner is the coach more likely to pick for a relay race that needs a reliable time?</w:t>
       </w:r>
     </w:p>
     <w:p>
@@ -2281,7 +2614,7 @@
           <w:sz w:val="20"/>
           <w:szCs w:val="20"/>
         </w:rPr>
-        <w:t xml:space="preserve">A)  6</w:t>
+        <w:t xml:space="preserve">A)  Runner A — lower MAD means more consistent times</w:t>
       </w:r>
     </w:p>
     <w:p>
@@ -2294,7 +2627,7 @@
           <w:sz w:val="20"/>
           <w:szCs w:val="20"/>
         </w:rPr>
-        <w:t xml:space="preserve">B)  −6</w:t>
+        <w:t xml:space="preserve">B)  Runner B — higher MAD means faster potential</w:t>
       </w:r>
     </w:p>
     <w:p>
@@ -2307,7 +2640,7 @@
           <w:sz w:val="20"/>
           <w:szCs w:val="20"/>
         </w:rPr>
-        <w:t xml:space="preserve">C)  46</w:t>
+        <w:t xml:space="preserve">C)  Either — they have the same average</w:t>
       </w:r>
     </w:p>
     <w:p>
@@ -2320,7 +2653,7 @@
           <w:sz w:val="20"/>
           <w:szCs w:val="20"/>
         </w:rPr>
-        <w:t xml:space="preserve">D)  26</w:t>
+        <w:t xml:space="preserve">D)  Neither — MAD doesn't matter for relay races</w:t>
       </w:r>
     </w:p>
     <w:p>
@@ -2398,7 +2731,7 @@
           <w:sz w:val="21"/>
           <w:szCs w:val="21"/>
         </w:rPr>
-        <w:t xml:space="preserve">Team A has MAD = 2.1 points. Team B has MAD = 6.8 points. Which team is more consistent?</w:t>
+        <w:t xml:space="preserve">The data 5, 7, 9 has mean 7. What is the mean absolute deviation (MAD)?</w:t>
       </w:r>
     </w:p>
     <w:p>
@@ -2411,7 +2744,7 @@
           <w:sz w:val="20"/>
           <w:szCs w:val="20"/>
         </w:rPr>
-        <w:t xml:space="preserve">A)  Team A — lower MAD means scores are closer to the mean</w:t>
+        <w:t xml:space="preserve">A)  1.33</w:t>
       </w:r>
     </w:p>
     <w:p>
@@ -2424,7 +2757,7 @@
           <w:sz w:val="20"/>
           <w:szCs w:val="20"/>
         </w:rPr>
-        <w:t xml:space="preserve">B)  Team B — higher MAD means better performance</w:t>
+        <w:t xml:space="preserve">B)  2</w:t>
       </w:r>
     </w:p>
     <w:p>
@@ -2437,7 +2770,7 @@
           <w:sz w:val="20"/>
           <w:szCs w:val="20"/>
         </w:rPr>
-        <w:t xml:space="preserve">C)  Both are equally consistent</w:t>
+        <w:t xml:space="preserve">C)  7</w:t>
       </w:r>
     </w:p>
     <w:p>
@@ -2450,7 +2783,7 @@
           <w:sz w:val="20"/>
           <w:szCs w:val="20"/>
         </w:rPr>
-        <w:t xml:space="preserve">D)  Cannot tell from MAD alone</w:t>
+        <w:t xml:space="preserve">D)  21</w:t>
       </w:r>
     </w:p>
     <w:p>
@@ -3163,6 +3496,64 @@
           <w:sz w:val="24"/>
           <w:szCs w:val="24"/>
         </w:rPr>
+        <w:t xml:space="preserve">Worked Notes (I Do / We Do)</w:t>
+      </w:r>
+    </w:p>
+    <w:p>
+      <w:pPr>
+        <w:spacing w:after="80"/>
+      </w:pPr>
+      <w:r>
+        <w:rPr>
+          <w:b/>
+          <w:bCs/>
+          <w:sz w:val="21"/>
+          <w:szCs w:val="21"/>
+        </w:rPr>
+        <w:t xml:space="preserve">I Do:  </w:t>
+      </w:r>
+      <w:r>
+        <w:rPr>
+          <w:sz w:val="21"/>
+          <w:szCs w:val="21"/>
+        </w:rPr>
+        <w:t xml:space="preserve">A. 4</w:t>
+      </w:r>
+    </w:p>
+    <w:p>
+      <w:pPr>
+        <w:spacing w:after="80"/>
+      </w:pPr>
+      <w:r>
+        <w:rPr>
+          <w:b/>
+          <w:bCs/>
+          <w:sz w:val="21"/>
+          <w:szCs w:val="21"/>
+        </w:rPr>
+        <w:t xml:space="preserve">We Do:  </w:t>
+      </w:r>
+      <w:r>
+        <w:rPr>
+          <w:sz w:val="21"/>
+          <w:szCs w:val="21"/>
+        </w:rPr>
+        <w:t xml:space="preserve">A. 3</w:t>
+      </w:r>
+    </w:p>
+    <w:p>
+      <w:pPr>
+        <w:pStyle w:val="Heading2"/>
+        <w:spacing w:after="80" w:before="180"/>
+      </w:pPr>
+      <w:r>
+        <w:rPr>
+          <w:b/>
+          <w:bCs/>
+          <w:color w:val="12355B"/>
+          <w:sz w:val="24"/>
+          <w:szCs w:val="24"/>
+        </w:rPr>
         <w:t xml:space="preserve">Independent Practice</w:t>
       </w:r>
     </w:p>
@@ -3184,7 +3575,7 @@
           <w:sz w:val="21"/>
           <w:szCs w:val="21"/>
         </w:rPr>
-        <w:t xml:space="preserve">A)  4</w:t>
+        <w:t xml:space="preserve">A)  6</w:t>
       </w:r>
       <w:r>
         <w:rPr>
@@ -3194,7 +3585,7 @@
           <w:sz w:val="19"/>
           <w:szCs w:val="19"/>
         </w:rPr>
-        <w:t xml:space="preserve">  — Deviation = 11 − 15 = −4. Absolute deviation = |−4| = 4.</w:t>
+        <w:t xml:space="preserve">  — Deviation = 26 − 20 = 6. Absolute deviation = |6| = 6.</w:t>
       </w:r>
     </w:p>
     <w:p>
@@ -3215,7 +3606,7 @@
           <w:sz w:val="21"/>
           <w:szCs w:val="21"/>
         </w:rPr>
-        <w:t xml:space="preserve">A)  3</w:t>
+        <w:t xml:space="preserve">A)  Team A — lower MAD means scores are closer to the mean</w:t>
       </w:r>
       <w:r>
         <w:rPr>
@@ -3225,7 +3616,7 @@
           <w:sz w:val="19"/>
           <w:szCs w:val="19"/>
         </w:rPr>
-        <w:t xml:space="preserve">  — Sum of absolute deviations = 3 + 1 + 5 + 2 + 4 = 15. MAD = 15 ÷ 5 = 3.</w:t>
+        <w:t xml:space="preserve">  — Lower MAD means less spread — Team A's scores stay closer to their average, making them more consistent.</w:t>
       </w:r>
     </w:p>
     <w:p>
@@ -3246,7 +3637,7 @@
           <w:sz w:val="21"/>
           <w:szCs w:val="21"/>
         </w:rPr>
-        <w:t xml:space="preserve">A)  6</w:t>
+        <w:t xml:space="preserve">A)  Runner A — lower MAD means more consistent times</w:t>
       </w:r>
       <w:r>
         <w:rPr>
@@ -3256,7 +3647,7 @@
           <w:sz w:val="19"/>
           <w:szCs w:val="19"/>
         </w:rPr>
-        <w:t xml:space="preserve">  — Deviation = 26 − 20 = 6. Absolute deviation = |6| = 6.</w:t>
+        <w:t xml:space="preserve">  — Runner A's MAD of 1.2 means times are usually within 1.2 seconds of 60. Runner B's times vary more widely. For reliability, pick Runner A.</w:t>
       </w:r>
     </w:p>
     <w:p>
@@ -3277,7 +3668,7 @@
           <w:sz w:val="21"/>
           <w:szCs w:val="21"/>
         </w:rPr>
-        <w:t xml:space="preserve">A)  Team A — lower MAD means scores are closer to the mean</w:t>
+        <w:t xml:space="preserve">A)  1.33</w:t>
       </w:r>
       <w:r>
         <w:rPr>
@@ -3287,7 +3678,7 @@
           <w:sz w:val="19"/>
           <w:szCs w:val="19"/>
         </w:rPr>
-        <w:t xml:space="preserve">  — Lower MAD means less spread — Team A's scores stay closer to their average, making them more consistent.</w:t>
+        <w:t xml:space="preserve">  — Distances from 7 are 2, 0, 2; mean = 4 ÷ 3 ≈ 1.33.</w:t>
       </w:r>
     </w:p>
     <w:p>

--- a/lessons/8-3/downloads/8-3-notes.docx
+++ b/lessons/8-3/downloads/8-3-notes.docx
@@ -1177,6 +1177,238 @@
     <w:p>
       <w:pPr>
         <w:pStyle w:val="Heading1"/>
+        <w:pBdr>
+          <w:bottom w:val="single" w:color="1FA6A2" w:sz="14" w:space="6"/>
+        </w:pBdr>
+        <w:spacing w:after="140" w:before="260"/>
+      </w:pPr>
+      <w:r>
+        <w:rPr>
+          <w:b/>
+          <w:bCs/>
+          <w:color w:val="12355B"/>
+          <w:sz w:val="30"/>
+          <w:szCs w:val="30"/>
+        </w:rPr>
+        <w:t xml:space="preserve">Guided Notes</w:t>
+      </w:r>
+    </w:p>
+    <w:p>
+      <w:pPr>
+        <w:spacing w:after="100"/>
+      </w:pPr>
+      <w:r>
+        <w:rPr>
+          <w:i/>
+          <w:iCs/>
+          <w:color w:val="5F6F80"/>
+          <w:sz w:val="19"/>
+          <w:szCs w:val="19"/>
+        </w:rPr>
+        <w:t xml:space="preserve">Fill in each blank as we go. Use the Word Bank to help you.</w:t>
+      </w:r>
+    </w:p>
+    <w:tbl>
+      <w:tblPr>
+        <w:tblW w:type="pct" w:w="100%"/>
+        <w:tblBorders>
+          <w:top w:val="single" w:color="BBD0DE" w:sz="8"/>
+          <w:left w:val="single" w:color="BBD0DE" w:sz="8"/>
+          <w:bottom w:val="single" w:color="BBD0DE" w:sz="8"/>
+          <w:right w:val="single" w:color="BBD0DE" w:sz="8"/>
+          <w:insideH w:val="single" w:color="auto" w:sz="4"/>
+          <w:insideV w:val="single" w:color="auto" w:sz="4"/>
+        </w:tblBorders>
+      </w:tblPr>
+      <w:tblGrid>
+        <w:gridCol w:w="100"/>
+      </w:tblGrid>
+      <w:tr>
+        <w:tc>
+          <w:tcPr>
+            <w:shd w:fill="EEF4F8" w:color="auto" w:val="clear"/>
+            <w:tcMar>
+              <w:top w:type="dxa" w:w="120"/>
+              <w:left w:type="dxa" w:w="180"/>
+              <w:bottom w:type="dxa" w:w="120"/>
+              <w:right w:type="dxa" w:w="180"/>
+            </w:tcMar>
+          </w:tcPr>
+          <w:p>
+            <w:pPr>
+              <w:spacing w:after="40"/>
+            </w:pPr>
+            <w:r>
+              <w:rPr>
+                <w:b/>
+                <w:bCs/>
+                <w:color w:val="1FA6A2"/>
+                <w:sz w:val="18"/>
+                <w:szCs w:val="18"/>
+              </w:rPr>
+              <w:t xml:space="preserve">WORD BANK</w:t>
+            </w:r>
+          </w:p>
+          <w:p>
+            <w:pPr>
+              <w:spacing w:after="80"/>
+            </w:pPr>
+            <w:r>
+              <w:rPr>
+                <w:b/>
+                <w:bCs/>
+                <w:sz w:val="21"/>
+                <w:szCs w:val="21"/>
+              </w:rPr>
+              <w:t xml:space="preserve">Mean Absolute Deviation      •      Deviation      •      Absolute Value      •      Spread      •      Data distribution      •      Variability</w:t>
+            </w:r>
+          </w:p>
+        </w:tc>
+      </w:tr>
+    </w:tbl>
+    <w:p>
+      <w:pPr>
+        <w:spacing w:after="80"/>
+      </w:pPr>
+      <w:r>
+        <w:t xml:space="preserve"/>
+      </w:r>
+    </w:p>
+    <w:p>
+      <w:pPr>
+        <w:spacing w:after="120" w:before="80"/>
+      </w:pPr>
+      <w:r>
+        <w:rPr>
+          <w:b/>
+          <w:bCs/>
+          <w:color w:val="12355B"/>
+          <w:sz w:val="22"/>
+          <w:szCs w:val="22"/>
+        </w:rPr>
+        <w:t xml:space="preserve">1.  </w:t>
+      </w:r>
+      <w:r>
+        <w:rPr>
+          <w:sz w:val="22"/>
+          <w:szCs w:val="22"/>
+        </w:rPr>
+        <w:t xml:space="preserve">The average distance of each value from the mean is the ___.</w:t>
+      </w:r>
+    </w:p>
+    <w:p>
+      <w:pPr>
+        <w:spacing w:after="120" w:before="80"/>
+      </w:pPr>
+      <w:r>
+        <w:rPr>
+          <w:b/>
+          <w:bCs/>
+          <w:color w:val="12355B"/>
+          <w:sz w:val="22"/>
+          <w:szCs w:val="22"/>
+        </w:rPr>
+        <w:t xml:space="preserve">2.  </w:t>
+      </w:r>
+      <w:r>
+        <w:rPr>
+          <w:sz w:val="22"/>
+          <w:szCs w:val="22"/>
+        </w:rPr>
+        <w:t xml:space="preserve">How far a single value is from the mean is its ___.</w:t>
+      </w:r>
+    </w:p>
+    <w:p>
+      <w:pPr>
+        <w:spacing w:after="120" w:before="80"/>
+      </w:pPr>
+      <w:r>
+        <w:rPr>
+          <w:b/>
+          <w:bCs/>
+          <w:color w:val="12355B"/>
+          <w:sz w:val="22"/>
+          <w:szCs w:val="22"/>
+        </w:rPr>
+        <w:t xml:space="preserve">3.  </w:t>
+      </w:r>
+      <w:r>
+        <w:rPr>
+          <w:sz w:val="22"/>
+          <w:szCs w:val="22"/>
+        </w:rPr>
+        <w:t xml:space="preserve">The distance of a number from zero, always positive, is its ___.</w:t>
+      </w:r>
+    </w:p>
+    <w:p>
+      <w:pPr>
+        <w:spacing w:after="120" w:before="80"/>
+      </w:pPr>
+      <w:r>
+        <w:rPr>
+          <w:b/>
+          <w:bCs/>
+          <w:color w:val="12355B"/>
+          <w:sz w:val="22"/>
+          <w:szCs w:val="22"/>
+        </w:rPr>
+        <w:t xml:space="preserve">4.  </w:t>
+      </w:r>
+      <w:r>
+        <w:rPr>
+          <w:sz w:val="22"/>
+          <w:szCs w:val="22"/>
+        </w:rPr>
+        <w:t xml:space="preserve">How far apart the data values are from each other is the ___.</w:t>
+      </w:r>
+    </w:p>
+    <w:p>
+      <w:pPr>
+        <w:spacing w:after="120" w:before="80"/>
+      </w:pPr>
+      <w:r>
+        <w:rPr>
+          <w:b/>
+          <w:bCs/>
+          <w:color w:val="12355B"/>
+          <w:sz w:val="22"/>
+          <w:szCs w:val="22"/>
+        </w:rPr>
+        <w:t xml:space="preserve">5.  </w:t>
+      </w:r>
+      <w:r>
+        <w:rPr>
+          <w:sz w:val="22"/>
+          <w:szCs w:val="22"/>
+        </w:rPr>
+        <w:t xml:space="preserve">The way data values are spread out is the ___.</w:t>
+      </w:r>
+    </w:p>
+    <w:p>
+      <w:pPr>
+        <w:spacing w:after="120" w:before="80"/>
+      </w:pPr>
+      <w:r>
+        <w:rPr>
+          <w:b/>
+          <w:bCs/>
+          <w:color w:val="12355B"/>
+          <w:sz w:val="22"/>
+          <w:szCs w:val="22"/>
+        </w:rPr>
+        <w:t xml:space="preserve">6.  </w:t>
+      </w:r>
+      <w:r>
+        <w:rPr>
+          <w:sz w:val="22"/>
+          <w:szCs w:val="22"/>
+        </w:rPr>
+        <w:t xml:space="preserve">How much the data values differ is the ___.</w:t>
+      </w:r>
+    </w:p>
+    <w:p>
+      <w:pPr>
+        <w:pStyle w:val="Heading1"/>
         <w:pageBreakBefore/>
         <w:pBdr>
           <w:bottom w:val="single" w:color="1FA6A2" w:sz="14" w:space="6"/>
@@ -2260,6 +2492,87 @@
     </w:p>
     <w:p>
       <w:pPr>
+        <w:spacing w:after="40" w:before="80"/>
+      </w:pPr>
+      <w:r>
+        <w:rPr>
+          <w:b/>
+          <w:bCs/>
+          <w:color w:val="12355B"/>
+          <w:sz w:val="21"/>
+          <w:szCs w:val="21"/>
+        </w:rPr>
+        <w:t xml:space="preserve">5. </w:t>
+      </w:r>
+      <w:r>
+        <w:rPr>
+          <w:b/>
+          <w:bCs/>
+          <w:color w:val="6B4FA0"/>
+          <w:sz w:val="19"/>
+          <w:szCs w:val="19"/>
+        </w:rPr>
+        <w:t xml:space="preserve">[Practice] </w:t>
+      </w:r>
+      <w:r>
+        <w:rPr>
+          <w:b/>
+          <w:bCs/>
+          <w:sz w:val="21"/>
+          <w:szCs w:val="21"/>
+        </w:rPr>
+        <w:t xml:space="preserve">During practice on Mean Absolute Deviation, what strategy did you use when a problem felt tricky?</w:t>
+      </w:r>
+    </w:p>
+    <w:p>
+      <w:pPr>
+        <w:spacing w:after="60"/>
+      </w:pPr>
+      <w:r>
+        <w:rPr>
+          <w:color w:val="1A2733"/>
+          <w:sz w:val="21"/>
+          <w:szCs w:val="21"/>
+        </w:rPr>
+        <w:t xml:space="preserve">Start with:  We use absolute value so the deviations are all ___.</w:t>
+      </w:r>
+      <w:r>
+        <w:rPr>
+          <w:i/>
+          <w:iCs/>
+          <w:color w:val="5F6F80"/>
+          <w:sz w:val="19"/>
+          <w:szCs w:val="19"/>
+        </w:rPr>
+        <w:br/>
+        <w:t xml:space="preserve">Usamos el valor absoluto para que las desviaciones sean todas ___.</w:t>
+      </w:r>
+    </w:p>
+    <w:p>
+      <w:pPr>
+        <w:spacing w:after="80"/>
+      </w:pPr>
+      <w:r>
+        <w:rPr>
+          <w:b/>
+          <w:bCs/>
+          <w:color w:val="12355B"/>
+          <w:sz w:val="19"/>
+          <w:szCs w:val="19"/>
+        </w:rPr>
+        <w:t xml:space="preserve">Word bank:  </w:t>
+      </w:r>
+      <w:r>
+        <w:rPr>
+          <w:color w:val="1FA6A2"/>
+          <w:sz w:val="19"/>
+          <w:szCs w:val="19"/>
+        </w:rPr>
+        <w:t xml:space="preserve">Mean Absolute Deviation,  Deviation,  Absolute Value,  Spread</w:t>
+      </w:r>
+    </w:p>
+    <w:p>
+      <w:pPr>
         <w:pStyle w:val="Heading1"/>
         <w:pageBreakBefore/>
         <w:pBdr>
@@ -2731,7 +3044,7 @@
           <w:sz w:val="21"/>
           <w:szCs w:val="21"/>
         </w:rPr>
-        <w:t xml:space="preserve">The data 5, 7, 9 has mean 7. What is the mean absolute deviation (MAD)?</w:t>
+        <w:t xml:space="preserve">A guard scored 2, 4, 6, 8 points in four scrimmages, so the mean is 5 points. The distances from the mean are 3, 1, 1, 3. What is the mean absolute deviation (MAD)?</w:t>
       </w:r>
     </w:p>
     <w:p>
@@ -2744,7 +3057,7 @@
           <w:sz w:val="20"/>
           <w:szCs w:val="20"/>
         </w:rPr>
-        <w:t xml:space="preserve">A)  1.33</w:t>
+        <w:t xml:space="preserve">A)  1</w:t>
       </w:r>
     </w:p>
     <w:p>
@@ -2770,7 +3083,7 @@
           <w:sz w:val="20"/>
           <w:szCs w:val="20"/>
         </w:rPr>
-        <w:t xml:space="preserve">C)  7</w:t>
+        <w:t xml:space="preserve">C)  5</w:t>
       </w:r>
     </w:p>
     <w:p>
@@ -2783,7 +3096,7 @@
           <w:sz w:val="20"/>
           <w:szCs w:val="20"/>
         </w:rPr>
-        <w:t xml:space="preserve">D)  21</w:t>
+        <w:t xml:space="preserve">D)  8</w:t>
       </w:r>
     </w:p>
     <w:p>
@@ -2856,33 +3169,7 @@
           <w:sz w:val="30"/>
           <w:szCs w:val="30"/>
         </w:rPr>
-        <w:t xml:space="preserve">Write About the Math</w:t>
-      </w:r>
-    </w:p>
-    <w:p>
-      <w:pPr>
-        <w:pStyle w:val="Heading2"/>
-        <w:spacing w:after="80" w:before="180"/>
-      </w:pPr>
-      <w:r>
-        <w:rPr>
-          <w:b/>
-          <w:bCs/>
-          <w:color w:val="12355B"/>
-          <w:sz w:val="24"/>
-          <w:szCs w:val="24"/>
-        </w:rPr>
-        <w:t xml:space="preserve">Build Strong Sentences</w:t>
-      </w:r>
-      <w:r>
-        <w:rPr>
-          <w:i/>
-          <w:iCs/>
-          <w:color w:val="B97A12"/>
-          <w:sz w:val="19"/>
-          <w:szCs w:val="19"/>
-        </w:rPr>
-        <w:t xml:space="preserve">   The Writing Revolution</w:t>
+        <w:t xml:space="preserve">Exit Ticket</w:t>
       </w:r>
     </w:p>
     <w:p>
@@ -2897,435 +3184,86 @@
           <w:sz w:val="19"/>
           <w:szCs w:val="19"/>
         </w:rPr>
-        <w:t xml:space="preserve">I can explain my work using the words mean absolute deviation, deviation, absolute value, and spread.</w:t>
-      </w:r>
-    </w:p>
-    <w:p>
-      <w:pPr>
-        <w:pStyle w:val="Heading2"/>
-        <w:spacing w:after="80" w:before="180"/>
-      </w:pPr>
-      <w:r>
-        <w:rPr>
-          <w:b/>
-          <w:bCs/>
-          <w:color w:val="12355B"/>
-          <w:sz w:val="24"/>
-          <w:szCs w:val="24"/>
-        </w:rPr>
-        <w:t xml:space="preserve">1. Kernel Sentence</w:t>
-      </w:r>
-      <w:r>
-        <w:rPr>
-          <w:i/>
-          <w:iCs/>
-          <w:color w:val="1FA6A2"/>
-          <w:sz w:val="19"/>
-          <w:szCs w:val="19"/>
-        </w:rPr>
-        <w:t xml:space="preserve">   subject + verb</w:t>
-      </w:r>
-    </w:p>
-    <w:tbl>
-      <w:tblPr>
-        <w:tblW w:type="pct" w:w="100%"/>
-        <w:tblBorders>
-          <w:top w:val="single" w:color="B97A12" w:sz="8"/>
-          <w:left w:val="single" w:color="B97A12" w:sz="8"/>
-          <w:bottom w:val="single" w:color="B97A12" w:sz="8"/>
-          <w:right w:val="single" w:color="B97A12" w:sz="8"/>
-          <w:insideH w:val="single" w:color="auto" w:sz="4"/>
-          <w:insideV w:val="single" w:color="auto" w:sz="4"/>
-        </w:tblBorders>
-      </w:tblPr>
-      <w:tblGrid>
-        <w:gridCol w:w="100"/>
-      </w:tblGrid>
-      <w:tr>
-        <w:tc>
-          <w:tcPr>
-            <w:shd w:fill="FBF3E2" w:color="auto" w:val="clear"/>
-            <w:tcMar>
-              <w:top w:type="dxa" w:w="120"/>
-              <w:left w:type="dxa" w:w="180"/>
-              <w:bottom w:type="dxa" w:w="120"/>
-              <w:right w:type="dxa" w:w="180"/>
-            </w:tcMar>
-          </w:tcPr>
-          <w:p>
-            <w:pPr>
-              <w:spacing w:after="0"/>
-            </w:pPr>
-            <w:r>
-              <w:rPr>
-                <w:b/>
-                <w:bCs/>
-                <w:color w:val="1FA6A2"/>
-                <w:sz w:val="20"/>
-                <w:szCs w:val="20"/>
-              </w:rPr>
-              <w:t xml:space="preserve">Model:  </w:t>
-            </w:r>
-            <w:r>
-              <w:rPr>
-                <w:sz w:val="20"/>
-                <w:szCs w:val="20"/>
-              </w:rPr>
-              <w:t xml:space="preserve">Mean Absolute Deviation is the average distance of each number from the mean.</w:t>
-            </w:r>
-          </w:p>
-        </w:tc>
-      </w:tr>
-    </w:tbl>
+        <w:t xml:space="preserve">Answer on your own. This shows what you learned today.</w:t>
+      </w:r>
+    </w:p>
+    <w:p>
+      <w:pPr>
+        <w:spacing w:after="80" w:before="80"/>
+      </w:pPr>
+      <w:r>
+        <w:rPr>
+          <w:color w:val="B97A12"/>
+          <w:sz w:val="22"/>
+          <w:szCs w:val="22"/>
+        </w:rPr>
+        <w:t xml:space="preserve">★  </w:t>
+      </w:r>
+      <w:r>
+        <w:rPr>
+          <w:b/>
+          <w:bCs/>
+          <w:sz w:val="22"/>
+          <w:szCs w:val="22"/>
+        </w:rPr>
+        <w:t xml:space="preserve">Data set: 4, 8, 6, 10, 2. The mean is 6. What is the MAD?</w:t>
+      </w:r>
+    </w:p>
+    <w:p>
+      <w:pPr>
+        <w:spacing w:after="60"/>
+        <w:ind w:left="420"/>
+      </w:pPr>
+      <w:r>
+        <w:rPr>
+          <w:sz w:val="21"/>
+          <w:szCs w:val="21"/>
+        </w:rPr>
+        <w:t xml:space="preserve">A)  2.4</w:t>
+      </w:r>
+    </w:p>
+    <w:p>
+      <w:pPr>
+        <w:spacing w:after="60"/>
+        <w:ind w:left="420"/>
+      </w:pPr>
+      <w:r>
+        <w:rPr>
+          <w:sz w:val="21"/>
+          <w:szCs w:val="21"/>
+        </w:rPr>
+        <w:t xml:space="preserve">B)  6</w:t>
+      </w:r>
+    </w:p>
+    <w:p>
+      <w:pPr>
+        <w:spacing w:after="60"/>
+        <w:ind w:left="420"/>
+      </w:pPr>
+      <w:r>
+        <w:rPr>
+          <w:sz w:val="21"/>
+          <w:szCs w:val="21"/>
+        </w:rPr>
+        <w:t xml:space="preserve">C)  0</w:t>
+      </w:r>
+    </w:p>
+    <w:p>
+      <w:pPr>
+        <w:spacing w:after="60"/>
+        <w:ind w:left="420"/>
+      </w:pPr>
+      <w:r>
+        <w:rPr>
+          <w:sz w:val="21"/>
+          <w:szCs w:val="21"/>
+        </w:rPr>
+        <w:t xml:space="preserve">D)  12</w:t>
+      </w:r>
+    </w:p>
     <w:p>
       <w:pPr>
         <w:spacing w:after="40"/>
-      </w:pPr>
-      <w:r>
-        <w:t xml:space="preserve"/>
-      </w:r>
-    </w:p>
-    <w:p>
-      <w:pPr>
-        <w:spacing w:after="60"/>
-      </w:pPr>
-      <w:r>
-        <w:rPr>
-          <w:color w:val="1A2733"/>
-          <w:sz w:val="21"/>
-          <w:szCs w:val="21"/>
-        </w:rPr>
-        <w:t xml:space="preserve">Write a kernel sentence about mean absolute deviation. Use a subject and a verb.</w:t>
-      </w:r>
-      <w:r>
-        <w:rPr>
-          <w:i/>
-          <w:iCs/>
-          <w:color w:val="5F6F80"/>
-          <w:sz w:val="19"/>
-          <w:szCs w:val="19"/>
-        </w:rPr>
-        <w:br/>
-        <w:t xml:space="preserve">Escribe una oración base sobre desviación media absoluta. Usa un sujeto y un verbo.</w:t>
-      </w:r>
-    </w:p>
-    <w:p>
-      <w:pPr>
-        <w:pBdr>
-          <w:bottom w:val="single" w:color="AFBECC" w:sz="6"/>
-        </w:pBdr>
-        <w:spacing w:after="30" w:before="150"/>
-      </w:pPr>
-      <w:r>
-        <w:t xml:space="preserve"/>
-      </w:r>
-    </w:p>
-    <w:p>
-      <w:pPr>
-        <w:pBdr>
-          <w:bottom w:val="single" w:color="AFBECC" w:sz="6"/>
-        </w:pBdr>
-        <w:spacing w:after="30" w:before="150"/>
-      </w:pPr>
-      <w:r>
-        <w:t xml:space="preserve"/>
-      </w:r>
-    </w:p>
-    <w:p>
-      <w:pPr>
-        <w:pStyle w:val="Heading2"/>
-        <w:spacing w:after="80" w:before="180"/>
-      </w:pPr>
-      <w:r>
-        <w:rPr>
-          <w:b/>
-          <w:bCs/>
-          <w:color w:val="12355B"/>
-          <w:sz w:val="24"/>
-          <w:szCs w:val="24"/>
-        </w:rPr>
-        <w:t xml:space="preserve">2. Sentence Expansion</w:t>
-      </w:r>
-      <w:r>
-        <w:rPr>
-          <w:i/>
-          <w:iCs/>
-          <w:color w:val="1FA6A2"/>
-          <w:sz w:val="19"/>
-          <w:szCs w:val="19"/>
-        </w:rPr>
-        <w:t xml:space="preserve">   because · but · so</w:t>
-      </w:r>
-    </w:p>
-    <w:p>
-      <w:pPr>
-        <w:spacing w:after="80"/>
-      </w:pPr>
-      <w:r>
-        <w:rPr>
-          <w:b/>
-          <w:bCs/>
-          <w:color w:val="1FA6A2"/>
-          <w:sz w:val="20"/>
-          <w:szCs w:val="20"/>
-        </w:rPr>
-        <w:t xml:space="preserve">Kernel:  </w:t>
-      </w:r>
-      <w:r>
-        <w:rPr>
-          <w:sz w:val="20"/>
-          <w:szCs w:val="20"/>
-        </w:rPr>
-        <w:t xml:space="preserve">Mean Absolute Deviation matters in math</w:t>
-      </w:r>
-    </w:p>
-    <w:p>
-      <w:pPr>
-        <w:spacing w:after="80"/>
-      </w:pPr>
-      <w:r>
-        <w:rPr>
-          <w:b/>
-          <w:bCs/>
-          <w:color w:val="12355B"/>
-          <w:sz w:val="21"/>
-          <w:szCs w:val="21"/>
-        </w:rPr>
-        <w:t xml:space="preserve">because  </w:t>
-      </w:r>
-      <w:r>
-        <w:rPr>
-          <w:sz w:val="21"/>
-          <w:szCs w:val="21"/>
-        </w:rPr>
-        <w:t xml:space="preserve">Mean Absolute Deviation matters in math because ___.</w:t>
-      </w:r>
-      <w:r>
-        <w:rPr>
-          <w:i/>
-          <w:iCs/>
-          <w:color w:val="5F6F80"/>
-          <w:sz w:val="19"/>
-          <w:szCs w:val="19"/>
-        </w:rPr>
-        <w:br/>
-        <w:t xml:space="preserve">Desviación media absoluta importa en matemáticas porque ___.</w:t>
-      </w:r>
-    </w:p>
-    <w:p>
-      <w:pPr>
-        <w:pBdr>
-          <w:bottom w:val="single" w:color="AFBECC" w:sz="6"/>
-        </w:pBdr>
-        <w:spacing w:after="30" w:before="150"/>
-      </w:pPr>
-      <w:r>
-        <w:t xml:space="preserve"/>
-      </w:r>
-    </w:p>
-    <w:p>
-      <w:pPr>
-        <w:spacing w:after="80"/>
-      </w:pPr>
-      <w:r>
-        <w:rPr>
-          <w:b/>
-          <w:bCs/>
-          <w:color w:val="12355B"/>
-          <w:sz w:val="21"/>
-          <w:szCs w:val="21"/>
-        </w:rPr>
-        <w:t xml:space="preserve">but  </w:t>
-      </w:r>
-      <w:r>
-        <w:rPr>
-          <w:sz w:val="21"/>
-          <w:szCs w:val="21"/>
-        </w:rPr>
-        <w:t xml:space="preserve">Mean Absolute Deviation matters in math, but ___.</w:t>
-      </w:r>
-      <w:r>
-        <w:rPr>
-          <w:i/>
-          <w:iCs/>
-          <w:color w:val="5F6F80"/>
-          <w:sz w:val="19"/>
-          <w:szCs w:val="19"/>
-        </w:rPr>
-        <w:br/>
-        <w:t xml:space="preserve">Desviación media absoluta importa en matemáticas, pero ___.</w:t>
-      </w:r>
-    </w:p>
-    <w:p>
-      <w:pPr>
-        <w:pBdr>
-          <w:bottom w:val="single" w:color="AFBECC" w:sz="6"/>
-        </w:pBdr>
-        <w:spacing w:after="30" w:before="150"/>
-      </w:pPr>
-      <w:r>
-        <w:t xml:space="preserve"/>
-      </w:r>
-    </w:p>
-    <w:p>
-      <w:pPr>
-        <w:spacing w:after="80"/>
-      </w:pPr>
-      <w:r>
-        <w:rPr>
-          <w:b/>
-          <w:bCs/>
-          <w:color w:val="12355B"/>
-          <w:sz w:val="21"/>
-          <w:szCs w:val="21"/>
-        </w:rPr>
-        <w:t xml:space="preserve">so  </w:t>
-      </w:r>
-      <w:r>
-        <w:rPr>
-          <w:sz w:val="21"/>
-          <w:szCs w:val="21"/>
-        </w:rPr>
-        <w:t xml:space="preserve">Mean Absolute Deviation matters in math, so ___.</w:t>
-      </w:r>
-      <w:r>
-        <w:rPr>
-          <w:i/>
-          <w:iCs/>
-          <w:color w:val="5F6F80"/>
-          <w:sz w:val="19"/>
-          <w:szCs w:val="19"/>
-        </w:rPr>
-        <w:br/>
-        <w:t xml:space="preserve">Desviación media absoluta importa en matemáticas, entonces ___.</w:t>
-      </w:r>
-    </w:p>
-    <w:p>
-      <w:pPr>
-        <w:pBdr>
-          <w:bottom w:val="single" w:color="AFBECC" w:sz="6"/>
-        </w:pBdr>
-        <w:spacing w:after="30" w:before="150"/>
-      </w:pPr>
-      <w:r>
-        <w:t xml:space="preserve"/>
-      </w:r>
-    </w:p>
-    <w:p>
-      <w:pPr>
-        <w:pStyle w:val="Heading2"/>
-        <w:spacing w:after="80" w:before="180"/>
-      </w:pPr>
-      <w:r>
-        <w:rPr>
-          <w:b/>
-          <w:bCs/>
-          <w:color w:val="12355B"/>
-          <w:sz w:val="24"/>
-          <w:szCs w:val="24"/>
-        </w:rPr>
-        <w:t xml:space="preserve">3. Explain Your Reasoning</w:t>
-      </w:r>
-      <w:r>
-        <w:rPr>
-          <w:i/>
-          <w:iCs/>
-          <w:color w:val="1FA6A2"/>
-          <w:sz w:val="19"/>
-          <w:szCs w:val="19"/>
-        </w:rPr>
-        <w:t xml:space="preserve">   use a sentence starter</w:t>
-      </w:r>
-    </w:p>
-    <w:p>
-      <w:pPr>
-        <w:spacing w:after="60"/>
-      </w:pPr>
-      <w:r>
-        <w:rPr>
-          <w:color w:val="1A2733"/>
-          <w:sz w:val="21"/>
-          <w:szCs w:val="21"/>
-        </w:rPr>
-        <w:t xml:space="preserve">I would count on Player ___ because their scores are ___.</w:t>
-      </w:r>
-      <w:r>
-        <w:rPr>
-          <w:i/>
-          <w:iCs/>
-          <w:color w:val="5F6F80"/>
-          <w:sz w:val="19"/>
-          <w:szCs w:val="19"/>
-        </w:rPr>
-        <w:br/>
-        <w:t xml:space="preserve">Contaría con el Jugador ___ porque sus puntajes están ___.</w:t>
-      </w:r>
-    </w:p>
-    <w:p>
-      <w:pPr>
-        <w:spacing w:after="60"/>
-      </w:pPr>
-      <w:r>
-        <w:rPr>
-          <w:color w:val="1A2733"/>
-          <w:sz w:val="21"/>
-          <w:szCs w:val="21"/>
-        </w:rPr>
-        <w:t xml:space="preserve">Even with the same mean, the players differ in ___.</w:t>
-      </w:r>
-      <w:r>
-        <w:rPr>
-          <w:i/>
-          <w:iCs/>
-          <w:color w:val="5F6F80"/>
-          <w:sz w:val="19"/>
-          <w:szCs w:val="19"/>
-        </w:rPr>
-        <w:br/>
-        <w:t xml:space="preserve">Aunque tengan la misma media, los jugadores difieren en ___.</w:t>
-      </w:r>
-    </w:p>
-    <w:p>
-      <w:pPr>
-        <w:spacing w:after="60"/>
-      </w:pPr>
-      <w:r>
-        <w:rPr>
-          <w:color w:val="1A2733"/>
-          <w:sz w:val="21"/>
-          <w:szCs w:val="21"/>
-        </w:rPr>
-        <w:t xml:space="preserve">We use absolute value so the deviations are all ___.</w:t>
-      </w:r>
-      <w:r>
-        <w:rPr>
-          <w:i/>
-          <w:iCs/>
-          <w:color w:val="5F6F80"/>
-          <w:sz w:val="19"/>
-          <w:szCs w:val="19"/>
-        </w:rPr>
-        <w:br/>
-        <w:t xml:space="preserve">Usamos el valor absoluto para que las desviaciones sean todas ___.</w:t>
-      </w:r>
-    </w:p>
-    <w:p>
-      <w:pPr>
-        <w:pBdr>
-          <w:bottom w:val="single" w:color="AFBECC" w:sz="6"/>
-        </w:pBdr>
-        <w:spacing w:after="30" w:before="150"/>
-      </w:pPr>
-      <w:r>
-        <w:t xml:space="preserve"/>
-      </w:r>
-    </w:p>
-    <w:p>
-      <w:pPr>
-        <w:pBdr>
-          <w:bottom w:val="single" w:color="AFBECC" w:sz="6"/>
-        </w:pBdr>
-        <w:spacing w:after="30" w:before="150"/>
       </w:pPr>
       <w:r>
         <w:t xml:space="preserve"/>
@@ -3348,7 +3286,7 @@
           <w:sz w:val="30"/>
           <w:szCs w:val="30"/>
         </w:rPr>
-        <w:t xml:space="preserve">Exit Ticket</w:t>
+        <w:t xml:space="preserve">Answer Key &amp; Teacher Guide</w:t>
       </w:r>
     </w:p>
     <w:p>
@@ -3363,115 +3301,245 @@
           <w:sz w:val="19"/>
           <w:szCs w:val="19"/>
         </w:rPr>
-        <w:t xml:space="preserve">Answer on your own. This shows what you learned today.</w:t>
-      </w:r>
-    </w:p>
-    <w:p>
-      <w:pPr>
-        <w:spacing w:after="80" w:before="80"/>
-      </w:pPr>
-      <w:r>
-        <w:rPr>
-          <w:color w:val="B97A12"/>
-          <w:sz w:val="22"/>
-          <w:szCs w:val="22"/>
-        </w:rPr>
-        <w:t xml:space="preserve">★  </w:t>
-      </w:r>
-      <w:r>
-        <w:rPr>
-          <w:b/>
-          <w:bCs/>
-          <w:sz w:val="22"/>
-          <w:szCs w:val="22"/>
-        </w:rPr>
-        <w:t xml:space="preserve">Data set: 4, 8, 6, 10, 2. The mean is 6. What is the MAD?</w:t>
-      </w:r>
-    </w:p>
-    <w:p>
-      <w:pPr>
-        <w:spacing w:after="60"/>
-        <w:ind w:left="420"/>
-      </w:pPr>
-      <w:r>
-        <w:rPr>
-          <w:sz w:val="21"/>
-          <w:szCs w:val="21"/>
-        </w:rPr>
-        <w:t xml:space="preserve">A)  2.4</w:t>
-      </w:r>
-    </w:p>
-    <w:p>
-      <w:pPr>
-        <w:spacing w:after="60"/>
-        <w:ind w:left="420"/>
-      </w:pPr>
-      <w:r>
-        <w:rPr>
-          <w:sz w:val="21"/>
-          <w:szCs w:val="21"/>
-        </w:rPr>
-        <w:t xml:space="preserve">B)  6</w:t>
-      </w:r>
-    </w:p>
-    <w:p>
-      <w:pPr>
-        <w:spacing w:after="60"/>
-        <w:ind w:left="420"/>
-      </w:pPr>
-      <w:r>
-        <w:rPr>
-          <w:sz w:val="21"/>
-          <w:szCs w:val="21"/>
-        </w:rPr>
-        <w:t xml:space="preserve">C)  0</w:t>
-      </w:r>
-    </w:p>
-    <w:p>
-      <w:pPr>
-        <w:spacing w:after="60"/>
-        <w:ind w:left="420"/>
-      </w:pPr>
-      <w:r>
-        <w:rPr>
-          <w:sz w:val="21"/>
-          <w:szCs w:val="21"/>
-        </w:rPr>
-        <w:t xml:space="preserve">D)  12</w:t>
-      </w:r>
-    </w:p>
-    <w:p>
-      <w:pPr>
-        <w:spacing w:after="40"/>
-      </w:pPr>
-      <w:r>
-        <w:t xml:space="preserve"/>
-      </w:r>
-    </w:p>
-    <w:p>
-      <w:pPr>
-        <w:pStyle w:val="Heading1"/>
-        <w:pageBreakBefore/>
-        <w:pBdr>
-          <w:bottom w:val="single" w:color="1FA6A2" w:sz="14" w:space="6"/>
-        </w:pBdr>
-        <w:spacing w:after="140" w:before="0"/>
-      </w:pPr>
-      <w:r>
-        <w:rPr>
-          <w:b/>
-          <w:bCs/>
-          <w:color w:val="12355B"/>
-          <w:sz w:val="30"/>
-          <w:szCs w:val="30"/>
-        </w:rPr>
-        <w:t xml:space="preserve">Answer Key &amp; Teacher Guide</w:t>
-      </w:r>
-    </w:p>
-    <w:p>
-      <w:pPr>
-        <w:spacing w:after="100"/>
-      </w:pPr>
+        <w:t xml:space="preserve">Teacher reference — remove or fold back before distributing to students.</w:t>
+      </w:r>
+    </w:p>
+    <w:p>
+      <w:pPr>
+        <w:pStyle w:val="Heading2"/>
+        <w:spacing w:after="80" w:before="180"/>
+      </w:pPr>
+      <w:r>
+        <w:rPr>
+          <w:b/>
+          <w:bCs/>
+          <w:color w:val="12355B"/>
+          <w:sz w:val="24"/>
+          <w:szCs w:val="24"/>
+        </w:rPr>
+        <w:t xml:space="preserve">Guided Notes (Fill-in)</w:t>
+      </w:r>
+    </w:p>
+    <w:p>
+      <w:pPr>
+        <w:spacing w:after="80"/>
+      </w:pPr>
+      <w:r>
+        <w:rPr>
+          <w:b/>
+          <w:bCs/>
+          <w:sz w:val="21"/>
+          <w:szCs w:val="21"/>
+        </w:rPr>
+        <w:t xml:space="preserve">Notes 1:  </w:t>
+      </w:r>
+      <w:r>
+        <w:rPr>
+          <w:sz w:val="21"/>
+          <w:szCs w:val="21"/>
+        </w:rPr>
+        <w:t xml:space="preserve">Mean Absolute Deviation</w:t>
+      </w:r>
+    </w:p>
+    <w:p>
+      <w:pPr>
+        <w:spacing w:after="80"/>
+      </w:pPr>
+      <w:r>
+        <w:rPr>
+          <w:b/>
+          <w:bCs/>
+          <w:sz w:val="21"/>
+          <w:szCs w:val="21"/>
+        </w:rPr>
+        <w:t xml:space="preserve">Notes 2:  </w:t>
+      </w:r>
+      <w:r>
+        <w:rPr>
+          <w:sz w:val="21"/>
+          <w:szCs w:val="21"/>
+        </w:rPr>
+        <w:t xml:space="preserve">Deviation</w:t>
+      </w:r>
+    </w:p>
+    <w:p>
+      <w:pPr>
+        <w:spacing w:after="80"/>
+      </w:pPr>
+      <w:r>
+        <w:rPr>
+          <w:b/>
+          <w:bCs/>
+          <w:sz w:val="21"/>
+          <w:szCs w:val="21"/>
+        </w:rPr>
+        <w:t xml:space="preserve">Notes 3:  </w:t>
+      </w:r>
+      <w:r>
+        <w:rPr>
+          <w:sz w:val="21"/>
+          <w:szCs w:val="21"/>
+        </w:rPr>
+        <w:t xml:space="preserve">Absolute Value</w:t>
+      </w:r>
+    </w:p>
+    <w:p>
+      <w:pPr>
+        <w:spacing w:after="80"/>
+      </w:pPr>
+      <w:r>
+        <w:rPr>
+          <w:b/>
+          <w:bCs/>
+          <w:sz w:val="21"/>
+          <w:szCs w:val="21"/>
+        </w:rPr>
+        <w:t xml:space="preserve">Notes 4:  </w:t>
+      </w:r>
+      <w:r>
+        <w:rPr>
+          <w:sz w:val="21"/>
+          <w:szCs w:val="21"/>
+        </w:rPr>
+        <w:t xml:space="preserve">Spread</w:t>
+      </w:r>
+    </w:p>
+    <w:p>
+      <w:pPr>
+        <w:spacing w:after="80"/>
+      </w:pPr>
+      <w:r>
+        <w:rPr>
+          <w:b/>
+          <w:bCs/>
+          <w:sz w:val="21"/>
+          <w:szCs w:val="21"/>
+        </w:rPr>
+        <w:t xml:space="preserve">Notes 5:  </w:t>
+      </w:r>
+      <w:r>
+        <w:rPr>
+          <w:sz w:val="21"/>
+          <w:szCs w:val="21"/>
+        </w:rPr>
+        <w:t xml:space="preserve">Data distribution</w:t>
+      </w:r>
+    </w:p>
+    <w:p>
+      <w:pPr>
+        <w:spacing w:after="80"/>
+      </w:pPr>
+      <w:r>
+        <w:rPr>
+          <w:b/>
+          <w:bCs/>
+          <w:sz w:val="21"/>
+          <w:szCs w:val="21"/>
+        </w:rPr>
+        <w:t xml:space="preserve">Notes 6:  </w:t>
+      </w:r>
+      <w:r>
+        <w:rPr>
+          <w:sz w:val="21"/>
+          <w:szCs w:val="21"/>
+        </w:rPr>
+        <w:t xml:space="preserve">Variability</w:t>
+      </w:r>
+    </w:p>
+    <w:p>
+      <w:pPr>
+        <w:pStyle w:val="Heading2"/>
+        <w:spacing w:after="80" w:before="180"/>
+      </w:pPr>
+      <w:r>
+        <w:rPr>
+          <w:b/>
+          <w:bCs/>
+          <w:color w:val="12355B"/>
+          <w:sz w:val="24"/>
+          <w:szCs w:val="24"/>
+        </w:rPr>
+        <w:t xml:space="preserve">Worked Notes (I Do / We Do)</w:t>
+      </w:r>
+    </w:p>
+    <w:p>
+      <w:pPr>
+        <w:spacing w:after="80"/>
+      </w:pPr>
+      <w:r>
+        <w:rPr>
+          <w:b/>
+          <w:bCs/>
+          <w:sz w:val="21"/>
+          <w:szCs w:val="21"/>
+        </w:rPr>
+        <w:t xml:space="preserve">I Do:  </w:t>
+      </w:r>
+      <w:r>
+        <w:rPr>
+          <w:sz w:val="21"/>
+          <w:szCs w:val="21"/>
+        </w:rPr>
+        <w:t xml:space="preserve">A. 4</w:t>
+      </w:r>
+    </w:p>
+    <w:p>
+      <w:pPr>
+        <w:spacing w:after="80"/>
+      </w:pPr>
+      <w:r>
+        <w:rPr>
+          <w:b/>
+          <w:bCs/>
+          <w:sz w:val="21"/>
+          <w:szCs w:val="21"/>
+        </w:rPr>
+        <w:t xml:space="preserve">We Do:  </w:t>
+      </w:r>
+      <w:r>
+        <w:rPr>
+          <w:sz w:val="21"/>
+          <w:szCs w:val="21"/>
+        </w:rPr>
+        <w:t xml:space="preserve">A. 3</w:t>
+      </w:r>
+    </w:p>
+    <w:p>
+      <w:pPr>
+        <w:pStyle w:val="Heading2"/>
+        <w:spacing w:after="80" w:before="180"/>
+      </w:pPr>
+      <w:r>
+        <w:rPr>
+          <w:b/>
+          <w:bCs/>
+          <w:color w:val="12355B"/>
+          <w:sz w:val="24"/>
+          <w:szCs w:val="24"/>
+        </w:rPr>
+        <w:t xml:space="preserve">Independent Practice</w:t>
+      </w:r>
+    </w:p>
+    <w:p>
+      <w:pPr>
+        <w:spacing w:after="80"/>
+      </w:pPr>
+      <w:r>
+        <w:rPr>
+          <w:b/>
+          <w:bCs/>
+          <w:sz w:val="21"/>
+          <w:szCs w:val="21"/>
+        </w:rPr>
+        <w:t xml:space="preserve">1.  </w:t>
+      </w:r>
+      <w:r>
+        <w:rPr>
+          <w:sz w:val="21"/>
+          <w:szCs w:val="21"/>
+        </w:rPr>
+        <w:t xml:space="preserve">A)  6</w:t>
+      </w:r>
       <w:r>
         <w:rPr>
           <w:i/>
@@ -3480,23 +3548,7 @@
           <w:sz w:val="19"/>
           <w:szCs w:val="19"/>
         </w:rPr>
-        <w:t xml:space="preserve">Teacher reference — remove or fold back before distributing to students.</w:t>
-      </w:r>
-    </w:p>
-    <w:p>
-      <w:pPr>
-        <w:pStyle w:val="Heading2"/>
-        <w:spacing w:after="80" w:before="180"/>
-      </w:pPr>
-      <w:r>
-        <w:rPr>
-          <w:b/>
-          <w:bCs/>
-          <w:color w:val="12355B"/>
-          <w:sz w:val="24"/>
-          <w:szCs w:val="24"/>
-        </w:rPr>
-        <w:t xml:space="preserve">Worked Notes (I Do / We Do)</w:t>
+        <w:t xml:space="preserve">  — Deviation = 26 − 20 = 6. Absolute deviation = |6| = 6.</w:t>
       </w:r>
     </w:p>
     <w:p>
@@ -3510,72 +3562,14 @@
           <w:sz w:val="21"/>
           <w:szCs w:val="21"/>
         </w:rPr>
-        <w:t xml:space="preserve">I Do:  </w:t>
-      </w:r>
-      <w:r>
-        <w:rPr>
-          <w:sz w:val="21"/>
-          <w:szCs w:val="21"/>
-        </w:rPr>
-        <w:t xml:space="preserve">A. 4</w:t>
-      </w:r>
-    </w:p>
-    <w:p>
-      <w:pPr>
-        <w:spacing w:after="80"/>
-      </w:pPr>
-      <w:r>
-        <w:rPr>
-          <w:b/>
-          <w:bCs/>
-          <w:sz w:val="21"/>
-          <w:szCs w:val="21"/>
-        </w:rPr>
-        <w:t xml:space="preserve">We Do:  </w:t>
-      </w:r>
-      <w:r>
-        <w:rPr>
-          <w:sz w:val="21"/>
-          <w:szCs w:val="21"/>
-        </w:rPr>
-        <w:t xml:space="preserve">A. 3</w:t>
-      </w:r>
-    </w:p>
-    <w:p>
-      <w:pPr>
-        <w:pStyle w:val="Heading2"/>
-        <w:spacing w:after="80" w:before="180"/>
-      </w:pPr>
-      <w:r>
-        <w:rPr>
-          <w:b/>
-          <w:bCs/>
-          <w:color w:val="12355B"/>
-          <w:sz w:val="24"/>
-          <w:szCs w:val="24"/>
-        </w:rPr>
-        <w:t xml:space="preserve">Independent Practice</w:t>
-      </w:r>
-    </w:p>
-    <w:p>
-      <w:pPr>
-        <w:spacing w:after="80"/>
-      </w:pPr>
-      <w:r>
-        <w:rPr>
-          <w:b/>
-          <w:bCs/>
-          <w:sz w:val="21"/>
-          <w:szCs w:val="21"/>
-        </w:rPr>
-        <w:t xml:space="preserve">1.  </w:t>
-      </w:r>
-      <w:r>
-        <w:rPr>
-          <w:sz w:val="21"/>
-          <w:szCs w:val="21"/>
-        </w:rPr>
-        <w:t xml:space="preserve">A)  6</w:t>
+        <w:t xml:space="preserve">2.  </w:t>
+      </w:r>
+      <w:r>
+        <w:rPr>
+          <w:sz w:val="21"/>
+          <w:szCs w:val="21"/>
+        </w:rPr>
+        <w:t xml:space="preserve">A)  Team A — lower MAD means scores are closer to the mean</w:t>
       </w:r>
       <w:r>
         <w:rPr>
@@ -3585,7 +3579,7 @@
           <w:sz w:val="19"/>
           <w:szCs w:val="19"/>
         </w:rPr>
-        <w:t xml:space="preserve">  — Deviation = 26 − 20 = 6. Absolute deviation = |6| = 6.</w:t>
+        <w:t xml:space="preserve">  — Lower MAD means less spread — Team A's scores stay closer to their average, making them more consistent.</w:t>
       </w:r>
     </w:p>
     <w:p>
@@ -3599,14 +3593,14 @@
           <w:sz w:val="21"/>
           <w:szCs w:val="21"/>
         </w:rPr>
-        <w:t xml:space="preserve">2.  </w:t>
-      </w:r>
-      <w:r>
-        <w:rPr>
-          <w:sz w:val="21"/>
-          <w:szCs w:val="21"/>
-        </w:rPr>
-        <w:t xml:space="preserve">A)  Team A — lower MAD means scores are closer to the mean</w:t>
+        <w:t xml:space="preserve">3.  </w:t>
+      </w:r>
+      <w:r>
+        <w:rPr>
+          <w:sz w:val="21"/>
+          <w:szCs w:val="21"/>
+        </w:rPr>
+        <w:t xml:space="preserve">A)  Runner A — lower MAD means more consistent times</w:t>
       </w:r>
       <w:r>
         <w:rPr>
@@ -3616,7 +3610,7 @@
           <w:sz w:val="19"/>
           <w:szCs w:val="19"/>
         </w:rPr>
-        <w:t xml:space="preserve">  — Lower MAD means less spread — Team A's scores stay closer to their average, making them more consistent.</w:t>
+        <w:t xml:space="preserve">  — Runner A's MAD of 1.2 means times are usually within 1.2 seconds of 60. Runner B's times vary more widely. For reliability, pick Runner A.</w:t>
       </w:r>
     </w:p>
     <w:p>
@@ -3630,14 +3624,14 @@
           <w:sz w:val="21"/>
           <w:szCs w:val="21"/>
         </w:rPr>
-        <w:t xml:space="preserve">3.  </w:t>
-      </w:r>
-      <w:r>
-        <w:rPr>
-          <w:sz w:val="21"/>
-          <w:szCs w:val="21"/>
-        </w:rPr>
-        <w:t xml:space="preserve">A)  Runner A — lower MAD means more consistent times</w:t>
+        <w:t xml:space="preserve">4.  </w:t>
+      </w:r>
+      <w:r>
+        <w:rPr>
+          <w:sz w:val="21"/>
+          <w:szCs w:val="21"/>
+        </w:rPr>
+        <w:t xml:space="preserve">B)  2</w:t>
       </w:r>
       <w:r>
         <w:rPr>
@@ -3647,7 +3641,23 @@
           <w:sz w:val="19"/>
           <w:szCs w:val="19"/>
         </w:rPr>
-        <w:t xml:space="preserve">  — Runner A's MAD of 1.2 means times are usually within 1.2 seconds of 60. Runner B's times vary more widely. For reliability, pick Runner A.</w:t>
+        <w:t xml:space="preserve">  — Add the distances: 3 + 1 + 1 + 3 = 8. Divide by the 4 games: 8 ÷ 4 = 2. The MAD is 2 points.</w:t>
+      </w:r>
+    </w:p>
+    <w:p>
+      <w:pPr>
+        <w:pStyle w:val="Heading2"/>
+        <w:spacing w:after="80" w:before="180"/>
+      </w:pPr>
+      <w:r>
+        <w:rPr>
+          <w:b/>
+          <w:bCs/>
+          <w:color w:val="12355B"/>
+          <w:sz w:val="24"/>
+          <w:szCs w:val="24"/>
+        </w:rPr>
+        <w:t xml:space="preserve">Exit Ticket</w:t>
       </w:r>
     </w:p>
     <w:p>
@@ -3656,19 +3666,10 @@
       </w:pPr>
       <w:r>
         <w:rPr>
-          <w:b/>
-          <w:bCs/>
-          <w:sz w:val="21"/>
-          <w:szCs w:val="21"/>
-        </w:rPr>
-        <w:t xml:space="preserve">4.  </w:t>
-      </w:r>
-      <w:r>
-        <w:rPr>
-          <w:sz w:val="21"/>
-          <w:szCs w:val="21"/>
-        </w:rPr>
-        <w:t xml:space="preserve">A)  1.33</w:t>
+          <w:sz w:val="21"/>
+          <w:szCs w:val="21"/>
+        </w:rPr>
+        <w:t xml:space="preserve">A)  2.4</w:t>
       </w:r>
       <w:r>
         <w:rPr>
@@ -3678,197 +3679,7 @@
           <w:sz w:val="19"/>
           <w:szCs w:val="19"/>
         </w:rPr>
-        <w:t xml:space="preserve">  — Distances from 7 are 2, 0, 2; mean = 4 ÷ 3 ≈ 1.33.</w:t>
-      </w:r>
-    </w:p>
-    <w:p>
-      <w:pPr>
-        <w:pStyle w:val="Heading2"/>
-        <w:spacing w:after="80" w:before="180"/>
-      </w:pPr>
-      <w:r>
-        <w:rPr>
-          <w:b/>
-          <w:bCs/>
-          <w:color w:val="12355B"/>
-          <w:sz w:val="24"/>
-          <w:szCs w:val="24"/>
-        </w:rPr>
-        <w:t xml:space="preserve">Exit Ticket</w:t>
-      </w:r>
-    </w:p>
-    <w:p>
-      <w:pPr>
-        <w:spacing w:after="80"/>
-      </w:pPr>
-      <w:r>
-        <w:rPr>
-          <w:sz w:val="21"/>
-          <w:szCs w:val="21"/>
-        </w:rPr>
-        <w:t xml:space="preserve">A)  2.4</w:t>
-      </w:r>
-      <w:r>
-        <w:rPr>
-          <w:i/>
-          <w:iCs/>
-          <w:color w:val="5F6F80"/>
-          <w:sz w:val="19"/>
-          <w:szCs w:val="19"/>
-        </w:rPr>
         <w:t xml:space="preserve">  — Deviations: −2, 2, 0, 4, −4. Absolute deviations: 2, 2, 0, 4, 4. Sum = 12. MAD = 12 ÷ 5 = 2.4.</w:t>
-      </w:r>
-    </w:p>
-    <w:p>
-      <w:pPr>
-        <w:pStyle w:val="Heading2"/>
-        <w:spacing w:after="80" w:before="180"/>
-      </w:pPr>
-      <w:r>
-        <w:rPr>
-          <w:b/>
-          <w:bCs/>
-          <w:color w:val="12355B"/>
-          <w:sz w:val="24"/>
-          <w:szCs w:val="24"/>
-        </w:rPr>
-        <w:t xml:space="preserve">Writing (TWR) — what to look for</w:t>
-      </w:r>
-    </w:p>
-    <w:p>
-      <w:pPr>
-        <w:spacing w:after="80"/>
-      </w:pPr>
-      <w:r>
-        <w:rPr>
-          <w:sz w:val="20"/>
-          <w:szCs w:val="20"/>
-        </w:rPr>
-        <w:t xml:space="preserve">Kernel sentence: a complete sentence needs a subject and a verb. Example: Mean Absolute Deviation is the average distance of each number from the mean.</w:t>
-      </w:r>
-    </w:p>
-    <w:p>
-      <w:pPr>
-        <w:spacing w:after="80"/>
-      </w:pPr>
-      <w:r>
-        <w:rPr>
-          <w:sz w:val="20"/>
-          <w:szCs w:val="20"/>
-        </w:rPr>
-        <w:t xml:space="preserve">Expansion: because = reason, but = contrast/exception, so = result. Answers vary; each must keep the kernel idea.</w:t>
-      </w:r>
-    </w:p>
-    <w:p>
-      <w:pPr>
-        <w:pStyle w:val="Heading2"/>
-        <w:spacing w:after="80" w:before="180"/>
-      </w:pPr>
-      <w:r>
-        <w:rPr>
-          <w:b/>
-          <w:bCs/>
-          <w:color w:val="12355B"/>
-          <w:sz w:val="24"/>
-          <w:szCs w:val="24"/>
-        </w:rPr>
-        <w:t xml:space="preserve">Turn &amp; Talk — listen for</w:t>
-      </w:r>
-    </w:p>
-    <w:p>
-      <w:pPr>
-        <w:spacing w:after="80"/>
-      </w:pPr>
-      <w:r>
-        <w:rPr>
-          <w:b/>
-          <w:bCs/>
-          <w:sz w:val="19"/>
-          <w:szCs w:val="19"/>
-        </w:rPr>
-        <w:t xml:space="preserve">1.  </w:t>
-      </w:r>
-      <w:r>
-        <w:rPr>
-          <w:i/>
-          <w:iCs/>
-          <w:color w:val="5F6F80"/>
-          <w:sz w:val="19"/>
-          <w:szCs w:val="19"/>
-        </w:rPr>
-        <w:t xml:space="preserve">Students choose Player A as more consistent and recognize that equal means hide different spreads.</w:t>
-      </w:r>
-    </w:p>
-    <w:p>
-      <w:pPr>
-        <w:spacing w:after="80"/>
-      </w:pPr>
-      <w:r>
-        <w:rPr>
-          <w:b/>
-          <w:bCs/>
-          <w:sz w:val="19"/>
-          <w:szCs w:val="19"/>
-        </w:rPr>
-        <w:t xml:space="preserve">2.  </w:t>
-      </w:r>
-      <w:r>
-        <w:rPr>
-          <w:i/>
-          <w:iCs/>
-          <w:color w:val="5F6F80"/>
-          <w:sz w:val="19"/>
-          <w:szCs w:val="19"/>
-        </w:rPr>
-        <w:t xml:space="preserve">A strong answer explains deviations above and below the mean would cancel to zero, so absolute value keeps each as a positive distance.</w:t>
-      </w:r>
-    </w:p>
-    <w:p>
-      <w:pPr>
-        <w:spacing w:after="80"/>
-      </w:pPr>
-      <w:r>
-        <w:rPr>
-          <w:b/>
-          <w:bCs/>
-          <w:sz w:val="19"/>
-          <w:szCs w:val="19"/>
-        </w:rPr>
-        <w:t xml:space="preserve">3.  </w:t>
-      </w:r>
-      <w:r>
-        <w:rPr>
-          <w:i/>
-          <w:iCs/>
-          <w:color w:val="5F6F80"/>
-          <w:sz w:val="19"/>
-          <w:szCs w:val="19"/>
-        </w:rPr>
-        <w:t xml:space="preserve">Students pick Keeper A and explain a smaller MAD (0.56) means goals allowed stay close to the mean, so performance is more reliable.</w:t>
-      </w:r>
-    </w:p>
-    <w:p>
-      <w:pPr>
-        <w:spacing w:after="80"/>
-      </w:pPr>
-      <w:r>
-        <w:rPr>
-          <w:b/>
-          <w:bCs/>
-          <w:sz w:val="19"/>
-          <w:szCs w:val="19"/>
-        </w:rPr>
-        <w:t xml:space="preserve">4.  </w:t>
-      </w:r>
-      <w:r>
-        <w:rPr>
-          <w:i/>
-          <w:iCs/>
-          <w:color w:val="5F6F80"/>
-          <w:sz w:val="19"/>
-          <w:szCs w:val="19"/>
-        </w:rPr>
-        <w:t xml:space="preserve">Students compute absolute deviations 2, 2, 0, 4, 4 (sum 12), divide by 5, and report MAD = 2.4.</w:t>
       </w:r>
     </w:p>
     <w:sectPr>

--- a/lessons/8-3/downloads/8-3-notes.docx
+++ b/lessons/8-3/downloads/8-3-notes.docx
@@ -3267,419 +3267,6 @@
       </w:pPr>
       <w:r>
         <w:t xml:space="preserve"/>
-      </w:r>
-    </w:p>
-    <w:p>
-      <w:pPr>
-        <w:pStyle w:val="Heading1"/>
-        <w:pageBreakBefore/>
-        <w:pBdr>
-          <w:bottom w:val="single" w:color="1FA6A2" w:sz="14" w:space="6"/>
-        </w:pBdr>
-        <w:spacing w:after="140" w:before="0"/>
-      </w:pPr>
-      <w:r>
-        <w:rPr>
-          <w:b/>
-          <w:bCs/>
-          <w:color w:val="12355B"/>
-          <w:sz w:val="30"/>
-          <w:szCs w:val="30"/>
-        </w:rPr>
-        <w:t xml:space="preserve">Answer Key &amp; Teacher Guide</w:t>
-      </w:r>
-    </w:p>
-    <w:p>
-      <w:pPr>
-        <w:spacing w:after="100"/>
-      </w:pPr>
-      <w:r>
-        <w:rPr>
-          <w:i/>
-          <w:iCs/>
-          <w:color w:val="5F6F80"/>
-          <w:sz w:val="19"/>
-          <w:szCs w:val="19"/>
-        </w:rPr>
-        <w:t xml:space="preserve">Teacher reference — remove or fold back before distributing to students.</w:t>
-      </w:r>
-    </w:p>
-    <w:p>
-      <w:pPr>
-        <w:pStyle w:val="Heading2"/>
-        <w:spacing w:after="80" w:before="180"/>
-      </w:pPr>
-      <w:r>
-        <w:rPr>
-          <w:b/>
-          <w:bCs/>
-          <w:color w:val="12355B"/>
-          <w:sz w:val="24"/>
-          <w:szCs w:val="24"/>
-        </w:rPr>
-        <w:t xml:space="preserve">Guided Notes (Fill-in)</w:t>
-      </w:r>
-    </w:p>
-    <w:p>
-      <w:pPr>
-        <w:spacing w:after="80"/>
-      </w:pPr>
-      <w:r>
-        <w:rPr>
-          <w:b/>
-          <w:bCs/>
-          <w:sz w:val="21"/>
-          <w:szCs w:val="21"/>
-        </w:rPr>
-        <w:t xml:space="preserve">Notes 1:  </w:t>
-      </w:r>
-      <w:r>
-        <w:rPr>
-          <w:sz w:val="21"/>
-          <w:szCs w:val="21"/>
-        </w:rPr>
-        <w:t xml:space="preserve">Mean Absolute Deviation</w:t>
-      </w:r>
-    </w:p>
-    <w:p>
-      <w:pPr>
-        <w:spacing w:after="80"/>
-      </w:pPr>
-      <w:r>
-        <w:rPr>
-          <w:b/>
-          <w:bCs/>
-          <w:sz w:val="21"/>
-          <w:szCs w:val="21"/>
-        </w:rPr>
-        <w:t xml:space="preserve">Notes 2:  </w:t>
-      </w:r>
-      <w:r>
-        <w:rPr>
-          <w:sz w:val="21"/>
-          <w:szCs w:val="21"/>
-        </w:rPr>
-        <w:t xml:space="preserve">Deviation</w:t>
-      </w:r>
-    </w:p>
-    <w:p>
-      <w:pPr>
-        <w:spacing w:after="80"/>
-      </w:pPr>
-      <w:r>
-        <w:rPr>
-          <w:b/>
-          <w:bCs/>
-          <w:sz w:val="21"/>
-          <w:szCs w:val="21"/>
-        </w:rPr>
-        <w:t xml:space="preserve">Notes 3:  </w:t>
-      </w:r>
-      <w:r>
-        <w:rPr>
-          <w:sz w:val="21"/>
-          <w:szCs w:val="21"/>
-        </w:rPr>
-        <w:t xml:space="preserve">Absolute Value</w:t>
-      </w:r>
-    </w:p>
-    <w:p>
-      <w:pPr>
-        <w:spacing w:after="80"/>
-      </w:pPr>
-      <w:r>
-        <w:rPr>
-          <w:b/>
-          <w:bCs/>
-          <w:sz w:val="21"/>
-          <w:szCs w:val="21"/>
-        </w:rPr>
-        <w:t xml:space="preserve">Notes 4:  </w:t>
-      </w:r>
-      <w:r>
-        <w:rPr>
-          <w:sz w:val="21"/>
-          <w:szCs w:val="21"/>
-        </w:rPr>
-        <w:t xml:space="preserve">Spread</w:t>
-      </w:r>
-    </w:p>
-    <w:p>
-      <w:pPr>
-        <w:spacing w:after="80"/>
-      </w:pPr>
-      <w:r>
-        <w:rPr>
-          <w:b/>
-          <w:bCs/>
-          <w:sz w:val="21"/>
-          <w:szCs w:val="21"/>
-        </w:rPr>
-        <w:t xml:space="preserve">Notes 5:  </w:t>
-      </w:r>
-      <w:r>
-        <w:rPr>
-          <w:sz w:val="21"/>
-          <w:szCs w:val="21"/>
-        </w:rPr>
-        <w:t xml:space="preserve">Data distribution</w:t>
-      </w:r>
-    </w:p>
-    <w:p>
-      <w:pPr>
-        <w:spacing w:after="80"/>
-      </w:pPr>
-      <w:r>
-        <w:rPr>
-          <w:b/>
-          <w:bCs/>
-          <w:sz w:val="21"/>
-          <w:szCs w:val="21"/>
-        </w:rPr>
-        <w:t xml:space="preserve">Notes 6:  </w:t>
-      </w:r>
-      <w:r>
-        <w:rPr>
-          <w:sz w:val="21"/>
-          <w:szCs w:val="21"/>
-        </w:rPr>
-        <w:t xml:space="preserve">Variability</w:t>
-      </w:r>
-    </w:p>
-    <w:p>
-      <w:pPr>
-        <w:pStyle w:val="Heading2"/>
-        <w:spacing w:after="80" w:before="180"/>
-      </w:pPr>
-      <w:r>
-        <w:rPr>
-          <w:b/>
-          <w:bCs/>
-          <w:color w:val="12355B"/>
-          <w:sz w:val="24"/>
-          <w:szCs w:val="24"/>
-        </w:rPr>
-        <w:t xml:space="preserve">Worked Notes (I Do / We Do)</w:t>
-      </w:r>
-    </w:p>
-    <w:p>
-      <w:pPr>
-        <w:spacing w:after="80"/>
-      </w:pPr>
-      <w:r>
-        <w:rPr>
-          <w:b/>
-          <w:bCs/>
-          <w:sz w:val="21"/>
-          <w:szCs w:val="21"/>
-        </w:rPr>
-        <w:t xml:space="preserve">I Do:  </w:t>
-      </w:r>
-      <w:r>
-        <w:rPr>
-          <w:sz w:val="21"/>
-          <w:szCs w:val="21"/>
-        </w:rPr>
-        <w:t xml:space="preserve">A. 4</w:t>
-      </w:r>
-    </w:p>
-    <w:p>
-      <w:pPr>
-        <w:spacing w:after="80"/>
-      </w:pPr>
-      <w:r>
-        <w:rPr>
-          <w:b/>
-          <w:bCs/>
-          <w:sz w:val="21"/>
-          <w:szCs w:val="21"/>
-        </w:rPr>
-        <w:t xml:space="preserve">We Do:  </w:t>
-      </w:r>
-      <w:r>
-        <w:rPr>
-          <w:sz w:val="21"/>
-          <w:szCs w:val="21"/>
-        </w:rPr>
-        <w:t xml:space="preserve">A. 3</w:t>
-      </w:r>
-    </w:p>
-    <w:p>
-      <w:pPr>
-        <w:pStyle w:val="Heading2"/>
-        <w:spacing w:after="80" w:before="180"/>
-      </w:pPr>
-      <w:r>
-        <w:rPr>
-          <w:b/>
-          <w:bCs/>
-          <w:color w:val="12355B"/>
-          <w:sz w:val="24"/>
-          <w:szCs w:val="24"/>
-        </w:rPr>
-        <w:t xml:space="preserve">Independent Practice</w:t>
-      </w:r>
-    </w:p>
-    <w:p>
-      <w:pPr>
-        <w:spacing w:after="80"/>
-      </w:pPr>
-      <w:r>
-        <w:rPr>
-          <w:b/>
-          <w:bCs/>
-          <w:sz w:val="21"/>
-          <w:szCs w:val="21"/>
-        </w:rPr>
-        <w:t xml:space="preserve">1.  </w:t>
-      </w:r>
-      <w:r>
-        <w:rPr>
-          <w:sz w:val="21"/>
-          <w:szCs w:val="21"/>
-        </w:rPr>
-        <w:t xml:space="preserve">A)  6</w:t>
-      </w:r>
-      <w:r>
-        <w:rPr>
-          <w:i/>
-          <w:iCs/>
-          <w:color w:val="5F6F80"/>
-          <w:sz w:val="19"/>
-          <w:szCs w:val="19"/>
-        </w:rPr>
-        <w:t xml:space="preserve">  — Deviation = 26 − 20 = 6. Absolute deviation = |6| = 6.</w:t>
-      </w:r>
-    </w:p>
-    <w:p>
-      <w:pPr>
-        <w:spacing w:after="80"/>
-      </w:pPr>
-      <w:r>
-        <w:rPr>
-          <w:b/>
-          <w:bCs/>
-          <w:sz w:val="21"/>
-          <w:szCs w:val="21"/>
-        </w:rPr>
-        <w:t xml:space="preserve">2.  </w:t>
-      </w:r>
-      <w:r>
-        <w:rPr>
-          <w:sz w:val="21"/>
-          <w:szCs w:val="21"/>
-        </w:rPr>
-        <w:t xml:space="preserve">A)  Team A — lower MAD means scores are closer to the mean</w:t>
-      </w:r>
-      <w:r>
-        <w:rPr>
-          <w:i/>
-          <w:iCs/>
-          <w:color w:val="5F6F80"/>
-          <w:sz w:val="19"/>
-          <w:szCs w:val="19"/>
-        </w:rPr>
-        <w:t xml:space="preserve">  — Lower MAD means less spread — Team A's scores stay closer to their average, making them more consistent.</w:t>
-      </w:r>
-    </w:p>
-    <w:p>
-      <w:pPr>
-        <w:spacing w:after="80"/>
-      </w:pPr>
-      <w:r>
-        <w:rPr>
-          <w:b/>
-          <w:bCs/>
-          <w:sz w:val="21"/>
-          <w:szCs w:val="21"/>
-        </w:rPr>
-        <w:t xml:space="preserve">3.  </w:t>
-      </w:r>
-      <w:r>
-        <w:rPr>
-          <w:sz w:val="21"/>
-          <w:szCs w:val="21"/>
-        </w:rPr>
-        <w:t xml:space="preserve">A)  Runner A — lower MAD means more consistent times</w:t>
-      </w:r>
-      <w:r>
-        <w:rPr>
-          <w:i/>
-          <w:iCs/>
-          <w:color w:val="5F6F80"/>
-          <w:sz w:val="19"/>
-          <w:szCs w:val="19"/>
-        </w:rPr>
-        <w:t xml:space="preserve">  — Runner A's MAD of 1.2 means times are usually within 1.2 seconds of 60. Runner B's times vary more widely. For reliability, pick Runner A.</w:t>
-      </w:r>
-    </w:p>
-    <w:p>
-      <w:pPr>
-        <w:spacing w:after="80"/>
-      </w:pPr>
-      <w:r>
-        <w:rPr>
-          <w:b/>
-          <w:bCs/>
-          <w:sz w:val="21"/>
-          <w:szCs w:val="21"/>
-        </w:rPr>
-        <w:t xml:space="preserve">4.  </w:t>
-      </w:r>
-      <w:r>
-        <w:rPr>
-          <w:sz w:val="21"/>
-          <w:szCs w:val="21"/>
-        </w:rPr>
-        <w:t xml:space="preserve">B)  2</w:t>
-      </w:r>
-      <w:r>
-        <w:rPr>
-          <w:i/>
-          <w:iCs/>
-          <w:color w:val="5F6F80"/>
-          <w:sz w:val="19"/>
-          <w:szCs w:val="19"/>
-        </w:rPr>
-        <w:t xml:space="preserve">  — Add the distances: 3 + 1 + 1 + 3 = 8. Divide by the 4 games: 8 ÷ 4 = 2. The MAD is 2 points.</w:t>
-      </w:r>
-    </w:p>
-    <w:p>
-      <w:pPr>
-        <w:pStyle w:val="Heading2"/>
-        <w:spacing w:after="80" w:before="180"/>
-      </w:pPr>
-      <w:r>
-        <w:rPr>
-          <w:b/>
-          <w:bCs/>
-          <w:color w:val="12355B"/>
-          <w:sz w:val="24"/>
-          <w:szCs w:val="24"/>
-        </w:rPr>
-        <w:t xml:space="preserve">Exit Ticket</w:t>
-      </w:r>
-    </w:p>
-    <w:p>
-      <w:pPr>
-        <w:spacing w:after="80"/>
-      </w:pPr>
-      <w:r>
-        <w:rPr>
-          <w:sz w:val="21"/>
-          <w:szCs w:val="21"/>
-        </w:rPr>
-        <w:t xml:space="preserve">A)  2.4</w:t>
-      </w:r>
-      <w:r>
-        <w:rPr>
-          <w:i/>
-          <w:iCs/>
-          <w:color w:val="5F6F80"/>
-          <w:sz w:val="19"/>
-          <w:szCs w:val="19"/>
-        </w:rPr>
-        <w:t xml:space="preserve">  — Deviations: −2, 2, 0, 4, −4. Absolute deviations: 2, 2, 0, 4, 4. Sum = 12. MAD = 12 ÷ 5 = 2.4.</w:t>
       </w:r>
     </w:p>
     <w:sectPr>

--- a/lessons/8-3/downloads/8-3-notes.docx
+++ b/lessons/8-3/downloads/8-3-notes.docx
@@ -14,7 +14,7 @@
           <w:sz w:val="18"/>
           <w:szCs w:val="18"/>
         </w:rPr>
-        <w:t xml:space="preserve">UNIT 8  ·  LESSON 3      STANDARD 6.SP.5C</w:t>
+        <w:t xml:space="preserve">UNIT 8  ·  LESSON 3      STANDARD 6.DS.6C</w:t>
       </w:r>
     </w:p>
     <w:p>
@@ -1541,7 +1541,7 @@
           <w:sz w:val="20"/>
           <w:szCs w:val="20"/>
         </w:rPr>
-        <w:t xml:space="preserve">•  Both players have the same mean. What is different about their scores?</w:t>
+        <w:t xml:space="preserve">•  Both players have the same mean. Looking at the listed scores, what is different about them?</w:t>
       </w:r>
     </w:p>
     <w:p>
@@ -1554,7 +1554,7 @@
           <w:sz w:val="20"/>
           <w:szCs w:val="20"/>
         </w:rPr>
-        <w:t xml:space="preserve">•  Which player's scores stay closer to 20?</w:t>
+        <w:t xml:space="preserve">•  Using the dot plot of Player A's scores and the scores listed for Player B in the story, which player's scores stay closer to 20?</w:t>
       </w:r>
     </w:p>
     <w:p>
@@ -2010,7 +2010,7 @@
                 <w:sz w:val="21"/>
                 <w:szCs w:val="21"/>
               </w:rPr>
-              <w:t xml:space="preserve">Two soccer goalkeepers track goals allowed per game over 6 games. Keeper A: 1, 2, 1, 3, 2, 1 (mean = 1.67, MAD ≈ 0.56). Keeper B: 0, 4, 1, 3, 0, 2 (mean = 1.67, MAD ≈ 1.22). The coach needs to pick a starter for the championship game.</w:t>
+              <w:t xml:space="preserve">Two soccer goalkeepers track goals allowed per game over 6 games. Keeper A: 1, 2, 1, 3, 2, 1 (mean = 1.67, MAD ≈ 0.67). Keeper B: 0, 4, 1, 3, 0, 2 (mean = 1.67, MAD ≈ 1.33). The coach needs to pick a starter for the championship game.</w:t>
             </w:r>
           </w:p>
           <w:p>
@@ -2359,7 +2359,7 @@
           <w:sz w:val="21"/>
           <w:szCs w:val="21"/>
         </w:rPr>
-        <w:t xml:space="preserve">Two keepers both allow a mean of 1.67 goals, but Keeper A's MAD is 0.56 and Keeper B's is 1.22. Which keeper should the coach start in the championship, and why?</w:t>
+        <w:t xml:space="preserve">Two keepers both allow a mean of 1.67 goals, but Keeper A's MAD is 0.67 and Keeper B's is 1.33. Which keeper should the coach start in the championship, and why?</w:t>
       </w:r>
     </w:p>
     <w:p>
@@ -2630,6 +2630,32 @@
           <w:szCs w:val="19"/>
         </w:rPr>
         <w:t xml:space="preserve">Solve each problem. Show your thinking in the work box.</w:t>
+      </w:r>
+    </w:p>
+    <w:p>
+      <w:pPr>
+        <w:pStyle w:val="Heading2"/>
+        <w:spacing w:after="80" w:before="180"/>
+      </w:pPr>
+      <w:r>
+        <w:rPr>
+          <w:b/>
+          <w:bCs/>
+          <w:color w:val="12355B"/>
+          <w:sz w:val="24"/>
+          <w:szCs w:val="24"/>
+        </w:rPr>
+        <w:t xml:space="preserve">Level 1 Support</w:t>
+      </w:r>
+      <w:r>
+        <w:rPr>
+          <w:i/>
+          <w:iCs/>
+          <w:color w:val="1FA6A2"/>
+          <w:sz w:val="19"/>
+          <w:szCs w:val="19"/>
+        </w:rPr>
+        <w:t xml:space="preserve">   extra scaffolding</w:t>
       </w:r>
     </w:p>
     <w:p>
@@ -2894,6 +2920,32 @@
     </w:tbl>
     <w:p>
       <w:pPr>
+        <w:pStyle w:val="Heading2"/>
+        <w:spacing w:after="80" w:before="180"/>
+      </w:pPr>
+      <w:r>
+        <w:rPr>
+          <w:b/>
+          <w:bCs/>
+          <w:color w:val="12355B"/>
+          <w:sz w:val="24"/>
+          <w:szCs w:val="24"/>
+        </w:rPr>
+        <w:t xml:space="preserve">On Level</w:t>
+      </w:r>
+      <w:r>
+        <w:rPr>
+          <w:i/>
+          <w:iCs/>
+          <w:color w:val="12355B"/>
+          <w:sz w:val="19"/>
+          <w:szCs w:val="19"/>
+        </w:rPr>
+        <w:t xml:space="preserve">   grade-level practice</w:t>
+      </w:r>
+    </w:p>
+    <w:p>
+      <w:pPr>
         <w:keepNext/>
         <w:spacing w:after="60" w:before="160"/>
       </w:pPr>
@@ -2967,136 +3019,6 @@
           <w:szCs w:val="20"/>
         </w:rPr>
         <w:t xml:space="preserve">D)  Neither — MAD doesn't matter for relay races</w:t>
-      </w:r>
-    </w:p>
-    <w:p>
-      <w:pPr>
-        <w:spacing w:after="20"/>
-      </w:pPr>
-      <w:r>
-        <w:t xml:space="preserve"/>
-      </w:r>
-    </w:p>
-    <w:tbl>
-      <w:tblPr>
-        <w:tblW w:type="pct" w:w="100%"/>
-        <w:tblBorders>
-          <w:top w:val="single" w:color="C7D2DD" w:sz="6"/>
-          <w:left w:val="single" w:color="C7D2DD" w:sz="6"/>
-          <w:bottom w:val="single" w:color="C7D2DD" w:sz="6"/>
-          <w:right w:val="single" w:color="C7D2DD" w:sz="6"/>
-          <w:insideH w:val="single" w:color="auto" w:sz="4"/>
-          <w:insideV w:val="single" w:color="auto" w:sz="4"/>
-        </w:tblBorders>
-      </w:tblPr>
-      <w:tblGrid>
-        <w:gridCol w:w="100"/>
-      </w:tblGrid>
-      <w:tr>
-        <w:tc>
-          <w:tcPr>
-            <w:shd w:fill="FBF3E2" w:color="auto" w:val="clear"/>
-            <w:tcMar>
-              <w:top w:type="dxa" w:w="60"/>
-              <w:left w:type="dxa" w:w="120"/>
-              <w:bottom w:type="dxa" w:w="60"/>
-              <w:right w:type="dxa" w:w="120"/>
-            </w:tcMar>
-          </w:tcPr>
-          <w:p>
-            <w:pPr>
-              <w:spacing w:after="0" w:line="320"/>
-            </w:pPr>
-            <w:r>
-              <w:t xml:space="preserve"/>
-            </w:r>
-          </w:p>
-          <w:p>
-            <w:pPr>
-              <w:spacing w:after="0" w:line="320"/>
-            </w:pPr>
-            <w:r>
-              <w:t xml:space="preserve"/>
-            </w:r>
-          </w:p>
-        </w:tc>
-      </w:tr>
-    </w:tbl>
-    <w:p>
-      <w:pPr>
-        <w:keepNext/>
-        <w:spacing w:after="60" w:before="160"/>
-      </w:pPr>
-      <w:r>
-        <w:rPr>
-          <w:b/>
-          <w:bCs/>
-          <w:color w:val="12355B"/>
-          <w:sz w:val="22"/>
-          <w:szCs w:val="22"/>
-        </w:rPr>
-        <w:t xml:space="preserve">4.  </w:t>
-      </w:r>
-      <w:r>
-        <w:rPr>
-          <w:b/>
-          <w:bCs/>
-          <w:sz w:val="21"/>
-          <w:szCs w:val="21"/>
-        </w:rPr>
-        <w:t xml:space="preserve">A guard scored 2, 4, 6, 8 points in four scrimmages, so the mean is 5 points. The distances from the mean are 3, 1, 1, 3. What is the mean absolute deviation (MAD)?</w:t>
-      </w:r>
-    </w:p>
-    <w:p>
-      <w:pPr>
-        <w:spacing w:after="40"/>
-        <w:ind w:left="420"/>
-      </w:pPr>
-      <w:r>
-        <w:rPr>
-          <w:sz w:val="20"/>
-          <w:szCs w:val="20"/>
-        </w:rPr>
-        <w:t xml:space="preserve">A)  1</w:t>
-      </w:r>
-    </w:p>
-    <w:p>
-      <w:pPr>
-        <w:spacing w:after="40"/>
-        <w:ind w:left="420"/>
-      </w:pPr>
-      <w:r>
-        <w:rPr>
-          <w:sz w:val="20"/>
-          <w:szCs w:val="20"/>
-        </w:rPr>
-        <w:t xml:space="preserve">B)  2</w:t>
-      </w:r>
-    </w:p>
-    <w:p>
-      <w:pPr>
-        <w:spacing w:after="40"/>
-        <w:ind w:left="420"/>
-      </w:pPr>
-      <w:r>
-        <w:rPr>
-          <w:sz w:val="20"/>
-          <w:szCs w:val="20"/>
-        </w:rPr>
-        <w:t xml:space="preserve">C)  5</w:t>
-      </w:r>
-    </w:p>
-    <w:p>
-      <w:pPr>
-        <w:spacing w:after="40"/>
-        <w:ind w:left="420"/>
-      </w:pPr>
-      <w:r>
-        <w:rPr>
-          <w:sz w:val="20"/>
-          <w:szCs w:val="20"/>
-        </w:rPr>
-        <w:t xml:space="preserve">D)  8</w:t>
       </w:r>
     </w:p>
     <w:p>

--- a/lessons/8-3/downloads/8-3-notes.docx
+++ b/lessons/8-3/downloads/8-3-notes.docx
@@ -1404,6 +1404,1302 @@
           <w:szCs w:val="22"/>
         </w:rPr>
         <w:t xml:space="preserve">How much the data values differ is the ___.</w:t>
+      </w:r>
+    </w:p>
+    <w:p>
+      <w:pPr>
+        <w:pStyle w:val="Heading1"/>
+        <w:pageBreakBefore/>
+        <w:pBdr>
+          <w:bottom w:val="single" w:color="1FA6A2" w:sz="14" w:space="6"/>
+        </w:pBdr>
+        <w:spacing w:after="140" w:before="0"/>
+      </w:pPr>
+      <w:r>
+        <w:rPr>
+          <w:b/>
+          <w:bCs/>
+          <w:color w:val="12355B"/>
+          <w:sz w:val="30"/>
+          <w:szCs w:val="30"/>
+        </w:rPr>
+        <w:t xml:space="preserve">Write About the Math</w:t>
+      </w:r>
+    </w:p>
+    <w:p>
+      <w:pPr>
+        <w:spacing w:after="100"/>
+      </w:pPr>
+      <w:r>
+        <w:rPr>
+          <w:i/>
+          <w:iCs/>
+          <w:color w:val="5F6F80"/>
+          <w:sz w:val="19"/>
+          <w:szCs w:val="19"/>
+        </w:rPr>
+        <w:t xml:space="preserve">Use the support level you need. Every level answers the same math question.</w:t>
+      </w:r>
+    </w:p>
+    <w:p>
+      <w:pPr>
+        <w:pStyle w:val="Heading2"/>
+        <w:spacing w:after="80" w:before="180"/>
+      </w:pPr>
+      <w:r>
+        <w:rPr>
+          <w:b/>
+          <w:bCs/>
+          <w:color w:val="12355B"/>
+          <w:sz w:val="24"/>
+          <w:szCs w:val="24"/>
+        </w:rPr>
+        <w:t xml:space="preserve">1. Understand the Question</w:t>
+      </w:r>
+      <w:r>
+        <w:rPr>
+          <w:i/>
+          <w:iCs/>
+          <w:color w:val="B97A12"/>
+          <w:sz w:val="19"/>
+          <w:szCs w:val="19"/>
+        </w:rPr>
+        <w:t xml:space="preserve">   explain</w:t>
+      </w:r>
+    </w:p>
+    <w:tbl>
+      <w:tblPr>
+        <w:tblW w:type="pct" w:w="100%"/>
+        <w:tblBorders>
+          <w:top w:val="single" w:color="1FA6A2" w:sz="8"/>
+          <w:left w:val="single" w:color="1FA6A2" w:sz="8"/>
+          <w:bottom w:val="single" w:color="1FA6A2" w:sz="8"/>
+          <w:right w:val="single" w:color="1FA6A2" w:sz="8"/>
+          <w:insideH w:val="single" w:color="auto" w:sz="4"/>
+          <w:insideV w:val="single" w:color="auto" w:sz="4"/>
+        </w:tblBorders>
+      </w:tblPr>
+      <w:tblGrid>
+        <w:gridCol w:w="100"/>
+      </w:tblGrid>
+      <w:tr>
+        <w:tc>
+          <w:tcPr>
+            <w:shd w:fill="E6F4F3" w:color="auto" w:val="clear"/>
+            <w:tcMar>
+              <w:top w:type="dxa" w:w="120"/>
+              <w:left w:type="dxa" w:w="180"/>
+              <w:bottom w:type="dxa" w:w="120"/>
+              <w:right w:type="dxa" w:w="180"/>
+            </w:tcMar>
+          </w:tcPr>
+          <w:p>
+            <w:pPr>
+              <w:spacing w:after="60"/>
+            </w:pPr>
+            <w:r>
+              <w:rPr>
+                <w:color w:val="1A2733"/>
+                <w:sz w:val="21"/>
+                <w:szCs w:val="21"/>
+              </w:rPr>
+              <w:t xml:space="preserve">To find the MAD for Player A (18, 22, 20, 24, 16, mean 20), why do we take the ABSOLUTE VALUE of each deviation before averaging?</w:t>
+            </w:r>
+          </w:p>
+          <w:p>
+            <w:pPr>
+              <w:spacing w:after="0"/>
+            </w:pPr>
+            <w:r>
+              <w:rPr>
+                <w:b/>
+                <w:bCs/>
+                <w:color w:val="12355B"/>
+                <w:sz w:val="20"/>
+                <w:szCs w:val="20"/>
+              </w:rPr>
+              <w:t xml:space="preserve">Your job:  </w:t>
+            </w:r>
+            <w:r>
+              <w:rPr>
+                <w:sz w:val="20"/>
+                <w:szCs w:val="20"/>
+              </w:rPr>
+              <w:t xml:space="preserve">Answer the question. Use math evidence. Explain how the evidence proves your answer.</w:t>
+            </w:r>
+            <w:r>
+              <w:rPr>
+                <w:i/>
+                <w:iCs/>
+                <w:color w:val="5F6F80"/>
+                <w:sz w:val="18"/>
+                <w:szCs w:val="18"/>
+              </w:rPr>
+              <w:br/>
+              <w:t xml:space="preserve">Responde la pregunta. Usa evidencia matemática. Explica cómo la evidencia demuestra tu respuesta.</w:t>
+            </w:r>
+          </w:p>
+        </w:tc>
+      </w:tr>
+    </w:tbl>
+    <w:p>
+      <w:pPr>
+        <w:pStyle w:val="Heading2"/>
+        <w:spacing w:after="80" w:before="180"/>
+      </w:pPr>
+      <w:r>
+        <w:rPr>
+          <w:b/>
+          <w:bCs/>
+          <w:color w:val="12355B"/>
+          <w:sz w:val="24"/>
+          <w:szCs w:val="24"/>
+        </w:rPr>
+        <w:t xml:space="preserve">2. Plan Your Math Words</w:t>
+      </w:r>
+      <w:r>
+        <w:rPr>
+          <w:i/>
+          <w:iCs/>
+          <w:color w:val="1FA6A2"/>
+          <w:sz w:val="19"/>
+          <w:szCs w:val="19"/>
+        </w:rPr>
+        <w:t xml:space="preserve">   check at least two</w:t>
+      </w:r>
+    </w:p>
+    <w:p>
+      <w:pPr>
+        <w:spacing w:after="60"/>
+      </w:pPr>
+      <w:r>
+        <w:rPr>
+          <w:b/>
+          <w:bCs/>
+          <w:color w:val="1FA6A2"/>
+          <w:sz w:val="22"/>
+          <w:szCs w:val="22"/>
+        </w:rPr>
+        <w:t xml:space="preserve">☐  </w:t>
+      </w:r>
+      <w:r>
+        <w:rPr>
+          <w:b/>
+          <w:bCs/>
+          <w:color w:val="12355B"/>
+          <w:sz w:val="20"/>
+          <w:szCs w:val="20"/>
+        </w:rPr>
+        <w:t xml:space="preserve">Mean Absolute Deviation — </w:t>
+      </w:r>
+      <w:r>
+        <w:rPr>
+          <w:sz w:val="20"/>
+          <w:szCs w:val="20"/>
+        </w:rPr>
+        <w:t xml:space="preserve">The average distance of each number from the mean.</w:t>
+      </w:r>
+      <w:r>
+        <w:rPr>
+          <w:i/>
+          <w:iCs/>
+          <w:color w:val="5F6F80"/>
+          <w:sz w:val="18"/>
+          <w:szCs w:val="18"/>
+        </w:rPr>
+        <w:br/>
+        <w:t xml:space="preserve">Desviación media absoluta — La distancia promedio de cada número a la media.</w:t>
+      </w:r>
+    </w:p>
+    <w:p>
+      <w:pPr>
+        <w:spacing w:after="60"/>
+      </w:pPr>
+      <w:r>
+        <w:rPr>
+          <w:b/>
+          <w:bCs/>
+          <w:color w:val="1FA6A2"/>
+          <w:sz w:val="22"/>
+          <w:szCs w:val="22"/>
+        </w:rPr>
+        <w:t xml:space="preserve">☐  </w:t>
+      </w:r>
+      <w:r>
+        <w:rPr>
+          <w:b/>
+          <w:bCs/>
+          <w:color w:val="12355B"/>
+          <w:sz w:val="20"/>
+          <w:szCs w:val="20"/>
+        </w:rPr>
+        <w:t xml:space="preserve">Deviation — </w:t>
+      </w:r>
+      <w:r>
+        <w:rPr>
+          <w:sz w:val="20"/>
+          <w:szCs w:val="20"/>
+        </w:rPr>
+        <w:t xml:space="preserve">How far a number is from the mean.</w:t>
+      </w:r>
+      <w:r>
+        <w:rPr>
+          <w:i/>
+          <w:iCs/>
+          <w:color w:val="5F6F80"/>
+          <w:sz w:val="18"/>
+          <w:szCs w:val="18"/>
+        </w:rPr>
+        <w:br/>
+        <w:t xml:space="preserve">Desviación — Qué tan lejos está un número de la media.</w:t>
+      </w:r>
+    </w:p>
+    <w:p>
+      <w:pPr>
+        <w:spacing w:after="60"/>
+      </w:pPr>
+      <w:r>
+        <w:rPr>
+          <w:b/>
+          <w:bCs/>
+          <w:color w:val="1FA6A2"/>
+          <w:sz w:val="22"/>
+          <w:szCs w:val="22"/>
+        </w:rPr>
+        <w:t xml:space="preserve">☐  </w:t>
+      </w:r>
+      <w:r>
+        <w:rPr>
+          <w:b/>
+          <w:bCs/>
+          <w:color w:val="12355B"/>
+          <w:sz w:val="20"/>
+          <w:szCs w:val="20"/>
+        </w:rPr>
+        <w:t xml:space="preserve">Absolute Value — </w:t>
+      </w:r>
+      <w:r>
+        <w:rPr>
+          <w:sz w:val="20"/>
+          <w:szCs w:val="20"/>
+        </w:rPr>
+        <w:t xml:space="preserve">How far a number is from zero. It is always positive.</w:t>
+      </w:r>
+      <w:r>
+        <w:rPr>
+          <w:i/>
+          <w:iCs/>
+          <w:color w:val="5F6F80"/>
+          <w:sz w:val="18"/>
+          <w:szCs w:val="18"/>
+        </w:rPr>
+        <w:br/>
+        <w:t xml:space="preserve">Valor absoluto — Qué tan lejos está un número de cero. Siempre es positivo.</w:t>
+      </w:r>
+    </w:p>
+    <w:p>
+      <w:pPr>
+        <w:spacing w:after="60"/>
+      </w:pPr>
+      <w:r>
+        <w:rPr>
+          <w:b/>
+          <w:bCs/>
+          <w:color w:val="1FA6A2"/>
+          <w:sz w:val="22"/>
+          <w:szCs w:val="22"/>
+        </w:rPr>
+        <w:t xml:space="preserve">☐  </w:t>
+      </w:r>
+      <w:r>
+        <w:rPr>
+          <w:b/>
+          <w:bCs/>
+          <w:color w:val="12355B"/>
+          <w:sz w:val="20"/>
+          <w:szCs w:val="20"/>
+        </w:rPr>
+        <w:t xml:space="preserve">Spread — </w:t>
+      </w:r>
+      <w:r>
+        <w:rPr>
+          <w:sz w:val="20"/>
+          <w:szCs w:val="20"/>
+        </w:rPr>
+        <w:t xml:space="preserve">How far apart the numbers are.</w:t>
+      </w:r>
+      <w:r>
+        <w:rPr>
+          <w:i/>
+          <w:iCs/>
+          <w:color w:val="5F6F80"/>
+          <w:sz w:val="18"/>
+          <w:szCs w:val="18"/>
+        </w:rPr>
+        <w:br/>
+        <w:t xml:space="preserve">Dispersión — Qué tan separados están los números.</w:t>
+      </w:r>
+    </w:p>
+    <w:p>
+      <w:pPr>
+        <w:spacing w:after="60"/>
+      </w:pPr>
+      <w:r>
+        <w:rPr>
+          <w:b/>
+          <w:bCs/>
+          <w:color w:val="1FA6A2"/>
+          <w:sz w:val="22"/>
+          <w:szCs w:val="22"/>
+        </w:rPr>
+        <w:t xml:space="preserve">☐  </w:t>
+      </w:r>
+      <w:r>
+        <w:rPr>
+          <w:b/>
+          <w:bCs/>
+          <w:color w:val="12355B"/>
+          <w:sz w:val="20"/>
+          <w:szCs w:val="20"/>
+        </w:rPr>
+        <w:t xml:space="preserve">Data distribution — </w:t>
+      </w:r>
+      <w:r>
+        <w:rPr>
+          <w:sz w:val="20"/>
+          <w:szCs w:val="20"/>
+        </w:rPr>
+        <w:t xml:space="preserve">How the data looks: where it sits and how spread out it is.</w:t>
+      </w:r>
+      <w:r>
+        <w:rPr>
+          <w:i/>
+          <w:iCs/>
+          <w:color w:val="5F6F80"/>
+          <w:sz w:val="18"/>
+          <w:szCs w:val="18"/>
+        </w:rPr>
+        <w:br/>
+        <w:t xml:space="preserve">Distribución de datos — Cómo se ven los datos: dónde están y qué tan separados están.</w:t>
+      </w:r>
+    </w:p>
+    <w:tbl>
+      <w:tblPr>
+        <w:tblW w:type="pct" w:w="100%"/>
+        <w:tblBorders>
+          <w:top w:val="single" w:color="1FA6A2" w:sz="8"/>
+          <w:left w:val="single" w:color="1FA6A2" w:sz="8"/>
+          <w:bottom w:val="single" w:color="1FA6A2" w:sz="8"/>
+          <w:right w:val="single" w:color="1FA6A2" w:sz="8"/>
+          <w:insideH w:val="single" w:color="auto" w:sz="4"/>
+          <w:insideV w:val="single" w:color="auto" w:sz="4"/>
+        </w:tblBorders>
+      </w:tblPr>
+      <w:tblGrid>
+        <w:gridCol w:w="100"/>
+      </w:tblGrid>
+      <w:tr>
+        <w:tc>
+          <w:tcPr>
+            <w:shd w:fill="F7FFFD" w:color="auto" w:val="clear"/>
+            <w:tcMar>
+              <w:top w:type="dxa" w:w="120"/>
+              <w:left w:type="dxa" w:w="180"/>
+              <w:bottom w:type="dxa" w:w="120"/>
+              <w:right w:type="dxa" w:w="180"/>
+            </w:tcMar>
+          </w:tcPr>
+          <w:p>
+            <w:pPr>
+              <w:spacing w:after="50"/>
+            </w:pPr>
+            <w:r>
+              <w:rPr>
+                <w:b/>
+                <w:bCs/>
+                <w:color w:val="1FA6A2"/>
+                <w:sz w:val="20"/>
+                <w:szCs w:val="20"/>
+              </w:rPr>
+              <w:t xml:space="preserve">Say it first:  </w:t>
+            </w:r>
+            <w:r>
+              <w:rPr>
+                <w:sz w:val="20"/>
+                <w:szCs w:val="20"/>
+              </w:rPr>
+              <w:t xml:space="preserve">Say your idea to a partner or quietly to yourself before you write.</w:t>
+            </w:r>
+          </w:p>
+          <w:p>
+            <w:pPr>
+              <w:spacing w:after="60"/>
+            </w:pPr>
+            <w:r>
+              <w:rPr>
+                <w:color w:val="1A2733"/>
+                <w:sz w:val="21"/>
+                <w:szCs w:val="21"/>
+              </w:rPr>
+              <w:t xml:space="preserve">We use absolute value so the deviations are all ___.</w:t>
+            </w:r>
+            <w:r>
+              <w:rPr>
+                <w:i/>
+                <w:iCs/>
+                <w:color w:val="5F6F80"/>
+                <w:sz w:val="19"/>
+                <w:szCs w:val="19"/>
+              </w:rPr>
+              <w:br/>
+              <w:t xml:space="preserve">Usamos el valor absoluto para que las desviaciones sean todas ___.</w:t>
+            </w:r>
+          </w:p>
+        </w:tc>
+      </w:tr>
+    </w:tbl>
+    <w:p>
+      <w:pPr>
+        <w:pStyle w:val="Heading2"/>
+        <w:spacing w:after="80" w:before="180"/>
+      </w:pPr>
+      <w:r>
+        <w:rPr>
+          <w:b/>
+          <w:bCs/>
+          <w:color w:val="12355B"/>
+          <w:sz w:val="24"/>
+          <w:szCs w:val="24"/>
+        </w:rPr>
+        <w:t xml:space="preserve">3. Build Your Explanation</w:t>
+      </w:r>
+      <w:r>
+        <w:rPr>
+          <w:i/>
+          <w:iCs/>
+          <w:color w:val="B97A12"/>
+          <w:sz w:val="19"/>
+          <w:szCs w:val="19"/>
+        </w:rPr>
+        <w:t xml:space="preserve">   choose your support</w:t>
+      </w:r>
+    </w:p>
+    <w:tbl>
+      <w:tblPr>
+        <w:tblW w:type="pct" w:w="100%"/>
+        <w:tblBorders>
+          <w:top w:val="single" w:color="BBD0DE" w:sz="8"/>
+          <w:left w:val="single" w:color="BBD0DE" w:sz="8"/>
+          <w:bottom w:val="single" w:color="BBD0DE" w:sz="8"/>
+          <w:right w:val="single" w:color="BBD0DE" w:sz="8"/>
+          <w:insideH w:val="single" w:color="auto" w:sz="4"/>
+          <w:insideV w:val="single" w:color="auto" w:sz="4"/>
+        </w:tblBorders>
+      </w:tblPr>
+      <w:tblGrid>
+        <w:gridCol w:w="100"/>
+      </w:tblGrid>
+      <w:tr>
+        <w:tc>
+          <w:tcPr>
+            <w:shd w:fill="EEF4F8" w:color="auto" w:val="clear"/>
+            <w:tcMar>
+              <w:top w:type="dxa" w:w="120"/>
+              <w:left w:type="dxa" w:w="180"/>
+              <w:bottom w:type="dxa" w:w="120"/>
+              <w:right w:type="dxa" w:w="180"/>
+            </w:tcMar>
+          </w:tcPr>
+          <w:p>
+            <w:pPr>
+              <w:spacing w:after="50"/>
+            </w:pPr>
+            <w:r>
+              <w:rPr>
+                <w:i/>
+                <w:iCs/>
+                <w:color w:val="5F6F80"/>
+                <w:sz w:val="19"/>
+                <w:szCs w:val="19"/>
+              </w:rPr>
+              <w:t xml:space="preserve">This model shows the parts of an explanation. It does not answer your writing question.</w:t>
+            </w:r>
+          </w:p>
+          <w:p>
+            <w:pPr>
+              <w:spacing w:after="80"/>
+            </w:pPr>
+            <w:r>
+              <w:rPr>
+                <w:b/>
+                <w:bCs/>
+                <w:color w:val="12355B"/>
+                <w:sz w:val="19"/>
+                <w:szCs w:val="19"/>
+              </w:rPr>
+              <w:t xml:space="preserve">Claim:  </w:t>
+            </w:r>
+            <w:r>
+              <w:rPr>
+                <w:sz w:val="19"/>
+                <w:szCs w:val="19"/>
+              </w:rPr>
+              <w:t xml:space="preserve">Two data sets can share a mean but differ in how spread out they are.</w:t>
+            </w:r>
+          </w:p>
+          <w:p>
+            <w:pPr>
+              <w:spacing w:after="80"/>
+            </w:pPr>
+            <w:r>
+              <w:rPr>
+                <w:b/>
+                <w:bCs/>
+                <w:color w:val="12355B"/>
+                <w:sz w:val="19"/>
+                <w:szCs w:val="19"/>
+              </w:rPr>
+              <w:t xml:space="preserve">Evidence:  </w:t>
+            </w:r>
+            <w:r>
+              <w:rPr>
+                <w:sz w:val="19"/>
+                <w:szCs w:val="19"/>
+              </w:rPr>
+              <w:t xml:space="preserve">Students choose Player A as more consistent and recognize that equal means hide different spreads.</w:t>
+            </w:r>
+          </w:p>
+          <w:p>
+            <w:pPr>
+              <w:spacing w:after="80"/>
+            </w:pPr>
+            <w:r>
+              <w:rPr>
+                <w:b/>
+                <w:bCs/>
+                <w:color w:val="12355B"/>
+                <w:sz w:val="19"/>
+                <w:szCs w:val="19"/>
+              </w:rPr>
+              <w:t xml:space="preserve">Reasoning:  </w:t>
+            </w:r>
+            <w:r>
+              <w:rPr>
+                <w:sz w:val="19"/>
+                <w:szCs w:val="19"/>
+              </w:rPr>
+              <w:t xml:space="preserve">This evidence connects the definition of mean absolute deviation to the mathematical claim.</w:t>
+            </w:r>
+          </w:p>
+        </w:tc>
+      </w:tr>
+    </w:tbl>
+    <w:p>
+      <w:pPr>
+        <w:pStyle w:val="Heading2"/>
+        <w:spacing w:after="80" w:before="180"/>
+      </w:pPr>
+      <w:r>
+        <w:rPr>
+          <w:b/>
+          <w:bCs/>
+          <w:color w:val="12355B"/>
+          <w:sz w:val="24"/>
+          <w:szCs w:val="24"/>
+        </w:rPr>
+        <w:t xml:space="preserve">Start</w:t>
+      </w:r>
+      <w:r>
+        <w:rPr>
+          <w:i/>
+          <w:iCs/>
+          <w:color w:val="1FA6A2"/>
+          <w:sz w:val="19"/>
+          <w:szCs w:val="19"/>
+        </w:rPr>
+        <w:t xml:space="preserve">   Most language support</w:t>
+      </w:r>
+    </w:p>
+    <w:p>
+      <w:pPr>
+        <w:spacing w:after="60"/>
+      </w:pPr>
+      <w:r>
+        <w:rPr>
+          <w:color w:val="1A2733"/>
+          <w:sz w:val="21"/>
+          <w:szCs w:val="21"/>
+        </w:rPr>
+        <w:t xml:space="preserve">Complete the frames. Use the word bank.</w:t>
+      </w:r>
+      <w:r>
+        <w:rPr>
+          <w:i/>
+          <w:iCs/>
+          <w:color w:val="5F6F80"/>
+          <w:sz w:val="19"/>
+          <w:szCs w:val="19"/>
+        </w:rPr>
+        <w:br/>
+        <w:t xml:space="preserve">Completa las oraciones. Usa el banco de palabras.</w:t>
+      </w:r>
+    </w:p>
+    <w:p>
+      <w:pPr>
+        <w:spacing w:after="60"/>
+      </w:pPr>
+      <w:r>
+        <w:rPr>
+          <w:color w:val="1A2733"/>
+          <w:sz w:val="21"/>
+          <w:szCs w:val="21"/>
+        </w:rPr>
+        <w:t xml:space="preserve">We use absolute value so the deviations are all ___.</w:t>
+      </w:r>
+      <w:r>
+        <w:rPr>
+          <w:i/>
+          <w:iCs/>
+          <w:color w:val="5F6F80"/>
+          <w:sz w:val="19"/>
+          <w:szCs w:val="19"/>
+        </w:rPr>
+        <w:br/>
+        <w:t xml:space="preserve">Usamos el valor absoluto para que las desviaciones sean todas ___.</w:t>
+      </w:r>
+    </w:p>
+    <w:p>
+      <w:pPr>
+        <w:spacing w:after="60"/>
+      </w:pPr>
+      <w:r>
+        <w:rPr>
+          <w:color w:val="1A2733"/>
+          <w:sz w:val="21"/>
+          <w:szCs w:val="21"/>
+        </w:rPr>
+        <w:t xml:space="preserve">Without absolute value, the deviations would add up to ___.</w:t>
+      </w:r>
+      <w:r>
+        <w:rPr>
+          <w:i/>
+          <w:iCs/>
+          <w:color w:val="5F6F80"/>
+          <w:sz w:val="19"/>
+          <w:szCs w:val="19"/>
+        </w:rPr>
+        <w:br/>
+        <w:t xml:space="preserve">Sin valor absoluto, las desviaciones sumarían ___.</w:t>
+      </w:r>
+    </w:p>
+    <w:tbl>
+      <w:tblPr>
+        <w:tblW w:type="pct" w:w="100%"/>
+        <w:tblBorders>
+          <w:top w:val="single" w:color="C7D2DD" w:sz="6"/>
+          <w:left w:val="single" w:color="C7D2DD" w:sz="6"/>
+          <w:bottom w:val="single" w:color="C7D2DD" w:sz="6"/>
+          <w:right w:val="single" w:color="C7D2DD" w:sz="6"/>
+          <w:insideH w:val="single" w:color="auto" w:sz="4"/>
+          <w:insideV w:val="single" w:color="auto" w:sz="4"/>
+        </w:tblBorders>
+      </w:tblPr>
+      <w:tblGrid>
+        <w:gridCol w:w="100"/>
+      </w:tblGrid>
+      <w:tr>
+        <w:tc>
+          <w:tcPr>
+            <w:shd w:fill="FBF3E2" w:color="auto" w:val="clear"/>
+            <w:tcMar>
+              <w:top w:type="dxa" w:w="60"/>
+              <w:left w:type="dxa" w:w="120"/>
+              <w:bottom w:type="dxa" w:w="60"/>
+              <w:right w:type="dxa" w:w="120"/>
+            </w:tcMar>
+          </w:tcPr>
+          <w:p>
+            <w:pPr>
+              <w:spacing w:after="0" w:line="320"/>
+            </w:pPr>
+            <w:r>
+              <w:t xml:space="preserve"/>
+            </w:r>
+          </w:p>
+          <w:p>
+            <w:pPr>
+              <w:spacing w:after="0" w:line="320"/>
+            </w:pPr>
+            <w:r>
+              <w:t xml:space="preserve"/>
+            </w:r>
+          </w:p>
+          <w:p>
+            <w:pPr>
+              <w:spacing w:after="0" w:line="320"/>
+            </w:pPr>
+            <w:r>
+              <w:t xml:space="preserve"/>
+            </w:r>
+          </w:p>
+        </w:tc>
+      </w:tr>
+    </w:tbl>
+    <w:p>
+      <w:pPr>
+        <w:pStyle w:val="Heading2"/>
+        <w:spacing w:after="80" w:before="180"/>
+      </w:pPr>
+      <w:r>
+        <w:rPr>
+          <w:b/>
+          <w:bCs/>
+          <w:color w:val="12355B"/>
+          <w:sz w:val="24"/>
+          <w:szCs w:val="24"/>
+        </w:rPr>
+        <w:t xml:space="preserve">Build</w:t>
+      </w:r>
+      <w:r>
+        <w:rPr>
+          <w:i/>
+          <w:iCs/>
+          <w:color w:val="B97A12"/>
+          <w:sz w:val="19"/>
+          <w:szCs w:val="19"/>
+        </w:rPr>
+        <w:t xml:space="preserve">   Some language support</w:t>
+      </w:r>
+    </w:p>
+    <w:p>
+      <w:pPr>
+        <w:spacing w:after="60"/>
+      </w:pPr>
+      <w:r>
+        <w:rPr>
+          <w:color w:val="1A2733"/>
+          <w:sz w:val="21"/>
+          <w:szCs w:val="21"/>
+        </w:rPr>
+        <w:t xml:space="preserve">Write two connected sentences. Use because, so, or but.</w:t>
+      </w:r>
+      <w:r>
+        <w:rPr>
+          <w:i/>
+          <w:iCs/>
+          <w:color w:val="5F6F80"/>
+          <w:sz w:val="19"/>
+          <w:szCs w:val="19"/>
+        </w:rPr>
+        <w:br/>
+        <w:t xml:space="preserve">Escribe dos oraciones conectadas. Usa porque, entonces o pero.</w:t>
+      </w:r>
+    </w:p>
+    <w:p>
+      <w:pPr>
+        <w:spacing w:after="60"/>
+      </w:pPr>
+      <w:r>
+        <w:rPr>
+          <w:color w:val="1A2733"/>
+          <w:sz w:val="21"/>
+          <w:szCs w:val="21"/>
+        </w:rPr>
+        <w:t xml:space="preserve">My claim is ___.</w:t>
+      </w:r>
+      <w:r>
+        <w:rPr>
+          <w:i/>
+          <w:iCs/>
+          <w:color w:val="5F6F80"/>
+          <w:sz w:val="19"/>
+          <w:szCs w:val="19"/>
+        </w:rPr>
+        <w:br/>
+        <w:t xml:space="preserve">Mi afirmación es ___.</w:t>
+      </w:r>
+    </w:p>
+    <w:p>
+      <w:pPr>
+        <w:spacing w:after="60"/>
+      </w:pPr>
+      <w:r>
+        <w:rPr>
+          <w:color w:val="1A2733"/>
+          <w:sz w:val="21"/>
+          <w:szCs w:val="21"/>
+        </w:rPr>
+        <w:t xml:space="preserve">I know because ___.</w:t>
+      </w:r>
+      <w:r>
+        <w:rPr>
+          <w:i/>
+          <w:iCs/>
+          <w:color w:val="5F6F80"/>
+          <w:sz w:val="19"/>
+          <w:szCs w:val="19"/>
+        </w:rPr>
+        <w:br/>
+        <w:t xml:space="preserve">Lo sé porque ___.</w:t>
+      </w:r>
+    </w:p>
+    <w:p>
+      <w:pPr>
+        <w:spacing w:after="60"/>
+      </w:pPr>
+      <w:r>
+        <w:rPr>
+          <w:color w:val="1A2733"/>
+          <w:sz w:val="21"/>
+          <w:szCs w:val="21"/>
+        </w:rPr>
+        <w:t xml:space="preserve">So ___.</w:t>
+      </w:r>
+      <w:r>
+        <w:rPr>
+          <w:i/>
+          <w:iCs/>
+          <w:color w:val="5F6F80"/>
+          <w:sz w:val="19"/>
+          <w:szCs w:val="19"/>
+        </w:rPr>
+        <w:br/>
+        <w:t xml:space="preserve">Entonces ___.</w:t>
+      </w:r>
+    </w:p>
+    <w:tbl>
+      <w:tblPr>
+        <w:tblW w:type="pct" w:w="100%"/>
+        <w:tblBorders>
+          <w:top w:val="single" w:color="C7D2DD" w:sz="6"/>
+          <w:left w:val="single" w:color="C7D2DD" w:sz="6"/>
+          <w:bottom w:val="single" w:color="C7D2DD" w:sz="6"/>
+          <w:right w:val="single" w:color="C7D2DD" w:sz="6"/>
+          <w:insideH w:val="single" w:color="auto" w:sz="4"/>
+          <w:insideV w:val="single" w:color="auto" w:sz="4"/>
+        </w:tblBorders>
+      </w:tblPr>
+      <w:tblGrid>
+        <w:gridCol w:w="100"/>
+      </w:tblGrid>
+      <w:tr>
+        <w:tc>
+          <w:tcPr>
+            <w:shd w:fill="FBF3E2" w:color="auto" w:val="clear"/>
+            <w:tcMar>
+              <w:top w:type="dxa" w:w="60"/>
+              <w:left w:type="dxa" w:w="120"/>
+              <w:bottom w:type="dxa" w:w="60"/>
+              <w:right w:type="dxa" w:w="120"/>
+            </w:tcMar>
+          </w:tcPr>
+          <w:p>
+            <w:pPr>
+              <w:spacing w:after="0" w:line="320"/>
+            </w:pPr>
+            <w:r>
+              <w:t xml:space="preserve"/>
+            </w:r>
+          </w:p>
+          <w:p>
+            <w:pPr>
+              <w:spacing w:after="0" w:line="320"/>
+            </w:pPr>
+            <w:r>
+              <w:t xml:space="preserve"/>
+            </w:r>
+          </w:p>
+          <w:p>
+            <w:pPr>
+              <w:spacing w:after="0" w:line="320"/>
+            </w:pPr>
+            <w:r>
+              <w:t xml:space="preserve"/>
+            </w:r>
+          </w:p>
+        </w:tc>
+      </w:tr>
+    </w:tbl>
+    <w:p>
+      <w:pPr>
+        <w:pStyle w:val="Heading2"/>
+        <w:spacing w:after="80" w:before="180"/>
+      </w:pPr>
+      <w:r>
+        <w:rPr>
+          <w:b/>
+          <w:bCs/>
+          <w:color w:val="12355B"/>
+          <w:sz w:val="24"/>
+          <w:szCs w:val="24"/>
+        </w:rPr>
+        <w:t xml:space="preserve">Explain</w:t>
+      </w:r>
+      <w:r>
+        <w:rPr>
+          <w:i/>
+          <w:iCs/>
+          <w:color w:val="B97A12"/>
+          <w:sz w:val="19"/>
+          <w:szCs w:val="19"/>
+        </w:rPr>
+        <w:t xml:space="preserve">   Light language support</w:t>
+      </w:r>
+    </w:p>
+    <w:p>
+      <w:pPr>
+        <w:spacing w:after="60"/>
+      </w:pPr>
+      <w:r>
+        <w:rPr>
+          <w:color w:val="1A2733"/>
+          <w:sz w:val="21"/>
+          <w:szCs w:val="21"/>
+        </w:rPr>
+        <w:t xml:space="preserve">Write a claim, give math evidence, and explain your reasoning.</w:t>
+      </w:r>
+      <w:r>
+        <w:rPr>
+          <w:i/>
+          <w:iCs/>
+          <w:color w:val="5F6F80"/>
+          <w:sz w:val="19"/>
+          <w:szCs w:val="19"/>
+        </w:rPr>
+        <w:br/>
+        <w:t xml:space="preserve">Escribe una afirmación, da evidencia matemática y explica tu razonamiento.</w:t>
+      </w:r>
+    </w:p>
+    <w:p>
+      <w:pPr>
+        <w:spacing w:after="60"/>
+      </w:pPr>
+      <w:r>
+        <w:rPr>
+          <w:color w:val="1A2733"/>
+          <w:sz w:val="21"/>
+          <w:szCs w:val="21"/>
+        </w:rPr>
+        <w:t xml:space="preserve">My claim is ___.</w:t>
+      </w:r>
+      <w:r>
+        <w:rPr>
+          <w:i/>
+          <w:iCs/>
+          <w:color w:val="5F6F80"/>
+          <w:sz w:val="19"/>
+          <w:szCs w:val="19"/>
+        </w:rPr>
+        <w:br/>
+        <w:t xml:space="preserve">Mi afirmación es ___.</w:t>
+      </w:r>
+    </w:p>
+    <w:p>
+      <w:pPr>
+        <w:spacing w:after="60"/>
+      </w:pPr>
+      <w:r>
+        <w:rPr>
+          <w:color w:val="1A2733"/>
+          <w:sz w:val="21"/>
+          <w:szCs w:val="21"/>
+        </w:rPr>
+        <w:t xml:space="preserve">My math evidence is ___.</w:t>
+      </w:r>
+      <w:r>
+        <w:rPr>
+          <w:i/>
+          <w:iCs/>
+          <w:color w:val="5F6F80"/>
+          <w:sz w:val="19"/>
+          <w:szCs w:val="19"/>
+        </w:rPr>
+        <w:br/>
+        <w:t xml:space="preserve">Mi evidencia matemática es ___.</w:t>
+      </w:r>
+    </w:p>
+    <w:p>
+      <w:pPr>
+        <w:spacing w:after="60"/>
+      </w:pPr>
+      <w:r>
+        <w:rPr>
+          <w:color w:val="1A2733"/>
+          <w:sz w:val="21"/>
+          <w:szCs w:val="21"/>
+        </w:rPr>
+        <w:t xml:space="preserve">This proves ___ because ___.</w:t>
+      </w:r>
+      <w:r>
+        <w:rPr>
+          <w:i/>
+          <w:iCs/>
+          <w:color w:val="5F6F80"/>
+          <w:sz w:val="19"/>
+          <w:szCs w:val="19"/>
+        </w:rPr>
+        <w:br/>
+        <w:t xml:space="preserve">Esto demuestra ___ porque ___.</w:t>
+      </w:r>
+    </w:p>
+    <w:tbl>
+      <w:tblPr>
+        <w:tblW w:type="pct" w:w="100%"/>
+        <w:tblBorders>
+          <w:top w:val="single" w:color="C7D2DD" w:sz="6"/>
+          <w:left w:val="single" w:color="C7D2DD" w:sz="6"/>
+          <w:bottom w:val="single" w:color="C7D2DD" w:sz="6"/>
+          <w:right w:val="single" w:color="C7D2DD" w:sz="6"/>
+          <w:insideH w:val="single" w:color="auto" w:sz="4"/>
+          <w:insideV w:val="single" w:color="auto" w:sz="4"/>
+        </w:tblBorders>
+      </w:tblPr>
+      <w:tblGrid>
+        <w:gridCol w:w="100"/>
+      </w:tblGrid>
+      <w:tr>
+        <w:tc>
+          <w:tcPr>
+            <w:shd w:fill="FBF3E2" w:color="auto" w:val="clear"/>
+            <w:tcMar>
+              <w:top w:type="dxa" w:w="60"/>
+              <w:left w:type="dxa" w:w="120"/>
+              <w:bottom w:type="dxa" w:w="60"/>
+              <w:right w:type="dxa" w:w="120"/>
+            </w:tcMar>
+          </w:tcPr>
+          <w:p>
+            <w:pPr>
+              <w:spacing w:after="0" w:line="320"/>
+            </w:pPr>
+            <w:r>
+              <w:t xml:space="preserve"/>
+            </w:r>
+          </w:p>
+          <w:p>
+            <w:pPr>
+              <w:spacing w:after="0" w:line="320"/>
+            </w:pPr>
+            <w:r>
+              <w:t xml:space="preserve"/>
+            </w:r>
+          </w:p>
+          <w:p>
+            <w:pPr>
+              <w:spacing w:after="0" w:line="320"/>
+            </w:pPr>
+            <w:r>
+              <w:t xml:space="preserve"/>
+            </w:r>
+          </w:p>
+          <w:p>
+            <w:pPr>
+              <w:spacing w:after="0" w:line="320"/>
+            </w:pPr>
+            <w:r>
+              <w:t xml:space="preserve"/>
+            </w:r>
+          </w:p>
+          <w:p>
+            <w:pPr>
+              <w:spacing w:after="0" w:line="320"/>
+            </w:pPr>
+            <w:r>
+              <w:t xml:space="preserve"/>
+            </w:r>
+          </w:p>
+        </w:tc>
+      </w:tr>
+    </w:tbl>
+    <w:p>
+      <w:pPr>
+        <w:pStyle w:val="Heading2"/>
+        <w:spacing w:after="80" w:before="180"/>
+      </w:pPr>
+      <w:r>
+        <w:rPr>
+          <w:b/>
+          <w:bCs/>
+          <w:color w:val="12355B"/>
+          <w:sz w:val="24"/>
+          <w:szCs w:val="24"/>
+        </w:rPr>
+        <w:t xml:space="preserve">4. Check Your Explanation</w:t>
+      </w:r>
+      <w:r>
+        <w:rPr>
+          <w:i/>
+          <w:iCs/>
+          <w:color w:val="1FA6A2"/>
+          <w:sz w:val="19"/>
+          <w:szCs w:val="19"/>
+        </w:rPr>
+        <w:t xml:space="preserve">   five quick checks</w:t>
+      </w:r>
+    </w:p>
+    <w:p>
+      <w:pPr>
+        <w:spacing w:after="80"/>
+      </w:pPr>
+      <w:r>
+        <w:rPr>
+          <w:b/>
+          <w:bCs/>
+          <w:color w:val="1FA6A2"/>
+          <w:sz w:val="22"/>
+          <w:szCs w:val="22"/>
+        </w:rPr>
+        <w:t xml:space="preserve">☐  </w:t>
+      </w:r>
+      <w:r>
+        <w:rPr>
+          <w:sz w:val="20"/>
+          <w:szCs w:val="20"/>
+        </w:rPr>
+        <w:t xml:space="preserve">I answered the question.</w:t>
+      </w:r>
+      <w:r>
+        <w:rPr>
+          <w:i/>
+          <w:iCs/>
+          <w:color w:val="5F6F80"/>
+          <w:sz w:val="18"/>
+          <w:szCs w:val="18"/>
+        </w:rPr>
+        <w:br/>
+        <w:t xml:space="preserve">Respondí la pregunta.</w:t>
+      </w:r>
+    </w:p>
+    <w:p>
+      <w:pPr>
+        <w:spacing w:after="80"/>
+      </w:pPr>
+      <w:r>
+        <w:rPr>
+          <w:b/>
+          <w:bCs/>
+          <w:color w:val="1FA6A2"/>
+          <w:sz w:val="22"/>
+          <w:szCs w:val="22"/>
+        </w:rPr>
+        <w:t xml:space="preserve">☐  </w:t>
+      </w:r>
+      <w:r>
+        <w:rPr>
+          <w:sz w:val="20"/>
+          <w:szCs w:val="20"/>
+        </w:rPr>
+        <w:t xml:space="preserve">I used math evidence: numbers, an equation, a model, or a comparison.</w:t>
+      </w:r>
+      <w:r>
+        <w:rPr>
+          <w:i/>
+          <w:iCs/>
+          <w:color w:val="5F6F80"/>
+          <w:sz w:val="18"/>
+          <w:szCs w:val="18"/>
+        </w:rPr>
+        <w:br/>
+        <w:t xml:space="preserve">Usé evidencia matemática: números, una ecuación, un modelo o una comparación.</w:t>
+      </w:r>
+    </w:p>
+    <w:p>
+      <w:pPr>
+        <w:spacing w:after="80"/>
+      </w:pPr>
+      <w:r>
+        <w:rPr>
+          <w:b/>
+          <w:bCs/>
+          <w:color w:val="1FA6A2"/>
+          <w:sz w:val="22"/>
+          <w:szCs w:val="22"/>
+        </w:rPr>
+        <w:t xml:space="preserve">☐  </w:t>
+      </w:r>
+      <w:r>
+        <w:rPr>
+          <w:sz w:val="20"/>
+          <w:szCs w:val="20"/>
+        </w:rPr>
+        <w:t xml:space="preserve">I explained how the evidence proves my answer.</w:t>
+      </w:r>
+      <w:r>
+        <w:rPr>
+          <w:i/>
+          <w:iCs/>
+          <w:color w:val="5F6F80"/>
+          <w:sz w:val="18"/>
+          <w:szCs w:val="18"/>
+        </w:rPr>
+        <w:br/>
+        <w:t xml:space="preserve">Expliqué cómo la evidencia demuestra mi respuesta.</w:t>
+      </w:r>
+    </w:p>
+    <w:p>
+      <w:pPr>
+        <w:spacing w:after="80"/>
+      </w:pPr>
+      <w:r>
+        <w:rPr>
+          <w:b/>
+          <w:bCs/>
+          <w:color w:val="1FA6A2"/>
+          <w:sz w:val="22"/>
+          <w:szCs w:val="22"/>
+        </w:rPr>
+        <w:t xml:space="preserve">☐  </w:t>
+      </w:r>
+      <w:r>
+        <w:rPr>
+          <w:sz w:val="20"/>
+          <w:szCs w:val="20"/>
+        </w:rPr>
+        <w:t xml:space="preserve">I used at least two math words.</w:t>
+      </w:r>
+      <w:r>
+        <w:rPr>
+          <w:i/>
+          <w:iCs/>
+          <w:color w:val="5F6F80"/>
+          <w:sz w:val="18"/>
+          <w:szCs w:val="18"/>
+        </w:rPr>
+        <w:br/>
+        <w:t xml:space="preserve">Usé por lo menos dos palabras matemáticas.</w:t>
+      </w:r>
+    </w:p>
+    <w:p>
+      <w:pPr>
+        <w:spacing w:after="80"/>
+      </w:pPr>
+      <w:r>
+        <w:rPr>
+          <w:b/>
+          <w:bCs/>
+          <w:color w:val="1FA6A2"/>
+          <w:sz w:val="22"/>
+          <w:szCs w:val="22"/>
+        </w:rPr>
+        <w:t xml:space="preserve">☐  </w:t>
+      </w:r>
+      <w:r>
+        <w:rPr>
+          <w:sz w:val="20"/>
+          <w:szCs w:val="20"/>
+        </w:rPr>
+        <w:t xml:space="preserve">I reread complete sentences and punctuation.</w:t>
+      </w:r>
+      <w:r>
+        <w:rPr>
+          <w:i/>
+          <w:iCs/>
+          <w:color w:val="5F6F80"/>
+          <w:sz w:val="18"/>
+          <w:szCs w:val="18"/>
+        </w:rPr>
+        <w:br/>
+        <w:t xml:space="preserve">Volví a leer mis oraciones completas y la puntuación.</w:t>
       </w:r>
     </w:p>
     <w:p>

--- a/lessons/8-3/downloads/8-3-notes.docx
+++ b/lessons/8-3/downloads/8-3-notes.docx
@@ -1447,7 +1447,7 @@
           <w:sz w:val="22"/>
           <w:szCs w:val="22"/>
         </w:rPr>
-        <w:t xml:space="preserve">__________  —  Use inverse multiplication or division to isolate the variable.</w:t>
+        <w:t xml:space="preserve">Undo a multiplication by ___ both sides by the same number.</w:t>
       </w:r>
     </w:p>
     <w:p>

--- a/lessons/8-3/downloads/8-3-notes.docx
+++ b/lessons/8-3/downloads/8-3-notes.docx
@@ -219,10 +219,12 @@
     <w:p>
       <w:pPr>
         <w:pStyle w:val="Heading1"/>
+        <w:keepNext/>
+        <w:keepLines/>
         <w:pBdr>
           <w:bottom w:val="single" w:color="1FA6A2" w:sz="14" w:space="6"/>
         </w:pBdr>
-        <w:spacing w:after="140" w:before="260"/>
+        <w:spacing w:after="140" w:before="300"/>
       </w:pPr>
       <w:r>
         <w:rPr>
@@ -1331,10 +1333,12 @@
     <w:p>
       <w:pPr>
         <w:pStyle w:val="Heading1"/>
+        <w:keepNext/>
+        <w:keepLines/>
         <w:pBdr>
           <w:bottom w:val="single" w:color="1FA6A2" w:sz="14" w:space="6"/>
         </w:pBdr>
-        <w:spacing w:after="140" w:before="260"/>
+        <w:spacing w:after="140" w:before="300"/>
       </w:pPr>
       <w:r>
         <w:rPr>
@@ -1430,7 +1434,8 @@
     </w:p>
     <w:p>
       <w:pPr>
-        <w:spacing w:after="120" w:before="80"/>
+        <w:keepLines/>
+        <w:spacing w:after="260" w:before="200"/>
       </w:pPr>
       <w:r>
         <w:rPr>
@@ -1447,34 +1452,27 @@
           <w:sz w:val="22"/>
           <w:szCs w:val="22"/>
         </w:rPr>
-        <w:t xml:space="preserve">Undo a multiplication by ___ both sides by the same number.</w:t>
-      </w:r>
-    </w:p>
-    <w:p>
-      <w:pPr>
-        <w:spacing w:after="120" w:before="80"/>
-      </w:pPr>
-      <w:r>
-        <w:rPr>
-          <w:b/>
-          <w:bCs/>
-          <w:color w:val="12355B"/>
+        <w:t xml:space="preserve">Undo a multiplication by </w:t>
+      </w:r>
+      <w:r>
+        <w:rPr>
           <w:sz w:val="22"/>
           <w:szCs w:val="22"/>
         </w:rPr>
-        <w:t xml:space="preserve">2.  </w:t>
+        <w:t xml:space="preserve">________________</w:t>
       </w:r>
       <w:r>
         <w:rPr>
           <w:sz w:val="22"/>
           <w:szCs w:val="22"/>
         </w:rPr>
-        <w:t xml:space="preserve">An operation that undoes another, like division undoing multiplication, is an ___.</w:t>
-      </w:r>
-    </w:p>
-    <w:p>
-      <w:pPr>
-        <w:spacing w:after="120" w:before="80"/>
+        <w:t xml:space="preserve"> both sides by the same number.</w:t>
+      </w:r>
+    </w:p>
+    <w:p>
+      <w:pPr>
+        <w:keepLines/>
+        <w:spacing w:after="260" w:before="200"/>
       </w:pPr>
       <w:r>
         <w:rPr>
@@ -1484,41 +1482,34 @@
           <w:sz w:val="22"/>
           <w:szCs w:val="22"/>
         </w:rPr>
-        <w:t xml:space="preserve">3.  </w:t>
+        <w:t xml:space="preserve">2.  </w:t>
       </w:r>
       <w:r>
         <w:rPr>
           <w:sz w:val="22"/>
           <w:szCs w:val="22"/>
         </w:rPr>
-        <w:t xml:space="preserve">To undo dividing by a number, I ___ both sides by that number.</w:t>
-      </w:r>
-    </w:p>
-    <w:p>
-      <w:pPr>
-        <w:spacing w:after="120" w:before="80"/>
-      </w:pPr>
-      <w:r>
-        <w:rPr>
-          <w:b/>
-          <w:bCs/>
-          <w:color w:val="12355B"/>
+        <w:t xml:space="preserve">An operation that undoes another, like division undoing multiplication, is an </w:t>
+      </w:r>
+      <w:r>
+        <w:rPr>
           <w:sz w:val="22"/>
           <w:szCs w:val="22"/>
         </w:rPr>
-        <w:t xml:space="preserve">4.  </w:t>
+        <w:t xml:space="preserve">________________</w:t>
       </w:r>
       <w:r>
         <w:rPr>
           <w:sz w:val="22"/>
           <w:szCs w:val="22"/>
         </w:rPr>
-        <w:t xml:space="preserve">To undo multiplying by a number, I ___ both sides by that number.</w:t>
-      </w:r>
-    </w:p>
-    <w:p>
-      <w:pPr>
-        <w:spacing w:after="120" w:before="80"/>
+        <w:t xml:space="preserve">.</w:t>
+      </w:r>
+    </w:p>
+    <w:p>
+      <w:pPr>
+        <w:keepLines/>
+        <w:spacing w:after="260" w:before="200"/>
       </w:pPr>
       <w:r>
         <w:rPr>
@@ -1528,41 +1519,34 @@
           <w:sz w:val="22"/>
           <w:szCs w:val="22"/>
         </w:rPr>
-        <w:t xml:space="preserve">5.  </w:t>
+        <w:t xml:space="preserve">3.  </w:t>
       </w:r>
       <w:r>
         <w:rPr>
           <w:sz w:val="22"/>
           <w:szCs w:val="22"/>
         </w:rPr>
-        <w:t xml:space="preserve">To get the variable alone on one side is to ___ it.</w:t>
-      </w:r>
-    </w:p>
-    <w:p>
-      <w:pPr>
-        <w:spacing w:after="120" w:before="80"/>
-      </w:pPr>
-      <w:r>
-        <w:rPr>
-          <w:b/>
-          <w:bCs/>
-          <w:color w:val="12355B"/>
+        <w:t xml:space="preserve">To undo dividing by a number, I </w:t>
+      </w:r>
+      <w:r>
+        <w:rPr>
           <w:sz w:val="22"/>
           <w:szCs w:val="22"/>
         </w:rPr>
-        <w:t xml:space="preserve">6.  </w:t>
+        <w:t xml:space="preserve">________________</w:t>
       </w:r>
       <w:r>
         <w:rPr>
           <w:sz w:val="22"/>
           <w:szCs w:val="22"/>
         </w:rPr>
-        <w:t xml:space="preserve">The number multiplied by a variable is the ___.</w:t>
-      </w:r>
-    </w:p>
-    <w:p>
-      <w:pPr>
-        <w:spacing w:after="120" w:before="80"/>
+        <w:t xml:space="preserve"> both sides by that number.</w:t>
+      </w:r>
+    </w:p>
+    <w:p>
+      <w:pPr>
+        <w:keepLines/>
+        <w:spacing w:after="260" w:before="200"/>
       </w:pPr>
       <w:r>
         <w:rPr>
@@ -1572,24 +1556,150 @@
           <w:sz w:val="22"/>
           <w:szCs w:val="22"/>
         </w:rPr>
-        <w:t xml:space="preserve">7.  </w:t>
+        <w:t xml:space="preserve">4.  </w:t>
       </w:r>
       <w:r>
         <w:rPr>
           <w:sz w:val="22"/>
           <w:szCs w:val="22"/>
         </w:rPr>
-        <w:t xml:space="preserve">The value of the variable that makes an equation true is the ___.</w:t>
+        <w:t xml:space="preserve">To undo multiplying by a number, I </w:t>
+      </w:r>
+      <w:r>
+        <w:rPr>
+          <w:sz w:val="22"/>
+          <w:szCs w:val="22"/>
+        </w:rPr>
+        <w:t xml:space="preserve">________________</w:t>
+      </w:r>
+      <w:r>
+        <w:rPr>
+          <w:sz w:val="22"/>
+          <w:szCs w:val="22"/>
+        </w:rPr>
+        <w:t xml:space="preserve"> both sides by that number.</w:t>
+      </w:r>
+    </w:p>
+    <w:p>
+      <w:pPr>
+        <w:keepLines/>
+        <w:spacing w:after="260" w:before="200"/>
+      </w:pPr>
+      <w:r>
+        <w:rPr>
+          <w:b/>
+          <w:bCs/>
+          <w:color w:val="12355B"/>
+          <w:sz w:val="22"/>
+          <w:szCs w:val="22"/>
+        </w:rPr>
+        <w:t xml:space="preserve">5.  </w:t>
+      </w:r>
+      <w:r>
+        <w:rPr>
+          <w:sz w:val="22"/>
+          <w:szCs w:val="22"/>
+        </w:rPr>
+        <w:t xml:space="preserve">To get the variable alone on one side is to </w:t>
+      </w:r>
+      <w:r>
+        <w:rPr>
+          <w:sz w:val="22"/>
+          <w:szCs w:val="22"/>
+        </w:rPr>
+        <w:t xml:space="preserve">________________</w:t>
+      </w:r>
+      <w:r>
+        <w:rPr>
+          <w:sz w:val="22"/>
+          <w:szCs w:val="22"/>
+        </w:rPr>
+        <w:t xml:space="preserve"> it.</w:t>
+      </w:r>
+    </w:p>
+    <w:p>
+      <w:pPr>
+        <w:keepLines/>
+        <w:spacing w:after="260" w:before="200"/>
+      </w:pPr>
+      <w:r>
+        <w:rPr>
+          <w:b/>
+          <w:bCs/>
+          <w:color w:val="12355B"/>
+          <w:sz w:val="22"/>
+          <w:szCs w:val="22"/>
+        </w:rPr>
+        <w:t xml:space="preserve">6.  </w:t>
+      </w:r>
+      <w:r>
+        <w:rPr>
+          <w:sz w:val="22"/>
+          <w:szCs w:val="22"/>
+        </w:rPr>
+        <w:t xml:space="preserve">The number multiplied by a variable is the </w:t>
+      </w:r>
+      <w:r>
+        <w:rPr>
+          <w:sz w:val="22"/>
+          <w:szCs w:val="22"/>
+        </w:rPr>
+        <w:t xml:space="preserve">________________</w:t>
+      </w:r>
+      <w:r>
+        <w:rPr>
+          <w:sz w:val="22"/>
+          <w:szCs w:val="22"/>
+        </w:rPr>
+        <w:t xml:space="preserve">.</w:t>
+      </w:r>
+    </w:p>
+    <w:p>
+      <w:pPr>
+        <w:keepLines/>
+        <w:spacing w:after="260" w:before="200"/>
+      </w:pPr>
+      <w:r>
+        <w:rPr>
+          <w:b/>
+          <w:bCs/>
+          <w:color w:val="12355B"/>
+          <w:sz w:val="22"/>
+          <w:szCs w:val="22"/>
+        </w:rPr>
+        <w:t xml:space="preserve">7.  </w:t>
+      </w:r>
+      <w:r>
+        <w:rPr>
+          <w:sz w:val="22"/>
+          <w:szCs w:val="22"/>
+        </w:rPr>
+        <w:t xml:space="preserve">The value of the variable that makes an equation true is the </w:t>
+      </w:r>
+      <w:r>
+        <w:rPr>
+          <w:sz w:val="22"/>
+          <w:szCs w:val="22"/>
+        </w:rPr>
+        <w:t xml:space="preserve">________________</w:t>
+      </w:r>
+      <w:r>
+        <w:rPr>
+          <w:sz w:val="22"/>
+          <w:szCs w:val="22"/>
+        </w:rPr>
+        <w:t xml:space="preserve">.</w:t>
       </w:r>
     </w:p>
     <w:p>
       <w:pPr>
         <w:pStyle w:val="Heading1"/>
-        <w:pageBreakBefore/>
+        <w:keepNext/>
+        <w:keepLines/>
         <w:pBdr>
           <w:bottom w:val="single" w:color="1FA6A2" w:sz="14" w:space="6"/>
         </w:pBdr>
-        <w:spacing w:after="140" w:before="0"/>
+        <w:spacing w:after="140" w:before="300"/>
       </w:pPr>
       <w:r>
         <w:rPr>
@@ -2870,11 +2980,12 @@
     <w:p>
       <w:pPr>
         <w:pStyle w:val="Heading1"/>
-        <w:pageBreakBefore/>
+        <w:keepNext/>
+        <w:keepLines/>
         <w:pBdr>
           <w:bottom w:val="single" w:color="1FA6A2" w:sz="14" w:space="6"/>
         </w:pBdr>
-        <w:spacing w:after="140" w:before="0"/>
+        <w:spacing w:after="140" w:before="300"/>
       </w:pPr>
       <w:r>
         <w:rPr>
@@ -3229,11 +3340,12 @@
     <w:p>
       <w:pPr>
         <w:pStyle w:val="Heading1"/>
-        <w:pageBreakBefore/>
+        <w:keepNext/>
+        <w:keepLines/>
         <w:pBdr>
           <w:bottom w:val="single" w:color="1FA6A2" w:sz="14" w:space="6"/>
         </w:pBdr>
-        <w:spacing w:after="140" w:before="0"/>
+        <w:spacing w:after="140" w:before="300"/>
       </w:pPr>
       <w:r>
         <w:rPr>
@@ -3954,11 +4066,12 @@
     <w:p>
       <w:pPr>
         <w:pStyle w:val="Heading1"/>
-        <w:pageBreakBefore/>
+        <w:keepNext/>
+        <w:keepLines/>
         <w:pBdr>
           <w:bottom w:val="single" w:color="1FA6A2" w:sz="14" w:space="6"/>
         </w:pBdr>
-        <w:spacing w:after="140" w:before="0"/>
+        <w:spacing w:after="140" w:before="300"/>
       </w:pPr>
       <w:r>
         <w:rPr>
@@ -4457,11 +4570,12 @@
     <w:p>
       <w:pPr>
         <w:pStyle w:val="Heading1"/>
-        <w:pageBreakBefore/>
+        <w:keepNext/>
+        <w:keepLines/>
         <w:pBdr>
           <w:bottom w:val="single" w:color="1FA6A2" w:sz="14" w:space="6"/>
         </w:pBdr>
-        <w:spacing w:after="140" w:before="0"/>
+        <w:spacing w:after="140" w:before="300"/>
       </w:pPr>
       <w:r>
         <w:rPr>

--- a/lessons/8-3/downloads/8-3-notes.docx
+++ b/lessons/8-3/downloads/8-3-notes.docx
@@ -1712,47 +1712,6 @@
         <w:t xml:space="preserve">Write About the Math</w:t>
       </w:r>
     </w:p>
-    <w:p>
-      <w:pPr>
-        <w:spacing w:after="100"/>
-      </w:pPr>
-      <w:r>
-        <w:rPr>
-          <w:i/>
-          <w:iCs/>
-          <w:color w:val="5F6F80"/>
-          <w:sz w:val="19"/>
-          <w:szCs w:val="19"/>
-        </w:rPr>
-        <w:t xml:space="preserve">Use the support level you need. Every level answers the same math question.</w:t>
-      </w:r>
-    </w:p>
-    <w:p>
-      <w:pPr>
-        <w:pStyle w:val="Heading2"/>
-        <w:spacing w:after="80" w:before="180"/>
-      </w:pPr>
-      <w:r>
-        <w:rPr>
-          <w:b/>
-          <w:bCs/>
-          <w:color w:val="12355B"/>
-          <w:sz w:val="24"/>
-          <w:szCs w:val="24"/>
-        </w:rPr>
-        <w:t xml:space="preserve">1. Understand the Question</w:t>
-      </w:r>
-      <w:r>
-        <w:rPr>
-          <w:i/>
-          <w:iCs/>
-          <w:color w:val="B97A12"/>
-          <w:sz w:val="19"/>
-          <w:szCs w:val="19"/>
-        </w:rPr>
-        <w:t xml:space="preserve">   explain</w:t>
-      </w:r>
-    </w:p>
     <w:tbl>
       <w:tblPr>
         <w:tblW w:type="pct" w:w="100%"/>
@@ -1791,38 +1750,16 @@
               </w:rPr>
               <w:t xml:space="preserve">How many kits did the detective order? How did inverse operations help you solve this?</w:t>
             </w:r>
-          </w:p>
-          <w:p>
-            <w:pPr>
-              <w:spacing w:after="0"/>
-            </w:pPr>
-            <w:r>
-              <w:rPr>
-                <w:b/>
-                <w:bCs/>
-                <w:color w:val="12355B"/>
-                <w:sz w:val="20"/>
-                <w:szCs w:val="20"/>
-              </w:rPr>
-              <w:t xml:space="preserve">Your job:  </w:t>
-            </w:r>
-            <w:r>
-              <w:rPr>
-                <w:sz w:val="20"/>
-                <w:szCs w:val="20"/>
-              </w:rPr>
-              <w:t xml:space="preserve">Answer the question. Use math evidence. Explain how the evidence proves your answer.</w:t>
-            </w:r>
             <w:r>
               <w:rPr>
                 <w:i/>
                 <w:iCs/>
                 <w:color w:val="5F6F80"/>
-                <w:sz w:val="18"/>
-                <w:szCs w:val="18"/>
+                <w:sz w:val="19"/>
+                <w:szCs w:val="19"/>
               </w:rPr>
               <w:br/>
-              <w:t xml:space="preserve">Responde la pregunta. Usa evidencia matemática. Explica cómo la evidencia demuestra tu respuesta.</w:t>
+              <w:t xml:space="preserve">¿Cuántos kits pidió la detective? ¿Cómo te ayudaron las operaciones inversas a resolver esto?</w:t>
             </w:r>
           </w:p>
         </w:tc>
@@ -1830,33 +1767,22 @@
     </w:tbl>
     <w:p>
       <w:pPr>
-        <w:pStyle w:val="Heading2"/>
-        <w:spacing w:after="80" w:before="180"/>
-      </w:pPr>
-      <w:r>
-        <w:rPr>
-          <w:b/>
-          <w:bCs/>
-          <w:color w:val="12355B"/>
-          <w:sz w:val="24"/>
-          <w:szCs w:val="24"/>
-        </w:rPr>
-        <w:t xml:space="preserve">2. Plan Your Math Words</w:t>
-      </w:r>
+        <w:spacing w:after="100"/>
+      </w:pPr>
       <w:r>
         <w:rPr>
           <w:i/>
           <w:iCs/>
-          <w:color w:val="1FA6A2"/>
+          <w:color w:val="5F6F80"/>
           <w:sz w:val="19"/>
           <w:szCs w:val="19"/>
         </w:rPr>
-        <w:t xml:space="preserve">   check at least two</w:t>
-      </w:r>
-    </w:p>
-    <w:p>
-      <w:pPr>
-        <w:spacing w:after="60"/>
+        <w:t xml:space="preserve">Say your answer to a partner first. Then write it, using at least two of these words:</w:t>
+      </w:r>
+    </w:p>
+    <w:p>
+      <w:pPr>
+        <w:spacing w:after="40"/>
       </w:pPr>
       <w:r>
         <w:rPr>
@@ -1876,14 +1802,7 @@
           <w:sz w:val="20"/>
           <w:szCs w:val="20"/>
         </w:rPr>
-        <w:t xml:space="preserve">Solve Multiplication and Division Equations — </w:t>
-      </w:r>
-      <w:r>
-        <w:rPr>
-          <w:sz w:val="20"/>
-          <w:szCs w:val="20"/>
-        </w:rPr>
-        <w:t xml:space="preserve">Use inverse multiplication or division to isolate the variable.</w:t>
+        <w:t xml:space="preserve">Inverse operation</w:t>
       </w:r>
       <w:r>
         <w:rPr>
@@ -1893,13 +1812,12 @@
           <w:sz w:val="18"/>
           <w:szCs w:val="18"/>
         </w:rPr>
-        <w:br/>
-        <w:t xml:space="preserve">Resolver ecuaciones de multiplicación y división — Usar la multiplicación o división inversa para aislar la variable.</w:t>
-      </w:r>
-    </w:p>
-    <w:p>
-      <w:pPr>
-        <w:spacing w:after="60"/>
+        <w:t xml:space="preserve">  ·  Operación inversa</w:t>
+      </w:r>
+    </w:p>
+    <w:p>
+      <w:pPr>
+        <w:spacing w:after="40"/>
       </w:pPr>
       <w:r>
         <w:rPr>
@@ -1919,14 +1837,7 @@
           <w:sz w:val="20"/>
           <w:szCs w:val="20"/>
         </w:rPr>
-        <w:t xml:space="preserve">Inverse operation — </w:t>
-      </w:r>
-      <w:r>
-        <w:rPr>
-          <w:sz w:val="20"/>
-          <w:szCs w:val="20"/>
-        </w:rPr>
-        <w:t xml:space="preserve">Two math actions that undo each other, like × and ÷.</w:t>
+        <w:t xml:space="preserve">Multiply</w:t>
       </w:r>
       <w:r>
         <w:rPr>
@@ -1936,13 +1847,12 @@
           <w:sz w:val="18"/>
           <w:szCs w:val="18"/>
         </w:rPr>
-        <w:br/>
-        <w:t xml:space="preserve">Operación inversa — Dos operaciones que se deshacen entre sí, como × y ÷.</w:t>
-      </w:r>
-    </w:p>
-    <w:p>
-      <w:pPr>
-        <w:spacing w:after="60"/>
+        <w:t xml:space="preserve">  ·  Multiplicar</w:t>
+      </w:r>
+    </w:p>
+    <w:p>
+      <w:pPr>
+        <w:spacing w:after="40"/>
       </w:pPr>
       <w:r>
         <w:rPr>
@@ -1962,14 +1872,7 @@
           <w:sz w:val="20"/>
           <w:szCs w:val="20"/>
         </w:rPr>
-        <w:t xml:space="preserve">Multiply — </w:t>
-      </w:r>
-      <w:r>
-        <w:rPr>
-          <w:sz w:val="20"/>
-          <w:szCs w:val="20"/>
-        </w:rPr>
-        <w:t xml:space="preserve">To add equal groups again and again.</w:t>
+        <w:t xml:space="preserve">Divide</w:t>
       </w:r>
       <w:r>
         <w:rPr>
@@ -1979,13 +1882,12 @@
           <w:sz w:val="18"/>
           <w:szCs w:val="18"/>
         </w:rPr>
-        <w:br/>
-        <w:t xml:space="preserve">Multiplicar — Sumar grupos iguales una y otra vez.</w:t>
-      </w:r>
-    </w:p>
-    <w:p>
-      <w:pPr>
-        <w:spacing w:after="60"/>
+        <w:t xml:space="preserve">  ·  Dividir</w:t>
+      </w:r>
+    </w:p>
+    <w:p>
+      <w:pPr>
+        <w:spacing w:after="40"/>
       </w:pPr>
       <w:r>
         <w:rPr>
@@ -2005,14 +1907,7 @@
           <w:sz w:val="20"/>
           <w:szCs w:val="20"/>
         </w:rPr>
-        <w:t xml:space="preserve">Divide — </w:t>
-      </w:r>
-      <w:r>
-        <w:rPr>
-          <w:sz w:val="20"/>
-          <w:szCs w:val="20"/>
-        </w:rPr>
-        <w:t xml:space="preserve">To split into equal groups.</w:t>
+        <w:t xml:space="preserve">Isolate</w:t>
       </w:r>
       <w:r>
         <w:rPr>
@@ -2022,13 +1917,12 @@
           <w:sz w:val="18"/>
           <w:szCs w:val="18"/>
         </w:rPr>
-        <w:br/>
-        <w:t xml:space="preserve">Dividir — Repartir en grupos iguales.</w:t>
-      </w:r>
-    </w:p>
-    <w:p>
-      <w:pPr>
-        <w:spacing w:after="60"/>
+        <w:t xml:space="preserve">  ·  Despejar</w:t>
+      </w:r>
+    </w:p>
+    <w:p>
+      <w:pPr>
+        <w:spacing w:after="40"/>
       </w:pPr>
       <w:r>
         <w:rPr>
@@ -2048,14 +1942,7 @@
           <w:sz w:val="20"/>
           <w:szCs w:val="20"/>
         </w:rPr>
-        <w:t xml:space="preserve">Isolate — </w:t>
-      </w:r>
-      <w:r>
-        <w:rPr>
-          <w:sz w:val="20"/>
-          <w:szCs w:val="20"/>
-        </w:rPr>
-        <w:t xml:space="preserve">To get the letter by itself on one side.</w:t>
+        <w:t xml:space="preserve">Coefficient</w:t>
       </w:r>
       <w:r>
         <w:rPr>
@@ -2065,109 +1952,7 @@
           <w:sz w:val="18"/>
           <w:szCs w:val="18"/>
         </w:rPr>
-        <w:br/>
-        <w:t xml:space="preserve">Despejar — Dejar la letra sola en un lado.</w:t>
-      </w:r>
-    </w:p>
-    <w:tbl>
-      <w:tblPr>
-        <w:tblW w:type="pct" w:w="100%"/>
-        <w:tblBorders>
-          <w:top w:val="single" w:color="1FA6A2" w:sz="8"/>
-          <w:left w:val="single" w:color="1FA6A2" w:sz="8"/>
-          <w:bottom w:val="single" w:color="1FA6A2" w:sz="8"/>
-          <w:right w:val="single" w:color="1FA6A2" w:sz="8"/>
-          <w:insideH w:val="single" w:color="auto" w:sz="4"/>
-          <w:insideV w:val="single" w:color="auto" w:sz="4"/>
-        </w:tblBorders>
-      </w:tblPr>
-      <w:tblGrid>
-        <w:gridCol w:w="100"/>
-      </w:tblGrid>
-      <w:tr>
-        <w:tc>
-          <w:tcPr>
-            <w:shd w:fill="F7FFFD" w:color="auto" w:val="clear"/>
-            <w:tcMar>
-              <w:top w:type="dxa" w:w="120"/>
-              <w:left w:type="dxa" w:w="180"/>
-              <w:bottom w:type="dxa" w:w="120"/>
-              <w:right w:type="dxa" w:w="180"/>
-            </w:tcMar>
-          </w:tcPr>
-          <w:p>
-            <w:pPr>
-              <w:spacing w:after="50"/>
-            </w:pPr>
-            <w:r>
-              <w:rPr>
-                <w:b/>
-                <w:bCs/>
-                <w:color w:val="1FA6A2"/>
-                <w:sz w:val="20"/>
-                <w:szCs w:val="20"/>
-              </w:rPr>
-              <w:t xml:space="preserve">Say it first:  </w:t>
-            </w:r>
-            <w:r>
-              <w:rPr>
-                <w:sz w:val="20"/>
-                <w:szCs w:val="20"/>
-              </w:rPr>
-              <w:t xml:space="preserve">Say your idea to a partner or quietly to yourself before you write.</w:t>
-            </w:r>
-          </w:p>
-          <w:p>
-            <w:pPr>
-              <w:spacing w:after="60"/>
-            </w:pPr>
-            <w:r>
-              <w:rPr>
-                <w:color w:val="1A2733"/>
-                <w:sz w:val="21"/>
-                <w:szCs w:val="21"/>
-              </w:rPr>
-              <w:t xml:space="preserve">The detective ordered ___ kits because 7k = 63 means k = 63 ÷ ___ = ___.</w:t>
-            </w:r>
-            <w:r>
-              <w:rPr>
-                <w:i/>
-                <w:iCs/>
-                <w:color w:val="5F6F80"/>
-                <w:sz w:val="19"/>
-                <w:szCs w:val="19"/>
-              </w:rPr>
-              <w:br/>
-              <w:t xml:space="preserve">Di tu respuesta primero: Mi respuesta es ___ porque ___.</w:t>
-            </w:r>
-          </w:p>
-        </w:tc>
-      </w:tr>
-    </w:tbl>
-    <w:p>
-      <w:pPr>
-        <w:pStyle w:val="Heading2"/>
-        <w:spacing w:after="80" w:before="180"/>
-      </w:pPr>
-      <w:r>
-        <w:rPr>
-          <w:b/>
-          <w:bCs/>
-          <w:color w:val="12355B"/>
-          <w:sz w:val="24"/>
-          <w:szCs w:val="24"/>
-        </w:rPr>
-        <w:t xml:space="preserve">3. Build Your Explanation</w:t>
-      </w:r>
-      <w:r>
-        <w:rPr>
-          <w:i/>
-          <w:iCs/>
-          <w:color w:val="B97A12"/>
-          <w:sz w:val="19"/>
-          <w:szCs w:val="19"/>
-        </w:rPr>
-        <w:t xml:space="preserve">   choose your support</w:t>
+        <w:t xml:space="preserve">  ·  Coeficiente</w:t>
       </w:r>
     </w:p>
     <w:tbl>
@@ -2198,21 +1983,6 @@
           </w:tcPr>
           <w:p>
             <w:pPr>
-              <w:spacing w:after="50"/>
-            </w:pPr>
-            <w:r>
-              <w:rPr>
-                <w:i/>
-                <w:iCs/>
-                <w:color w:val="5F6F80"/>
-                <w:sz w:val="19"/>
-                <w:szCs w:val="19"/>
-              </w:rPr>
-              <w:t xml:space="preserve">This model shows the parts of an explanation. It does not answer your writing question.</w:t>
-            </w:r>
-          </w:p>
-          <w:p>
-            <w:pPr>
               <w:spacing w:after="80"/>
             </w:pPr>
             <w:r>
@@ -2223,58 +1993,14 @@
                 <w:sz w:val="19"/>
                 <w:szCs w:val="19"/>
               </w:rPr>
-              <w:t xml:space="preserve">Claim:  </w:t>
+              <w:t xml:space="preserve">Model:  </w:t>
             </w:r>
             <w:r>
               <w:rPr>
                 <w:sz w:val="19"/>
                 <w:szCs w:val="19"/>
               </w:rPr>
-              <w:t xml:space="preserve">In 3x = 21 the variable is multiplied, so I undo it with division.</w:t>
-            </w:r>
-          </w:p>
-          <w:p>
-            <w:pPr>
-              <w:spacing w:after="80"/>
-            </w:pPr>
-            <w:r>
-              <w:rPr>
-                <w:b/>
-                <w:bCs/>
-                <w:color w:val="12355B"/>
-                <w:sz w:val="19"/>
-                <w:szCs w:val="19"/>
-              </w:rPr>
-              <w:t xml:space="preserve">Evidence:  </w:t>
-            </w:r>
-            <w:r>
-              <w:rPr>
-                <w:sz w:val="19"/>
-                <w:szCs w:val="19"/>
-              </w:rPr>
-              <w:t xml:space="preserve">Students read 3x as 3 groups of x, recognize multiplication, and contrast it with addition, knowing they will divide (not subtract) to solve.</w:t>
-            </w:r>
-          </w:p>
-          <w:p>
-            <w:pPr>
-              <w:spacing w:after="80"/>
-            </w:pPr>
-            <w:r>
-              <w:rPr>
-                <w:b/>
-                <w:bCs/>
-                <w:color w:val="12355B"/>
-                <w:sz w:val="19"/>
-                <w:szCs w:val="19"/>
-              </w:rPr>
-              <w:t xml:space="preserve">Reasoning:  </w:t>
-            </w:r>
-            <w:r>
-              <w:rPr>
-                <w:sz w:val="19"/>
-                <w:szCs w:val="19"/>
-              </w:rPr>
-              <w:t xml:space="preserve">This evidence connects the definition of solve multiplication and division equations to the mathematical claim.</w:t>
+              <w:t xml:space="preserve">In 3x = 21 the variable is multiplied, so I undo it with division. — Students read 3x as 3 groups of x, recognize multiplication, and contrast it with addition, knowing they will divide (not subtract) to solve.</w:t>
             </w:r>
           </w:p>
         </w:tc>
@@ -2353,7 +2079,7 @@
           <w:sz w:val="21"/>
           <w:szCs w:val="21"/>
         </w:rPr>
-        <w:t xml:space="preserve">My answer is ___.</w:t>
+        <w:t xml:space="preserve">My answer is ___ because ___.</w:t>
       </w:r>
       <w:r>
         <w:rPr>
@@ -2364,7 +2090,7 @@
           <w:szCs w:val="19"/>
         </w:rPr>
         <w:br/>
-        <w:t xml:space="preserve">Mi respuesta es ___.</w:t>
+        <w:t xml:space="preserve">Mi respuesta es ___ porque ___.</w:t>
       </w:r>
     </w:p>
     <w:tbl>
@@ -2504,7 +2230,7 @@
           <w:sz w:val="21"/>
           <w:szCs w:val="21"/>
         </w:rPr>
-        <w:t xml:space="preserve">I know because ___.</w:t>
+        <w:t xml:space="preserve">My evidence is ___, so ___.</w:t>
       </w:r>
       <w:r>
         <w:rPr>
@@ -2515,31 +2241,7 @@
           <w:szCs w:val="19"/>
         </w:rPr>
         <w:br/>
-        <w:t xml:space="preserve">Lo sé porque ___.</w:t>
-      </w:r>
-    </w:p>
-    <w:p>
-      <w:pPr>
-        <w:spacing w:after="60"/>
-      </w:pPr>
-      <w:r>
-        <w:rPr>
-          <w:color w:val="1A2733"/>
-          <w:sz w:val="21"/>
-          <w:szCs w:val="21"/>
-        </w:rPr>
-        <w:t xml:space="preserve">So ___.</w:t>
-      </w:r>
-      <w:r>
-        <w:rPr>
-          <w:i/>
-          <w:iCs/>
-          <w:color w:val="5F6F80"/>
-          <w:sz w:val="19"/>
-          <w:szCs w:val="19"/>
-        </w:rPr>
-        <w:br/>
-        <w:t xml:space="preserve">Entonces ___.</w:t>
+        <w:t xml:space="preserve">Mi evidencia es ___, entonces ___.</w:t>
       </w:r>
     </w:p>
     <w:tbl>
@@ -2645,78 +2347,6 @@
         <w:t xml:space="preserve">Escribe una afirmación, da evidencia matemática y explica tu razonamiento.</w:t>
       </w:r>
     </w:p>
-    <w:p>
-      <w:pPr>
-        <w:spacing w:after="60"/>
-      </w:pPr>
-      <w:r>
-        <w:rPr>
-          <w:color w:val="1A2733"/>
-          <w:sz w:val="21"/>
-          <w:szCs w:val="21"/>
-        </w:rPr>
-        <w:t xml:space="preserve">My claim is ___.</w:t>
-      </w:r>
-      <w:r>
-        <w:rPr>
-          <w:i/>
-          <w:iCs/>
-          <w:color w:val="5F6F80"/>
-          <w:sz w:val="19"/>
-          <w:szCs w:val="19"/>
-        </w:rPr>
-        <w:br/>
-        <w:t xml:space="preserve">Mi afirmación es ___.</w:t>
-      </w:r>
-    </w:p>
-    <w:p>
-      <w:pPr>
-        <w:spacing w:after="60"/>
-      </w:pPr>
-      <w:r>
-        <w:rPr>
-          <w:color w:val="1A2733"/>
-          <w:sz w:val="21"/>
-          <w:szCs w:val="21"/>
-        </w:rPr>
-        <w:t xml:space="preserve">My math evidence is ___.</w:t>
-      </w:r>
-      <w:r>
-        <w:rPr>
-          <w:i/>
-          <w:iCs/>
-          <w:color w:val="5F6F80"/>
-          <w:sz w:val="19"/>
-          <w:szCs w:val="19"/>
-        </w:rPr>
-        <w:br/>
-        <w:t xml:space="preserve">Mi evidencia matemática es ___.</w:t>
-      </w:r>
-    </w:p>
-    <w:p>
-      <w:pPr>
-        <w:spacing w:after="60"/>
-      </w:pPr>
-      <w:r>
-        <w:rPr>
-          <w:color w:val="1A2733"/>
-          <w:sz w:val="21"/>
-          <w:szCs w:val="21"/>
-        </w:rPr>
-        <w:t xml:space="preserve">This proves ___ because ___.</w:t>
-      </w:r>
-      <w:r>
-        <w:rPr>
-          <w:i/>
-          <w:iCs/>
-          <w:color w:val="5F6F80"/>
-          <w:sz w:val="19"/>
-          <w:szCs w:val="19"/>
-        </w:rPr>
-        <w:br/>
-        <w:t xml:space="preserve">Esto demuestra ___ porque ___.</w:t>
-      </w:r>
-    </w:p>
     <w:tbl>
       <w:tblPr>
         <w:tblW w:type="pct" w:w="100%"/>
@@ -2799,7 +2429,7 @@
           <w:sz w:val="24"/>
           <w:szCs w:val="24"/>
         </w:rPr>
-        <w:t xml:space="preserve">4. Check Your Explanation</w:t>
+        <w:t xml:space="preserve">Check Your Explanation</w:t>
       </w:r>
       <w:r>
         <w:rPr>
@@ -2809,7 +2439,7 @@
           <w:sz w:val="19"/>
           <w:szCs w:val="19"/>
         </w:rPr>
-        <w:t xml:space="preserve">   five quick checks</w:t>
+        <w:t xml:space="preserve">   three quick checks</w:t>
       </w:r>
     </w:p>
     <w:p>
@@ -2833,17 +2463,6 @@
         </w:rPr>
         <w:t xml:space="preserve">I answered the question.</w:t>
       </w:r>
-      <w:r>
-        <w:rPr>
-          <w:i/>
-          <w:iCs/>
-          <w:color w:val="5F6F80"/>
-          <w:sz w:val="18"/>
-          <w:szCs w:val="18"/>
-        </w:rPr>
-        <w:br/>
-        <w:t xml:space="preserve">Respondí la pregunta.</w:t>
-      </w:r>
     </w:p>
     <w:p>
       <w:pPr>
@@ -2864,18 +2483,7 @@
           <w:sz w:val="20"/>
           <w:szCs w:val="20"/>
         </w:rPr>
-        <w:t xml:space="preserve">I used math evidence: numbers, an equation, a model, or a comparison.</w:t>
-      </w:r>
-      <w:r>
-        <w:rPr>
-          <w:i/>
-          <w:iCs/>
-          <w:color w:val="5F6F80"/>
-          <w:sz w:val="18"/>
-          <w:szCs w:val="18"/>
-        </w:rPr>
-        <w:br/>
-        <w:t xml:space="preserve">Usé evidencia matemática: números, una ecuación, un modelo o una comparación.</w:t>
+        <w:t xml:space="preserve">I used math evidence: numbers, an equation, or a model.</w:t>
       </w:r>
     </w:p>
     <w:p>
@@ -2897,84 +2505,7 @@
           <w:sz w:val="20"/>
           <w:szCs w:val="20"/>
         </w:rPr>
-        <w:t xml:space="preserve">I explained how the evidence proves my answer.</w:t>
-      </w:r>
-      <w:r>
-        <w:rPr>
-          <w:i/>
-          <w:iCs/>
-          <w:color w:val="5F6F80"/>
-          <w:sz w:val="18"/>
-          <w:szCs w:val="18"/>
-        </w:rPr>
-        <w:br/>
-        <w:t xml:space="preserve">Expliqué cómo la evidencia demuestra mi respuesta.</w:t>
-      </w:r>
-    </w:p>
-    <w:p>
-      <w:pPr>
-        <w:spacing w:after="80"/>
-      </w:pPr>
-      <w:r>
-        <w:rPr>
-          <w:b/>
-          <w:bCs/>
-          <w:color w:val="1FA6A2"/>
-          <w:sz w:val="22"/>
-          <w:szCs w:val="22"/>
-        </w:rPr>
-        <w:t xml:space="preserve">☐  </w:t>
-      </w:r>
-      <w:r>
-        <w:rPr>
-          <w:sz w:val="20"/>
-          <w:szCs w:val="20"/>
-        </w:rPr>
         <w:t xml:space="preserve">I used at least two math words.</w:t>
-      </w:r>
-      <w:r>
-        <w:rPr>
-          <w:i/>
-          <w:iCs/>
-          <w:color w:val="5F6F80"/>
-          <w:sz w:val="18"/>
-          <w:szCs w:val="18"/>
-        </w:rPr>
-        <w:br/>
-        <w:t xml:space="preserve">Usé por lo menos dos palabras matemáticas.</w:t>
-      </w:r>
-    </w:p>
-    <w:p>
-      <w:pPr>
-        <w:spacing w:after="80"/>
-      </w:pPr>
-      <w:r>
-        <w:rPr>
-          <w:b/>
-          <w:bCs/>
-          <w:color w:val="1FA6A2"/>
-          <w:sz w:val="22"/>
-          <w:szCs w:val="22"/>
-        </w:rPr>
-        <w:t xml:space="preserve">☐  </w:t>
-      </w:r>
-      <w:r>
-        <w:rPr>
-          <w:sz w:val="20"/>
-          <w:szCs w:val="20"/>
-        </w:rPr>
-        <w:t xml:space="preserve">I reread complete sentences and punctuation.</w:t>
-      </w:r>
-      <w:r>
-        <w:rPr>
-          <w:i/>
-          <w:iCs/>
-          <w:color w:val="5F6F80"/>
-          <w:sz w:val="18"/>
-          <w:szCs w:val="18"/>
-        </w:rPr>
-        <w:br/>
-        <w:t xml:space="preserve">Volví a leer mis oraciones completas y la puntuación.</w:t>
       </w:r>
     </w:p>
     <w:p>
